--- a/klagomål/A 10196-2026 FSC-klagomål.docx
+++ b/klagomål/A 10196-2026 FSC-klagomål.docx
@@ -1528,7 +1528,7 @@
     <w:r>
       <w:tab/>
       <w:tab/>
-      <w:t>2026-03-31</w:t>
+      <w:t>2026-04-01</w:t>
       <w:br/>
       <w:br/>
     </w:r>

--- a/klagomål/A 10196-2026 FSC-klagomål.docx
+++ b/klagomål/A 10196-2026 FSC-klagomål.docx
@@ -1528,7 +1528,7 @@
     <w:r>
       <w:tab/>
       <w:tab/>
-      <w:t>2026-04-01</w:t>
+      <w:t>2026-04-02</w:t>
       <w:br/>
       <w:br/>
     </w:r>

--- a/klagomål/A 10196-2026 FSC-klagomål.docx
+++ b/klagomål/A 10196-2026 FSC-klagomål.docx
@@ -1528,7 +1528,7 @@
     <w:r>
       <w:tab/>
       <w:tab/>
-      <w:t>2026-04-02</w:t>
+      <w:t>2026-04-03</w:t>
       <w:br/>
       <w:br/>
     </w:r>

--- a/klagomål/A 10196-2026 FSC-klagomål.docx
+++ b/klagomål/A 10196-2026 FSC-klagomål.docx
@@ -1528,7 +1528,7 @@
     <w:r>
       <w:tab/>
       <w:tab/>
-      <w:t>2026-04-03</w:t>
+      <w:t>2026-04-04</w:t>
       <w:br/>
       <w:br/>
     </w:r>

--- a/klagomål/A 10196-2026 FSC-klagomål.docx
+++ b/klagomål/A 10196-2026 FSC-klagomål.docx
@@ -1528,7 +1528,7 @@
     <w:r>
       <w:tab/>
       <w:tab/>
-      <w:t>2026-04-04</w:t>
+      <w:t>2026-04-05</w:t>
       <w:br/>
       <w:br/>
     </w:r>

--- a/klagomål/A 10196-2026 FSC-klagomål.docx
+++ b/klagomål/A 10196-2026 FSC-klagomål.docx
@@ -1546,7 +1546,7 @@
     <w:r>
       <w:tab/>
       <w:tab/>
-      <w:t>2026-06-15</w:t>
+      <w:t>2026-06-16</w:t>
       <w:br/>
       <w:br/>
     </w:r>

--- a/klagomål/A 10196-2026 FSC-klagomål.docx
+++ b/klagomål/A 10196-2026 FSC-klagomål.docx
@@ -1546,7 +1546,7 @@
     <w:r>
       <w:tab/>
       <w:tab/>
-      <w:t>2026-06-16</w:t>
+      <w:t>2026-06-17</w:t>
       <w:br/>
       <w:br/>
     </w:r>

--- a/klagomål/A 10196-2026 FSC-klagomål.docx
+++ b/klagomål/A 10196-2026 FSC-klagomål.docx
@@ -1,6 +1,6 @@
 
 <file path=word/document.xml><?xml version="1.0" encoding="utf-8"?>
-<w:document xmlns:wpc="http://schemas.microsoft.com/office/word/2010/wordprocessingCanvas" xmlns:cx="http://schemas.microsoft.com/office/drawing/2014/chartex" xmlns:cx1="http://schemas.microsoft.com/office/drawing/2015/9/8/chartex" xmlns:cx2="http://schemas.microsoft.com/office/drawing/2015/10/21/chartex" xmlns:cx3="http://schemas.microsoft.com/office/drawing/2016/5/9/chartex" xmlns:cx4="http://schemas.microsoft.com/office/drawing/2016/5/10/chartex" xmlns:cx5="http://schemas.microsoft.com/office/drawing/2016/5/11/chartex" xmlns:cx6="http://schemas.microsoft.com/office/drawing/2016/5/12/chartex" xmlns:cx7="http://schemas.microsoft.com/office/drawing/2016/5/13/chartex" xmlns:cx8="http://schemas.microsoft.com/office/drawing/2016/5/14/chartex" xmlns:mc="http://schemas.openxmlformats.org/markup-compatibility/2006" xmlns:aink="http://schemas.microsoft.com/office/drawing/2016/ink" xmlns:am3d="http://schemas.microsoft.com/office/drawing/2017/model3d" xmlns:o="urn:schemas-microsoft-com:office:office" xmlns:oel="http://schemas.microsoft.com/office/2019/extlst" xmlns:r="http://schemas.openxmlformats.org/officeDocument/2006/relationships" xmlns:m="http://schemas.openxmlformats.org/officeDocument/2006/math" xmlns:v="urn:schemas-microsoft-com:vml" xmlns:wp14="http://schemas.microsoft.com/office/word/2010/wordprocessingDrawing" xmlns:wp="http://schemas.openxmlformats.org/drawingml/2006/wordprocessingDrawing" xmlns:w10="urn:schemas-microsoft-com:office:word" xmlns:w="http://schemas.openxmlformats.org/wordprocessingml/2006/main" xmlns:w14="http://schemas.microsoft.com/office/word/2010/wordml" xmlns:w15="http://schemas.microsoft.com/office/word/2012/wordml" xmlns:w16cex="http://schemas.microsoft.com/office/word/2018/wordml/cex" xmlns:w16cid="http://schemas.microsoft.com/office/word/2016/wordml/cid" xmlns:w16="http://schemas.microsoft.com/office/word/2018/wordml" xmlns:w16sdtdh="http://schemas.microsoft.com/office/word/2020/wordml/sdtdatahash" xmlns:w16se="http://schemas.microsoft.com/office/word/2015/wordml/symex" xmlns:wpg="http://schemas.microsoft.com/office/word/2010/wordprocessingGroup" xmlns:wpi="http://schemas.microsoft.com/office/word/2010/wordprocessingInk" xmlns:wne="http://schemas.microsoft.com/office/word/2006/wordml" xmlns:wps="http://schemas.microsoft.com/office/word/2010/wordprocessingShape" mc:Ignorable="w14 w15 w16se w16cid w16 w16cex w16sdtdh wp14">
+<w:document xmlns:wpc="http://schemas.microsoft.com/office/word/2010/wordprocessingCanvas" xmlns:cx="http://schemas.microsoft.com/office/drawing/2014/chartex" xmlns:cx1="http://schemas.microsoft.com/office/drawing/2015/9/8/chartex" xmlns:cx2="http://schemas.microsoft.com/office/drawing/2015/10/21/chartex" xmlns:cx3="http://schemas.microsoft.com/office/drawing/2016/5/9/chartex" xmlns:cx4="http://schemas.microsoft.com/office/drawing/2016/5/10/chartex" xmlns:cx5="http://schemas.microsoft.com/office/drawing/2016/5/11/chartex" xmlns:cx6="http://schemas.microsoft.com/office/drawing/2016/5/12/chartex" xmlns:cx7="http://schemas.microsoft.com/office/drawing/2016/5/13/chartex" xmlns:cx8="http://schemas.microsoft.com/office/drawing/2016/5/14/chartex" xmlns:mc="http://schemas.openxmlformats.org/markup-compatibility/2006" xmlns:aink="http://schemas.microsoft.com/office/drawing/2016/ink" xmlns:am3d="http://schemas.microsoft.com/office/drawing/2017/model3d" xmlns:o="urn:schemas-microsoft-com:office:office" xmlns:oel="http://schemas.microsoft.com/office/2019/extlst" xmlns:r="http://schemas.openxmlformats.org/officeDocument/2006/relationships" xmlns:m="http://schemas.openxmlformats.org/officeDocument/2006/math" xmlns:v="urn:schemas-microsoft-com:vml" xmlns:wp14="http://schemas.microsoft.com/office/word/2010/wordprocessingDrawing" xmlns:wp="http://schemas.openxmlformats.org/drawingml/2006/wordprocessingDrawing" xmlns:w10="urn:schemas-microsoft-com:office:word" xmlns:w="http://schemas.openxmlformats.org/wordprocessingml/2006/main" xmlns:w14="http://schemas.microsoft.com/office/word/2010/wordml" xmlns:w15="http://schemas.microsoft.com/office/word/2012/wordml" xmlns:w16cex="http://schemas.microsoft.com/office/word/2018/wordml/cex" xmlns:w16cid="http://schemas.microsoft.com/office/word/2016/wordml/cid" xmlns:w16="http://schemas.microsoft.com/office/word/2018/wordml" xmlns:w16du="http://schemas.microsoft.com/office/word/2023/wordml/word16du" xmlns:w16sdtdh="http://schemas.microsoft.com/office/word/2020/wordml/sdtdatahash" xmlns:w16sdtfl="http://schemas.microsoft.com/office/word/2024/wordml/sdtformatlock" xmlns:w16se="http://schemas.microsoft.com/office/word/2015/wordml/symex" xmlns:wpg="http://schemas.microsoft.com/office/word/2010/wordprocessingGroup" xmlns:wpi="http://schemas.microsoft.com/office/word/2010/wordprocessingInk" xmlns:wne="http://schemas.microsoft.com/office/word/2006/wordml" xmlns:wps="http://schemas.microsoft.com/office/word/2010/wordprocessingShape" mc:Ignorable="w14 w15 w16se w16cid w16 w16cex w16sdtdh w16sdtfl w16du wp14">
   <w:body>
     <w:p>
       <w:r>
@@ -168,7 +168,7 @@
     </w:p>
     <w:p>
       <w:r>
-        <w:t>Detta dokument behandlar höga naturvärden i avverkningsanmälan A 10196-2026 i Östersunds kommun. Denna avverkningsanmälan inkom 2026-02-23 11:11:29 och omfattar 3,2 ha.</w:t>
+        <w:t>Detta dokument behandlar höga naturvärden i avverkningsanmälan A 10196-2026 i Östersunds kommun som inkom 2026-02-23 och omfattar 3,2 ha.</w:t>
       </w:r>
     </w:p>
     <w:p>
@@ -191,12 +191,15 @@
     </w:p>
     <w:p>
       <w:r>
-        <w:t>I avverkningsanmälan har följande 8 naturvårdsarter hittats: knärot (VU, §8), garnlav (NT), järpe (NT, §4), liten svartspik (NT), talltita (NT, §4), tretåig hackspett (NT, §4), vitgrynig nållav (NT) och vedticka (S). Av dessa är 7 rödlistade. För rödlistade arter har rödlistekategorin angivits inom parentes. Arter som är signalarter enligt Skogsstyrelsen har markerats med (S). För fridlysta arter anges även paragrafen i Artskyddsförordningen som arten är fridlyst enligt.</w:t>
+        <w:t>I och inom 1 meter från avverkningsanmälan har följande 8 naturvårdsarter hittats: garnlav (VU, T), knärot (VU, T, §8), liten svartspik (NT), talltita (NT, §4), tretåig hackspett (NT, T, §4), vitgrynig nållav (NT), vedticka (S, T) och järpe (T, §4). Av dessa är 6 rödlistade. För rödlistade arter har rödlistekategorin angivits inom parentes. Arter som är signalarter enligt Skogsstyrelsen har markerats med (S). Typiska arter inom Natura 2000 som är kopplade till skogsekosystem har markerats med (T). För fridlysta arter anges även paragrafen i Artskyddsförordningen som arten är fridlyst enligt.</w:t>
       </w:r>
     </w:p>
     <w:p>
       <w:r>
-        <w:t>De påträffade naturvårdsarterna är ett tydligt kvitto på att detta rör sig om en skog med höga naturvärden. I Figur 1 visas en karta över det avverkningsanmälda området, där samtliga fyndplatser för naturvårdsarter som finns registrerade på Artportalen har markerats.</w:t>
+        <w:t>De påträffade naturvårdsarterna är ett tydligt kvitto på att det rör sig om en skog med höga naturvärden.</w:t>
+      </w:r>
+      <w:r>
+        <w:t xml:space="preserve"> I Figur 1 visas fyndplatser för naturvårdsarter i området, som finns registrerade på Artportalen.</w:t>
       </w:r>
     </w:p>
     <w:p>
@@ -206,7 +209,7 @@
       <w:r>
         <w:drawing>
           <wp:inline xmlns:a="http://schemas.openxmlformats.org/drawingml/2006/main" xmlns:pic="http://schemas.openxmlformats.org/drawingml/2006/picture">
-            <wp:extent cx="5486400" cy="4952613"/>
+            <wp:extent cx="5486400" cy="4781499"/>
             <wp:docPr id="1" name="Picture 1"/>
             <wp:cNvGraphicFramePr>
               <a:graphicFrameLocks noChangeAspect="1"/>
@@ -227,7 +230,7 @@
                   <pic:spPr>
                     <a:xfrm>
                       <a:off x="0" y="0"/>
-                      <a:ext cx="5486400" cy="4952613"/>
+                      <a:ext cx="5486400" cy="4781499"/>
                     </a:xfrm>
                     <a:prstGeom prst="rect"/>
                   </pic:spPr>
@@ -241,20 +244,77 @@
     <w:p>
       <w:pPr>
         <w:pStyle w:val="Caption"/>
+        <w:spacing w:after="240"/>
       </w:pPr>
       <w:r>
-        <w:t>Figur 1. Fyndplatser för naturvårdsarter i det avverkningsanmälda området (röd linje). Markörer utan svart kant är placerade på fyndplatsen. Markörer med svart kant är placerade vid sidan av fyndplatsen och har ett svart streck som visar fyndplatsens exakta position. Kartans mittpunktskoordinat är N 6991907, E 478553 i SWEREF 99 TM.</w:t>
+        <w:t>Figur 1. Fyndplatser för naturvårdsarter i och inom 1 meter från avverkningsanmälan (röd linje). Markörer utan svart kant är placerade på fyndplatsen. Markörer med svart kant är placerade vid sidan av fyndplatsen och har ett svart streck som visar fyndplatsens exakta position. Kartans mittpunktskoordinat är N 6991907, E 478553 i SWEREF 99 TM.</w:t>
       </w:r>
     </w:p>
     <w:p>
+      <w:pPr>
+        <w:pStyle w:val="Heading2"/>
+      </w:pPr>
+      <w:r>
+        <w:t>Fridlysta arter</w:t>
+      </w:r>
+    </w:p>
+    <w:p>
+      <w:r>
+        <w:t>Följande fridlysta arter har sina livsmiljöer och växtplatser i den avverkningsanmälda skogen: knärot (VU, T, §8), talltita (NT, §4), tretåig hackspett (NT, T, §4) och järpe (T, §4).</w:t>
+      </w:r>
+    </w:p>
+    <w:p>
+      <w:r>
+        <w:t xml:space="preserve">Observera att medlemsländerna är skyldiga att agera i enlighet med EU:s fågeldirektiv där det uttryckligen står att direktivet gäller för fåglar samt för deras ägg, bon och </w:t>
+      </w:r>
       <w:r>
         <w:rPr>
           <w:b/>
         </w:rPr>
-        <w:t>Garnlav (VU)</w:t>
-      </w:r>
-      <w:r>
-        <w:t xml:space="preserve"> är en utpräglad barrskogsart som ibland kan drapera träden i norrländska grannaturskogar med hög luftfuktighet. Den förekommer även i talldominerade bestånd där den, förutom i trädens grenverk, påträffas hängande över ojämnheter i tallbarken. Arten har minskat starkt i södra och mellersta Sverige och den minskar även i sitt nordliga utbredningsområde. Minskningstakten uppgår till 30 (20–50) % inom 50 år och överstiger gränsvärdet för Sårbar (VU). Orsaken till tillbakagången beror främst på slutavverkningar av naturskogsartade skogar. Bestånd med riklig förekomst bör regelmässigt sparas, vilket även gynnar flera andra sällsynta och rödlistade arter. Garnlav är värdväxt för den mycket sällsynta och akut hotade fjärilen barrskogslavfly (CR) som hör hemma i boreala barrskogar med riklig förekomst av värdväxten. Tidigare kunde arten konstateras årligen på flera platser vid Dala-Floda i Dalarna innan lokalerna kalavverkades. Senaste fyndet i landet av barrskogslavfly är från år 2000 då den påträffades vid Högberget i Sollefteå kommun. Garnlav är typisk art för </w:t>
+        <w:t xml:space="preserve">livsmiljöer </w:t>
+      </w:r>
+      <w:r>
+        <w:t>(artikel 1). Vidare att de åtgärder som vidtas inte får leda till en försämring av den nuvarande situationen beträffande bevarandet av de fågelarter som avses i artikel 1 (artikel 13). Fågeldirektivet är styrande för tillsynsansvariga myndigheters ärendehantering, ställningstaganden och beslutsfattande.</w:t>
+      </w:r>
+    </w:p>
+    <w:p>
+      <w:r>
+        <w:rPr>
+          <w:b/>
+        </w:rPr>
+        <w:t>Järpe (§4)</w:t>
+      </w:r>
+      <w:r>
+        <w:t xml:space="preserve">, som är upptagen i bilaga 1 och 2 EU:s fågeldirektiv, är mycket stationär inom sitt revir som är minst 25 hektar stort. Livsmiljöerna utgörs av tät barrskog med inblandning av lövträd och en väl utvecklad flerskiktad struktur med bärris och yngre eller undertryckta, täta granar i ett lägre skikt, ofta utmed bäckar och åar inne i den skyddande granskogen. Den överlever inte om dess livsmiljö kalavverkas och är även känslig för röjning, gallring och avverkning där unga granar och lövträd inte sparas i tillräcklig omfattning. Arten finns i sammanhängande grandominerad skog över hela Sverige men förekomsterna är betydligt glesare i Götaland än i övriga landet. Järpe är typisk art för </w:t>
+      </w:r>
+      <w:r>
+        <w:rPr>
+          <w:i/>
+        </w:rPr>
+        <w:t xml:space="preserve">9010 Taiga, 9080 Lövsumpskog </w:t>
+      </w:r>
+      <w:r>
+        <w:t xml:space="preserve">och </w:t>
+      </w:r>
+      <w:r>
+        <w:rPr>
+          <w:i/>
+        </w:rPr>
+        <w:t xml:space="preserve">9740 Skogsbevuxen myr </w:t>
+      </w:r>
+      <w:r>
+        <w:t>(SLU Artdatabanken, 2026).</w:t>
+      </w:r>
+    </w:p>
+    <w:p>
+      <w:r>
+        <w:rPr>
+          <w:b/>
+        </w:rPr>
+        <w:t>Knärot (VU, §8)</w:t>
+      </w:r>
+      <w:r>
+        <w:t xml:space="preserve"> är typisk art för </w:t>
       </w:r>
       <w:r>
         <w:rPr>
@@ -269,137 +329,10 @@
         <w:rPr>
           <w:i/>
         </w:rPr>
-        <w:t xml:space="preserve"> 9070 Trädklädd betesmark</w:t>
-      </w:r>
-      <w:r>
-        <w:t xml:space="preserve"> (SLU Artdatabanken, 2026).</w:t>
-      </w:r>
-    </w:p>
-    <w:p>
-      <w:r>
-        <w:rPr>
-          <w:b/>
-        </w:rPr>
-        <w:t>Liten svartspik (NT)</w:t>
-      </w:r>
-      <w:r>
-        <w:t xml:space="preserve"> växer på granbark i boreala barrskogar med lång trädkontinuitet och hög luftfuktighet. Orsaken till tillbakagången beror på främst på slutavverkningar av naturskogsartade granskogar. Bestånd med riklig förekomst av liten svartspik bör regelmässigt sparas. Naturhänsyn i samband med slutavverkning måste ske så att man undviker uttorkningseffekter (SLU Artdatabanken, 2024).</w:t>
-      </w:r>
-    </w:p>
-    <w:p>
-      <w:r>
-        <w:rPr>
-          <w:b/>
-        </w:rPr>
-        <w:t xml:space="preserve">Vedticka </w:t>
-      </w:r>
-      <w:r>
-        <w:t xml:space="preserve">är en bra signalart söder om den naturliga norrlandsgränsen. Den är huvudsakligen knuten till äldre barrskogar där det föreligger långvarig kontinuitet av död barrved. Vedticka är typisk art för </w:t>
-      </w:r>
-      <w:r>
-        <w:rPr>
-          <w:i/>
-        </w:rPr>
-        <w:t xml:space="preserve">9010 Taiga </w:t>
-      </w:r>
-      <w:r>
-        <w:t>(Nitare &amp; Skogsstyrelsen, 2019; SLU Artdatabanken, 2025).</w:t>
-      </w:r>
-    </w:p>
-    <w:p>
-      <w:r>
-        <w:rPr>
-          <w:b/>
-        </w:rPr>
-        <w:t>Vitgrynig nållav (NT)</w:t>
-      </w:r>
-      <w:r>
-        <w:t xml:space="preserve"> växer nästan uteslutande på bark av gamla, senvuxna granar i skuggiga lägen med hög och jämn luftfuktighet. Den vanligaste naturtypen för arten är kontinuitetsskogar på frisk mark men den finns också i sumpgranskogar. På lång sikt utgör avverkningar av olikåldriga granskogar av naturskogskaraktär ett allvarligt hot mot arten och skogsbruksåtgärder på eller i närheten av växtplatserna bör undvikas. Naturskogsartade, fuktiga granskogar med förekomster av arten signalerar höga biologiska värden och bör bevaras (SLU Artdatabanken, 2024; Nitare &amp; Skogsstyrelsen, 2019).</w:t>
-      </w:r>
-    </w:p>
-    <w:p>
-      <w:pPr>
-        <w:pStyle w:val="Heading1"/>
-      </w:pPr>
-      <w:r>
-        <w:t>Fridlysta arter</w:t>
-      </w:r>
-    </w:p>
-    <w:p>
-      <w:r>
-        <w:t>Följande fridlysta arter har sina livsmiljöer och växtplatser i den avverkningsanmälda skogen: knärot (VU, §8), järpe (NT, §4), talltita (NT, §4) och tretåig hackspett (NT, §4).</w:t>
-      </w:r>
-    </w:p>
-    <w:p>
-      <w:r>
-        <w:t xml:space="preserve">Observera att medlemsländerna är skyldiga att agera i enlighet med EU:s fågeldirektiv där det uttryckligen står att direktivet gäller för fåglar samt för deras ägg, bon och </w:t>
-      </w:r>
-      <w:r>
-        <w:rPr>
-          <w:b/>
-        </w:rPr>
-        <w:t xml:space="preserve">livsmiljöer </w:t>
-      </w:r>
-      <w:r>
-        <w:t>(artikel 1). Vidare att de åtgärder som vidtas inte får leda till en försämring av den nuvarande situationen beträffande bevarandet av de fågelarter som avses i artikel 1 (artikel 13). Fågeldirektivet är styrande för tillsynsansvariga myndigheters ärendehantering, ställningstaganden och beslutsfattande.</w:t>
-      </w:r>
-    </w:p>
-    <w:p>
-      <w:r>
-        <w:rPr>
-          <w:b/>
-        </w:rPr>
-        <w:t>Järpe (§4)</w:t>
-      </w:r>
-      <w:r>
-        <w:t xml:space="preserve">, som är upptagen i bilaga 1 och 2 EU:s fågeldirektiv, är mycket stationär inom sitt revir som är minst 25 hektar stort. Livsmiljöerna utgörs av tät barrskog med inblandning av lövträd och en väl utvecklad flerskiktad struktur med bärris och yngre eller undertryckta, täta granar i ett lägre skikt, ofta utmed bäckar och åar inne i den skyddande granskogen. Den överlever inte om dess livsmiljö kalavverkas och är även känslig för röjning, gallring och avverkning där unga granar och lövträd inte sparas i tillräcklig omfattning. Arten finns i sammanhängande grandominerad skog över hela Sverige men förekomsterna är betydligt glesare i Götaland än i övriga landet. Järpe är typisk art för </w:t>
-      </w:r>
-      <w:r>
-        <w:rPr>
-          <w:i/>
-        </w:rPr>
-        <w:t xml:space="preserve">9010 Taiga, 9080 Lövsumpskog </w:t>
-      </w:r>
-      <w:r>
-        <w:t xml:space="preserve">och </w:t>
-      </w:r>
-      <w:r>
-        <w:rPr>
-          <w:i/>
-        </w:rPr>
-        <w:t xml:space="preserve">9740 Skogsbevuxen myr </w:t>
-      </w:r>
-      <w:r>
-        <w:t>(SLU Artdatabanken, 2026).</w:t>
-      </w:r>
-    </w:p>
-    <w:p>
-      <w:r>
-        <w:rPr>
-          <w:b/>
-        </w:rPr>
-        <w:t>Knärot (VU, §8)</w:t>
-      </w:r>
-      <w:r>
-        <w:t xml:space="preserve"> är typisk art för </w:t>
-      </w:r>
-      <w:r>
-        <w:rPr>
-          <w:i/>
-        </w:rPr>
-        <w:t xml:space="preserve">9010 Taiga </w:t>
-      </w:r>
-      <w:r>
-        <w:t>och</w:t>
-      </w:r>
-      <w:r>
-        <w:rPr>
-          <w:i/>
-        </w:rPr>
         <w:t xml:space="preserve"> 9050 Näringsrik granskog</w:t>
       </w:r>
       <w:r>
-        <w:t xml:space="preserve">, rödlistad som sårbar och fridlyst enligt 8§ artskyddsförordningen. En nyligen genomförd analys av 79 floraväktarlokaler indikerar att det behövs någonstans mellan 100 och 150 meters skyddszon för att en knärotspopulation inte ska dö ut på lång sikt (Sebestyén &amp; Sundberg, 2025). Detta ligger väl i linje med tidigare genomförda studier som visar att det krävs väl tilltagna buffertzoner för att knäroten inte ska ta skada av skogsbruksåtgärder i intilliggande skog (Johnson, 2014; Koelmeijer m.fl., 2022; Skogsstyrelsen, 2022). Arten är även känslig för gallring vilket framgår av Skogsstyrelsens egen vägledning för hänsyn till knärot (Skogsstyrelsen, 2022). För rika förekomster av knärot är reservatsbildning eller biotopskydd lämpliga åtgärder för att skydda den. På knärot kan den sällsynta rostsvampen </w:t>
+        <w:t xml:space="preserve">, rödlistad som sårbar och fridlyst enligt 8§ artskyddsförordningen. En nyligen genomförd analys av 79 floraväktarlokaler indikerar att det behövs någonstans mellan 100 och 150 meters skyddszon för att en knärotspopulation inte ska dö ut på lång sikt (Sebestyén &amp; Sundberg, 2025). Detta ligger väl i linje med tidigare genomförda studier som visar att det krävs väl tilltagna buffertzoner för att knäroten inte ska ta skada av skogsbruksåtgärder i intilliggande skog (Johnson, 2014; Koelmeijer m.fl., 2022; Skogsstyrelsen, 2022). Arten är även känslig för gallring vilket framgår av Skogsstyrelsens egen vägledning för hänsyn till knärot (Skogsstyrelsen, 2022). Ytterligare en studie visar på den starka korrelationen mellan minskande arealer kontinuitetsskog och lokal utdöenderisk. Knäroten uppvisade en mycket låg koloniseringsgrad (0,7 % över 10 år) i kombination med hög lokal utrotningsrisk (75,2 %), där utrotningssannolikheten ökade kraftigt när arealen kontinuitetsskog minskade mellan undersökningar, t.ex. på grund av kalhyggesbruk (Johansson et al., 2026). För rika förekomster av knärot är reservatsbildning eller biotopskydd lämpliga åtgärder för att skydda den. På knärot kan den sällsynta rostsvampen </w:t>
       </w:r>
       <w:r>
         <w:rPr>
@@ -422,7 +355,7 @@
     </w:p>
     <w:p>
       <w:r>
-        <w:t>I det avverkningsanmälda området finns 7 fyndplatser för knärot registrerade på Artportalen. Figur 2 visar gränserna för buffertzoner på 50 m, som behöver lämnas kring fyndplatserna för att knärotslokalerna inte ska försvinna vid en avverkning. Av det avverkningsanmälda området överlappar 1.89 ha med buffertzonerna och får av detta skäl inte avverkas.</w:t>
+        <w:t>I det avverkningsanmälda området finns 8 fyndplatser för knärot registrerade på Artportalen. Figur 2 visar gränserna för buffertzoner på 50 m, som behöver lämnas kring fyndplatserna för att knärotslokalerna inte ska försvinna vid en avverkning. Av det avverkningsanmälda området överlappar 1.89 ha med buffertzonerna och får av detta skäl inte avverkas.</w:t>
       </w:r>
     </w:p>
     <w:p>
@@ -432,7 +365,7 @@
       <w:r>
         <w:drawing>
           <wp:inline xmlns:a="http://schemas.openxmlformats.org/drawingml/2006/main" xmlns:pic="http://schemas.openxmlformats.org/drawingml/2006/picture">
-            <wp:extent cx="5486400" cy="6185969"/>
+            <wp:extent cx="5486400" cy="6185751"/>
             <wp:docPr id="2" name="Picture 2"/>
             <wp:cNvGraphicFramePr>
               <a:graphicFrameLocks noChangeAspect="1"/>
@@ -453,7 +386,7 @@
                   <pic:spPr>
                     <a:xfrm>
                       <a:off x="0" y="0"/>
-                      <a:ext cx="5486400" cy="6185969"/>
+                      <a:ext cx="5486400" cy="6185751"/>
                     </a:xfrm>
                     <a:prstGeom prst="rect"/>
                   </pic:spPr>
@@ -467,15 +400,11 @@
     <w:p>
       <w:pPr>
         <w:pStyle w:val="Caption"/>
+        <w:spacing w:after="240"/>
       </w:pPr>
       <w:r>
         <w:t>Figur 2. Fyndplatser och buffertzoner för knärot i det avverkningsanmälda området. Endast fyndplatser vars buffertzoner överlappar med det avverkningsanmälda området har tagits med i visualiseringen. Kartans mittpunktskoordinat är N 6991907, E 478553 i SWEREF 99 TM.</w:t>
       </w:r>
-    </w:p>
-    <w:p>
-      <w:pPr>
-        <w:pStyle w:val="Caption"/>
-      </w:pPr>
     </w:p>
     <w:p>
       <w:r>
@@ -520,6 +449,85 @@
     <w:p>
       <w:r>
         <w:t>I BILAGA 1 finns mer detaljerad information om ekologi samt krav på livsmiljö hos fridlysta arter.</w:t>
+      </w:r>
+    </w:p>
+    <w:p>
+      <w:pPr>
+        <w:pStyle w:val="Heading2"/>
+      </w:pPr>
+      <w:r>
+        <w:t>Övriga naturvårdsarter</w:t>
+      </w:r>
+    </w:p>
+    <w:p>
+      <w:r>
+        <w:rPr>
+          <w:b/>
+        </w:rPr>
+        <w:t>Garnlav (VU)</w:t>
+      </w:r>
+      <w:r>
+        <w:t xml:space="preserve"> är en utpräglad barrskogsart som ibland kan drapera träden i norrländska grannaturskogar med hög luftfuktighet. Den förekommer även i talldominerade bestånd där den, förutom i trädens grenverk, påträffas hängande över ojämnheter i tallbarken. Arten har minskat starkt i södra och mellersta Sverige och den minskar även i sitt nordliga utbredningsområde. Minskningstakten uppgår till 30 (20–50) % inom 50 år och överstiger gränsvärdet för Sårbar (VU). Orsaken till tillbakagången beror främst på slutavverkningar av naturskogsartade skogar. Bestånd med riklig förekomst bör regelmässigt sparas, vilket även gynnar flera andra sällsynta och rödlistade arter. Garnlav är värdväxt för den mycket sällsynta och akut hotade fjärilen barrskogslavfly (CR) som hör hemma i boreala barrskogar med riklig förekomst av värdväxten. Tidigare kunde arten konstateras årligen på flera platser vid Dala-Floda i Dalarna innan lokalerna kalavverkades. Senaste fyndet i landet av barrskogslavfly är från år 2000 då den påträffades vid Högberget i Sollefteå kommun. Garnlav är typisk art för </w:t>
+      </w:r>
+      <w:r>
+        <w:rPr>
+          <w:i/>
+        </w:rPr>
+        <w:t xml:space="preserve">9010 Taiga </w:t>
+      </w:r>
+      <w:r>
+        <w:t>och</w:t>
+      </w:r>
+      <w:r>
+        <w:rPr>
+          <w:i/>
+        </w:rPr>
+        <w:t xml:space="preserve"> 9070 Trädklädd betesmark</w:t>
+      </w:r>
+      <w:r>
+        <w:t xml:space="preserve"> (SLU Artdatabanken, 2026).</w:t>
+      </w:r>
+    </w:p>
+    <w:p>
+      <w:r>
+        <w:rPr>
+          <w:b/>
+        </w:rPr>
+        <w:t>Liten svartspik (NT)</w:t>
+      </w:r>
+      <w:r>
+        <w:t xml:space="preserve"> växer på granbark i boreala barrskogar med lång trädkontinuitet och hög luftfuktighet. Orsaken till tillbakagången beror på främst på slutavverkningar av naturskogsartade granskogar. Bestånd med riklig förekomst av liten svartspik bör regelmässigt sparas. Naturhänsyn i samband med slutavverkning måste ske så att man undviker uttorkningseffekter (SLU Artdatabanken, 2024).</w:t>
+      </w:r>
+    </w:p>
+    <w:p>
+      <w:r>
+        <w:rPr>
+          <w:b/>
+        </w:rPr>
+        <w:t xml:space="preserve">Vedticka </w:t>
+      </w:r>
+      <w:r>
+        <w:t xml:space="preserve">är en bra signalart söder om den naturliga norrlandsgränsen. Den är huvudsakligen knuten till äldre barrskogar där det föreligger långvarig kontinuitet av död barrved. Vedticka är typisk art för </w:t>
+      </w:r>
+      <w:r>
+        <w:rPr>
+          <w:i/>
+        </w:rPr>
+        <w:t xml:space="preserve">9010 Taiga </w:t>
+      </w:r>
+      <w:r>
+        <w:t>(Nitare &amp; Skogsstyrelsen, 2019; SLU Artdatabanken, 2025).</w:t>
+      </w:r>
+    </w:p>
+    <w:p>
+      <w:r>
+        <w:rPr>
+          <w:b/>
+        </w:rPr>
+        <w:t>Vitgrynig nållav (NT)</w:t>
+      </w:r>
+      <w:r>
+        <w:t xml:space="preserve"> växer nästan uteslutande på bark av gamla, senvuxna granar i skuggiga lägen med hög och jämn luftfuktighet. Den vanligaste naturtypen för arten är kontinuitetsskogar på frisk mark men den finns också i sumpgranskogar. På lång sikt utgör avverkningar av olikåldriga granskogar av naturskogskaraktär ett allvarligt hot mot arten och skogsbruksåtgärder på eller i närheten av växtplatserna bör undvikas. Naturskogsartade, fuktiga granskogar med förekomster av arten signalerar höga biologiska värden och bör bevaras (SLU Artdatabanken, 2024; Nitare &amp; Skogsstyrelsen, 2019).</w:t>
       </w:r>
     </w:p>
     <w:p>
@@ -628,7 +636,7 @@
         <w:rPr>
           <w:i/>
         </w:rPr>
-        <w:t>I det avverkningsanmälda skogsområdet har 8 naturvårdsarter varav 7 rödlistade arter sina livsmiljöer och växtplatser.</w:t>
+        <w:t>I det avverkningsanmälda skogsområdet har 8 naturvårdsarter varav 6 rödlistade arter sina livsmiljöer och växtplatser.</w:t>
       </w:r>
     </w:p>
     <w:p>
@@ -919,7 +927,7 @@
     </w:p>
     <w:p>
       <w:r>
-        <w:t>En analys av 79 floraväktarlokaler åren 1990–2015 vilka återbesökts under 2020–2024 visade på en tydlig negativ påverkan på knärotsförekomster från större hyggen i närområdet (inom 150–200 m) vilket indikerar att kanteffekter har en stor påverkan på populationerna. Resultaten bekräftar knärotens känslighet för kanteffekter och visar vikten av att skydda större skogsbestånd för att bevara arten. Om det blir höga andelar (&gt;30%) hyggen inom 200 meter från en knärotsförekomst så ökar risken för att en knärotspopulation dör ut och det verkar det behövas någonstans mellan 100 och 150 meters skyddszon för att bevara arten på lång sikt (Sebestyén &amp; Sundberg, 2025).</w:t>
+        <w:t>En analys av 79 floraväktarlokaler åren 1990–2015 vilka återbesökts under 2020–2024 visade på en tydlig negativ påverkan på knärotsförekomster från större hyggen i närområdet (inom 150–200 m) vilket indikerar att kanteffekter har en stor påverkan på populationerna. Resultaten bekräftar knärotens känslighet för kanteffekter och visar vikten av att skydda större skogsbestånd för att bevara arten. Om det blir höga andelar (&gt;30%) hyggen inom 200 meter från en knärotsförekomst så ökar risken för att en knärotspopulation dör ut och det verkar det behövas någonstans mellan 100 och 150 meters skyddszon för att bevara arten på lång sikt (Sebestyén &amp; Sundberg, 2025). Detta stöds även av en studie (Johansson et al, 2026) baserad på data från Riksskogstaxeringen som visar att knäroten minskat med 66 % under perioden 1993–2022 samt att det finns en stark korrelation mellan minskande arealer kontinuitetsskog och lokal utdöenderisk. Knäroten uppvisade en mycket låg koloniseringsgrad (0,7 % över 10 år) i kombination med hög lokal utrotningsrisk (75,2 %), där utrotningssannolikheten ökade kraftigt när arealen kontinuitetsskog minskade mellan undersökningar, t.ex. på grund av kalhyggesbruk (Johansson et al., 2026).</w:t>
       </w:r>
     </w:p>
     <w:p>
@@ -964,7 +972,7 @@
     </w:p>
     <w:p>
       <w:r>
-        <w:t>En nyligen publicerad vetenskaplig uppsats av Koelmeijer m.fl. (2022) inkluderar orkidén knärots skyddsbehov. I uppsatsen berörs problemet med uttorkning för växter, bl.a. för knärot, ett problem som blivit accentuerat på grund av den pågående klimatförändringen och torra somrar, t.ex. den exceptionellt torra sommaren 2018. I uppsatsen undersöks områden med tre olika avstånd från kalhyggeskant med avseende på skydd bl.a. för knärot. Det första området har avstånd upp till 20 m från hyggeskant (Strong edge effect), det andra 20–40 m från hyggeskant (Weak edge effect) och det tredje avser större avstånd från hyggeskant, där kanteffekten anses vara försumbar (Interior). Ett resultat var att man fann stor eller mycket stor uttorkningseffekt på känsliga och rödlistade skogsarter vid de kortare avstånden till hyggeskant, medan effekt av uttorkning inte konstaterades på större avstånd (Interior). För orkidén knärot fann man en rik förekomst (upp till 0,06 dm2/m2) på stort avstånd från hyggeskant (Interior), medan förekomsten var liten eller närmast försumbar i de områden som klassificerades som Weak edge effect respektive Strong edge effect. Arbetet påpekar att de allt oftare förekommande torra somrarna ger ytterligare skäl att utöka skyddsavståndet från hyggen till den fuktkrävande arten knärot (Koelmeijer m.fl., 2022).</w:t>
+        <w:t>Ytterligare en studie (Koelmeijer m.fl., 2022) inkluderar knärotens skyddsbehov. I uppsatsen berörs problemet med uttorkning för växter, bl.a. för knärot, ett problem som blivit accentuerat på grund av den pågående klimatförändringen och torra somrar, t.ex. den exceptionellt torra sommaren 2018. I uppsatsen undersöks områden med tre olika avstånd från kalhyggeskant med avseende på skydd bl.a. för knärot. Det första området har avstånd upp till 20 m från hyggeskant (Strong edge effect), det andra 20–40 m från hyggeskant (Weak edge effect) och det tredje avser större avstånd från hyggeskant, där kanteffekten anses vara försumbar (Interior). Ett resultat var att man fann stor eller mycket stor uttorkningseffekt på känsliga och rödlistade skogsarter vid de kortare avstånden till hyggeskant, medan effekt av uttorkning inte konstaterades på större avstånd (Interior). För orkidén knärot fann man en rik förekomst (upp till 0,06 dm2/m2) på stort avstånd från hyggeskant (Interior), medan förekomsten var liten eller närmast försumbar i de områden som klassificerades som Weak edge effect respektive Strong edge effect. Arbetet påpekar att de allt oftare förekommande torra somrarna ger ytterligare skäl att utöka skyddsavståndet från hyggen till den fuktkrävande arten knärot (Koelmeijer m.fl., 2022).</w:t>
       </w:r>
     </w:p>
     <w:p>
@@ -996,7 +1004,7 @@
         <w:t xml:space="preserve">Short-term response of the herbaceous layer within leave patches after harvest. </w:t>
       </w:r>
       <w:r>
-        <w:t>Forest Ecology and Management 257, 1014–1025</w:t>
+        <w:t>Forest Ecology and Management 257, 1014–1025.</w:t>
       </w:r>
     </w:p>
     <w:p>
@@ -1010,7 +1018,30 @@
         <w:t xml:space="preserve">Level and pattern of overstory retention interact to shape long-term responses of understories to timber harvest. </w:t>
       </w:r>
       <w:r>
-        <w:t>Ecological Applications, 22, 2049–2064</w:t>
+        <w:t>Ecological Applications, 22, 2049–2064.</w:t>
+      </w:r>
+    </w:p>
+    <w:p>
+      <w:r>
+        <w:t>Johansson, V., Jansson, M. och Bergman, K-O</w:t>
+      </w:r>
+      <w:r>
+        <w:rPr>
+          <w:i/>
+        </w:rPr>
+        <w:t>.</w:t>
+      </w:r>
+      <w:r>
+        <w:t>, 2026.</w:t>
+      </w:r>
+      <w:r>
+        <w:rPr>
+          <w:i/>
+        </w:rPr>
+        <w:t xml:space="preserve"> A 30-year population decline of a threatened forest orchid associated with old growth forests</w:t>
+      </w:r>
+      <w:r>
+        <w:t>. Department of Physics, Chemistry and Biology (IFM), Linköping University.</w:t>
       </w:r>
     </w:p>
     <w:p>
@@ -1024,7 +1055,7 @@
         <w:t>Retention Forestry as a Conservation Measure for Boreal Forest Ground Vegetation</w:t>
       </w:r>
       <w:r>
-        <w:t>. Doktorsavhandling, SLU, Uppsala</w:t>
+        <w:t>. Doktorsavhandling, SLU, Uppsala.</w:t>
       </w:r>
     </w:p>
     <w:p>
@@ -1038,7 +1069,7 @@
         <w:t xml:space="preserve">Interactive effects of drought and edge exposure on old-growth forest understory species. </w:t>
       </w:r>
       <w:r>
-        <w:t>Landscape Ecology, 37, sid 1839–1853</w:t>
+        <w:t>Landscape Ecology, 37, sid 1839–1853.</w:t>
       </w:r>
     </w:p>
     <w:p>
@@ -1066,7 +1097,7 @@
         <w:t>Påverkan på knärotslokaler från hyggen i närheten.</w:t>
       </w:r>
       <w:r>
-        <w:t xml:space="preserve"> DAPHNE 36:1 2025. Botaniska Sällskapet i Stockholm</w:t>
+        <w:t xml:space="preserve"> DAPHNE 36:1 2025. Botaniska Sällskapet i Stockholm.</w:t>
       </w:r>
     </w:p>
     <w:p>
@@ -1080,7 +1111,7 @@
         <w:t xml:space="preserve">Vägledning för hänsyn till knärot. </w:t>
       </w:r>
       <w:r>
-        <w:t>https://www.skogsstyrelsen.se/lag-och-tillsyn/artskydd/vagledningar-och-kunskapsstod-artskydd/vagledning-for-hansyn-till-knarot/</w:t>
+        <w:t>https://www.skogsstyrelsen.se/lag-och-tillsyn/artskydd/vagledningar-och-kunskapsstod-artskydd/vagledning-for-hansyn-till-knarot/.</w:t>
       </w:r>
     </w:p>
     <w:p>
@@ -1094,7 +1125,7 @@
         <w:t xml:space="preserve">Artfaktablad. Naturvård – artfakta. </w:t>
       </w:r>
       <w:r>
-        <w:t>SLU Artdatabanken, Uppsala</w:t>
+        <w:t>SLU Artdatabanken, Uppsala.</w:t>
       </w:r>
     </w:p>
     <w:p>
@@ -1436,7 +1467,7 @@
 </file>
 
 <file path=word/endnotes.xml><?xml version="1.0" encoding="utf-8"?>
-<w:endnotes xmlns:wpc="http://schemas.microsoft.com/office/word/2010/wordprocessingCanvas" xmlns:cx="http://schemas.microsoft.com/office/drawing/2014/chartex" xmlns:cx1="http://schemas.microsoft.com/office/drawing/2015/9/8/chartex" xmlns:cx2="http://schemas.microsoft.com/office/drawing/2015/10/21/chartex" xmlns:cx3="http://schemas.microsoft.com/office/drawing/2016/5/9/chartex" xmlns:cx4="http://schemas.microsoft.com/office/drawing/2016/5/10/chartex" xmlns:cx5="http://schemas.microsoft.com/office/drawing/2016/5/11/chartex" xmlns:cx6="http://schemas.microsoft.com/office/drawing/2016/5/12/chartex" xmlns:cx7="http://schemas.microsoft.com/office/drawing/2016/5/13/chartex" xmlns:cx8="http://schemas.microsoft.com/office/drawing/2016/5/14/chartex" xmlns:mc="http://schemas.openxmlformats.org/markup-compatibility/2006" xmlns:aink="http://schemas.microsoft.com/office/drawing/2016/ink" xmlns:am3d="http://schemas.microsoft.com/office/drawing/2017/model3d" xmlns:o="urn:schemas-microsoft-com:office:office" xmlns:oel="http://schemas.microsoft.com/office/2019/extlst" xmlns:r="http://schemas.openxmlformats.org/officeDocument/2006/relationships" xmlns:m="http://schemas.openxmlformats.org/officeDocument/2006/math" xmlns:v="urn:schemas-microsoft-com:vml" xmlns:wp14="http://schemas.microsoft.com/office/word/2010/wordprocessingDrawing" xmlns:wp="http://schemas.openxmlformats.org/drawingml/2006/wordprocessingDrawing" xmlns:w10="urn:schemas-microsoft-com:office:word" xmlns:w="http://schemas.openxmlformats.org/wordprocessingml/2006/main" xmlns:w14="http://schemas.microsoft.com/office/word/2010/wordml" xmlns:w15="http://schemas.microsoft.com/office/word/2012/wordml" xmlns:w16cex="http://schemas.microsoft.com/office/word/2018/wordml/cex" xmlns:w16cid="http://schemas.microsoft.com/office/word/2016/wordml/cid" xmlns:w16="http://schemas.microsoft.com/office/word/2018/wordml" xmlns:w16sdtdh="http://schemas.microsoft.com/office/word/2020/wordml/sdtdatahash" xmlns:w16se="http://schemas.microsoft.com/office/word/2015/wordml/symex" xmlns:wpg="http://schemas.microsoft.com/office/word/2010/wordprocessingGroup" xmlns:wpi="http://schemas.microsoft.com/office/word/2010/wordprocessingInk" xmlns:wne="http://schemas.microsoft.com/office/word/2006/wordml" xmlns:wps="http://schemas.microsoft.com/office/word/2010/wordprocessingShape" mc:Ignorable="w14 w15 w16se w16cid w16 w16cex w16sdtdh wp14">
+<w:endnotes xmlns:wpc="http://schemas.microsoft.com/office/word/2010/wordprocessingCanvas" xmlns:cx="http://schemas.microsoft.com/office/drawing/2014/chartex" xmlns:cx1="http://schemas.microsoft.com/office/drawing/2015/9/8/chartex" xmlns:cx2="http://schemas.microsoft.com/office/drawing/2015/10/21/chartex" xmlns:cx3="http://schemas.microsoft.com/office/drawing/2016/5/9/chartex" xmlns:cx4="http://schemas.microsoft.com/office/drawing/2016/5/10/chartex" xmlns:cx5="http://schemas.microsoft.com/office/drawing/2016/5/11/chartex" xmlns:cx6="http://schemas.microsoft.com/office/drawing/2016/5/12/chartex" xmlns:cx7="http://schemas.microsoft.com/office/drawing/2016/5/13/chartex" xmlns:cx8="http://schemas.microsoft.com/office/drawing/2016/5/14/chartex" xmlns:mc="http://schemas.openxmlformats.org/markup-compatibility/2006" xmlns:aink="http://schemas.microsoft.com/office/drawing/2016/ink" xmlns:am3d="http://schemas.microsoft.com/office/drawing/2017/model3d" xmlns:o="urn:schemas-microsoft-com:office:office" xmlns:oel="http://schemas.microsoft.com/office/2019/extlst" xmlns:r="http://schemas.openxmlformats.org/officeDocument/2006/relationships" xmlns:m="http://schemas.openxmlformats.org/officeDocument/2006/math" xmlns:v="urn:schemas-microsoft-com:vml" xmlns:wp14="http://schemas.microsoft.com/office/word/2010/wordprocessingDrawing" xmlns:wp="http://schemas.openxmlformats.org/drawingml/2006/wordprocessingDrawing" xmlns:w10="urn:schemas-microsoft-com:office:word" xmlns:w="http://schemas.openxmlformats.org/wordprocessingml/2006/main" xmlns:w14="http://schemas.microsoft.com/office/word/2010/wordml" xmlns:w15="http://schemas.microsoft.com/office/word/2012/wordml" xmlns:w16cex="http://schemas.microsoft.com/office/word/2018/wordml/cex" xmlns:w16cid="http://schemas.microsoft.com/office/word/2016/wordml/cid" xmlns:w16="http://schemas.microsoft.com/office/word/2018/wordml" xmlns:w16du="http://schemas.microsoft.com/office/word/2023/wordml/word16du" xmlns:w16sdtdh="http://schemas.microsoft.com/office/word/2020/wordml/sdtdatahash" xmlns:w16sdtfl="http://schemas.microsoft.com/office/word/2024/wordml/sdtformatlock" xmlns:w16se="http://schemas.microsoft.com/office/word/2015/wordml/symex" xmlns:wpg="http://schemas.microsoft.com/office/word/2010/wordprocessingGroup" xmlns:wpi="http://schemas.microsoft.com/office/word/2010/wordprocessingInk" xmlns:wne="http://schemas.microsoft.com/office/word/2006/wordml" xmlns:wps="http://schemas.microsoft.com/office/word/2010/wordprocessingShape" mc:Ignorable="w14 w15 w16se w16cid w16 w16cex w16sdtdh w16sdtfl w16du wp14">
   <w:endnote w:type="separator" w:id="-1">
     <w:p>
       <w:pPr>
@@ -1461,7 +1492,7 @@
 </file>
 
 <file path=word/footer1.xml><?xml version="1.0" encoding="utf-8"?>
-<w:ftr xmlns:wpc="http://schemas.microsoft.com/office/word/2010/wordprocessingCanvas" xmlns:cx="http://schemas.microsoft.com/office/drawing/2014/chartex" xmlns:cx1="http://schemas.microsoft.com/office/drawing/2015/9/8/chartex" xmlns:cx2="http://schemas.microsoft.com/office/drawing/2015/10/21/chartex" xmlns:cx3="http://schemas.microsoft.com/office/drawing/2016/5/9/chartex" xmlns:cx4="http://schemas.microsoft.com/office/drawing/2016/5/10/chartex" xmlns:cx5="http://schemas.microsoft.com/office/drawing/2016/5/11/chartex" xmlns:cx6="http://schemas.microsoft.com/office/drawing/2016/5/12/chartex" xmlns:cx7="http://schemas.microsoft.com/office/drawing/2016/5/13/chartex" xmlns:cx8="http://schemas.microsoft.com/office/drawing/2016/5/14/chartex" xmlns:mc="http://schemas.openxmlformats.org/markup-compatibility/2006" xmlns:aink="http://schemas.microsoft.com/office/drawing/2016/ink" xmlns:am3d="http://schemas.microsoft.com/office/drawing/2017/model3d" xmlns:o="urn:schemas-microsoft-com:office:office" xmlns:oel="http://schemas.microsoft.com/office/2019/extlst" xmlns:r="http://schemas.openxmlformats.org/officeDocument/2006/relationships" xmlns:m="http://schemas.openxmlformats.org/officeDocument/2006/math" xmlns:v="urn:schemas-microsoft-com:vml" xmlns:wp14="http://schemas.microsoft.com/office/word/2010/wordprocessingDrawing" xmlns:wp="http://schemas.openxmlformats.org/drawingml/2006/wordprocessingDrawing" xmlns:w10="urn:schemas-microsoft-com:office:word" xmlns:w="http://schemas.openxmlformats.org/wordprocessingml/2006/main" xmlns:w14="http://schemas.microsoft.com/office/word/2010/wordml" xmlns:w15="http://schemas.microsoft.com/office/word/2012/wordml" xmlns:w16cex="http://schemas.microsoft.com/office/word/2018/wordml/cex" xmlns:w16cid="http://schemas.microsoft.com/office/word/2016/wordml/cid" xmlns:w16="http://schemas.microsoft.com/office/word/2018/wordml" xmlns:w16sdtdh="http://schemas.microsoft.com/office/word/2020/wordml/sdtdatahash" xmlns:w16se="http://schemas.microsoft.com/office/word/2015/wordml/symex" xmlns:wpg="http://schemas.microsoft.com/office/word/2010/wordprocessingGroup" xmlns:wpi="http://schemas.microsoft.com/office/word/2010/wordprocessingInk" xmlns:wne="http://schemas.microsoft.com/office/word/2006/wordml" xmlns:wps="http://schemas.microsoft.com/office/word/2010/wordprocessingShape" mc:Ignorable="w14 w15 w16se w16cid w16 w16cex w16sdtdh wp14">
+<w:ftr xmlns:wpc="http://schemas.microsoft.com/office/word/2010/wordprocessingCanvas" xmlns:cx="http://schemas.microsoft.com/office/drawing/2014/chartex" xmlns:cx1="http://schemas.microsoft.com/office/drawing/2015/9/8/chartex" xmlns:cx2="http://schemas.microsoft.com/office/drawing/2015/10/21/chartex" xmlns:cx3="http://schemas.microsoft.com/office/drawing/2016/5/9/chartex" xmlns:cx4="http://schemas.microsoft.com/office/drawing/2016/5/10/chartex" xmlns:cx5="http://schemas.microsoft.com/office/drawing/2016/5/11/chartex" xmlns:cx6="http://schemas.microsoft.com/office/drawing/2016/5/12/chartex" xmlns:cx7="http://schemas.microsoft.com/office/drawing/2016/5/13/chartex" xmlns:cx8="http://schemas.microsoft.com/office/drawing/2016/5/14/chartex" xmlns:mc="http://schemas.openxmlformats.org/markup-compatibility/2006" xmlns:aink="http://schemas.microsoft.com/office/drawing/2016/ink" xmlns:am3d="http://schemas.microsoft.com/office/drawing/2017/model3d" xmlns:o="urn:schemas-microsoft-com:office:office" xmlns:oel="http://schemas.microsoft.com/office/2019/extlst" xmlns:r="http://schemas.openxmlformats.org/officeDocument/2006/relationships" xmlns:m="http://schemas.openxmlformats.org/officeDocument/2006/math" xmlns:v="urn:schemas-microsoft-com:vml" xmlns:wp14="http://schemas.microsoft.com/office/word/2010/wordprocessingDrawing" xmlns:wp="http://schemas.openxmlformats.org/drawingml/2006/wordprocessingDrawing" xmlns:w10="urn:schemas-microsoft-com:office:word" xmlns:w="http://schemas.openxmlformats.org/wordprocessingml/2006/main" xmlns:w14="http://schemas.microsoft.com/office/word/2010/wordml" xmlns:w15="http://schemas.microsoft.com/office/word/2012/wordml" xmlns:w16cex="http://schemas.microsoft.com/office/word/2018/wordml/cex" xmlns:w16cid="http://schemas.microsoft.com/office/word/2016/wordml/cid" xmlns:w16="http://schemas.microsoft.com/office/word/2018/wordml" xmlns:w16du="http://schemas.microsoft.com/office/word/2023/wordml/word16du" xmlns:w16sdtdh="http://schemas.microsoft.com/office/word/2020/wordml/sdtdatahash" xmlns:w16sdtfl="http://schemas.microsoft.com/office/word/2024/wordml/sdtformatlock" xmlns:w16se="http://schemas.microsoft.com/office/word/2015/wordml/symex" xmlns:wpg="http://schemas.microsoft.com/office/word/2010/wordprocessingGroup" xmlns:wpi="http://schemas.microsoft.com/office/word/2010/wordprocessingInk" xmlns:wne="http://schemas.microsoft.com/office/word/2006/wordml" xmlns:wps="http://schemas.microsoft.com/office/word/2010/wordprocessingShape" mc:Ignorable="w14 w15 w16se w16cid w16 w16cex w16sdtdh w16sdtfl w16du wp14">
   <w:p>
     <w:pPr>
       <w:pStyle w:val="Footer"/>
@@ -1471,7 +1502,7 @@
 </file>
 
 <file path=word/footer2.xml><?xml version="1.0" encoding="utf-8"?>
-<w:ftr xmlns:wpc="http://schemas.microsoft.com/office/word/2010/wordprocessingCanvas" xmlns:cx="http://schemas.microsoft.com/office/drawing/2014/chartex" xmlns:cx1="http://schemas.microsoft.com/office/drawing/2015/9/8/chartex" xmlns:cx2="http://schemas.microsoft.com/office/drawing/2015/10/21/chartex" xmlns:cx3="http://schemas.microsoft.com/office/drawing/2016/5/9/chartex" xmlns:cx4="http://schemas.microsoft.com/office/drawing/2016/5/10/chartex" xmlns:cx5="http://schemas.microsoft.com/office/drawing/2016/5/11/chartex" xmlns:cx6="http://schemas.microsoft.com/office/drawing/2016/5/12/chartex" xmlns:cx7="http://schemas.microsoft.com/office/drawing/2016/5/13/chartex" xmlns:cx8="http://schemas.microsoft.com/office/drawing/2016/5/14/chartex" xmlns:mc="http://schemas.openxmlformats.org/markup-compatibility/2006" xmlns:aink="http://schemas.microsoft.com/office/drawing/2016/ink" xmlns:am3d="http://schemas.microsoft.com/office/drawing/2017/model3d" xmlns:o="urn:schemas-microsoft-com:office:office" xmlns:oel="http://schemas.microsoft.com/office/2019/extlst" xmlns:r="http://schemas.openxmlformats.org/officeDocument/2006/relationships" xmlns:m="http://schemas.openxmlformats.org/officeDocument/2006/math" xmlns:v="urn:schemas-microsoft-com:vml" xmlns:wp14="http://schemas.microsoft.com/office/word/2010/wordprocessingDrawing" xmlns:wp="http://schemas.openxmlformats.org/drawingml/2006/wordprocessingDrawing" xmlns:w10="urn:schemas-microsoft-com:office:word" xmlns:w="http://schemas.openxmlformats.org/wordprocessingml/2006/main" xmlns:w14="http://schemas.microsoft.com/office/word/2010/wordml" xmlns:w15="http://schemas.microsoft.com/office/word/2012/wordml" xmlns:w16cex="http://schemas.microsoft.com/office/word/2018/wordml/cex" xmlns:w16cid="http://schemas.microsoft.com/office/word/2016/wordml/cid" xmlns:w16="http://schemas.microsoft.com/office/word/2018/wordml" xmlns:w16sdtdh="http://schemas.microsoft.com/office/word/2020/wordml/sdtdatahash" xmlns:w16se="http://schemas.microsoft.com/office/word/2015/wordml/symex" xmlns:wpg="http://schemas.microsoft.com/office/word/2010/wordprocessingGroup" xmlns:wpi="http://schemas.microsoft.com/office/word/2010/wordprocessingInk" xmlns:wne="http://schemas.microsoft.com/office/word/2006/wordml" xmlns:wps="http://schemas.microsoft.com/office/word/2010/wordprocessingShape" mc:Ignorable="w14 w15 w16se w16cid w16 w16cex w16sdtdh wp14">
+<w:ftr xmlns:wpc="http://schemas.microsoft.com/office/word/2010/wordprocessingCanvas" xmlns:cx="http://schemas.microsoft.com/office/drawing/2014/chartex" xmlns:cx1="http://schemas.microsoft.com/office/drawing/2015/9/8/chartex" xmlns:cx2="http://schemas.microsoft.com/office/drawing/2015/10/21/chartex" xmlns:cx3="http://schemas.microsoft.com/office/drawing/2016/5/9/chartex" xmlns:cx4="http://schemas.microsoft.com/office/drawing/2016/5/10/chartex" xmlns:cx5="http://schemas.microsoft.com/office/drawing/2016/5/11/chartex" xmlns:cx6="http://schemas.microsoft.com/office/drawing/2016/5/12/chartex" xmlns:cx7="http://schemas.microsoft.com/office/drawing/2016/5/13/chartex" xmlns:cx8="http://schemas.microsoft.com/office/drawing/2016/5/14/chartex" xmlns:mc="http://schemas.openxmlformats.org/markup-compatibility/2006" xmlns:aink="http://schemas.microsoft.com/office/drawing/2016/ink" xmlns:am3d="http://schemas.microsoft.com/office/drawing/2017/model3d" xmlns:o="urn:schemas-microsoft-com:office:office" xmlns:oel="http://schemas.microsoft.com/office/2019/extlst" xmlns:r="http://schemas.openxmlformats.org/officeDocument/2006/relationships" xmlns:m="http://schemas.openxmlformats.org/officeDocument/2006/math" xmlns:v="urn:schemas-microsoft-com:vml" xmlns:wp14="http://schemas.microsoft.com/office/word/2010/wordprocessingDrawing" xmlns:wp="http://schemas.openxmlformats.org/drawingml/2006/wordprocessingDrawing" xmlns:w10="urn:schemas-microsoft-com:office:word" xmlns:w="http://schemas.openxmlformats.org/wordprocessingml/2006/main" xmlns:w14="http://schemas.microsoft.com/office/word/2010/wordml" xmlns:w15="http://schemas.microsoft.com/office/word/2012/wordml" xmlns:w16cex="http://schemas.microsoft.com/office/word/2018/wordml/cex" xmlns:w16cid="http://schemas.microsoft.com/office/word/2016/wordml/cid" xmlns:w16="http://schemas.microsoft.com/office/word/2018/wordml" xmlns:w16du="http://schemas.microsoft.com/office/word/2023/wordml/word16du" xmlns:w16sdtdh="http://schemas.microsoft.com/office/word/2020/wordml/sdtdatahash" xmlns:w16sdtfl="http://schemas.microsoft.com/office/word/2024/wordml/sdtformatlock" xmlns:w16se="http://schemas.microsoft.com/office/word/2015/wordml/symex" xmlns:wpg="http://schemas.microsoft.com/office/word/2010/wordprocessingGroup" xmlns:wpi="http://schemas.microsoft.com/office/word/2010/wordprocessingInk" xmlns:wne="http://schemas.microsoft.com/office/word/2006/wordml" xmlns:wps="http://schemas.microsoft.com/office/word/2010/wordprocessingShape" mc:Ignorable="w14 w15 w16se w16cid w16 w16cex w16sdtdh w16sdtfl w16du wp14">
   <w:p>
     <w:pPr>
       <w:pStyle w:val="Footer"/>
@@ -1481,7 +1512,7 @@
 </file>
 
 <file path=word/footer3.xml><?xml version="1.0" encoding="utf-8"?>
-<w:ftr xmlns:wpc="http://schemas.microsoft.com/office/word/2010/wordprocessingCanvas" xmlns:cx="http://schemas.microsoft.com/office/drawing/2014/chartex" xmlns:cx1="http://schemas.microsoft.com/office/drawing/2015/9/8/chartex" xmlns:cx2="http://schemas.microsoft.com/office/drawing/2015/10/21/chartex" xmlns:cx3="http://schemas.microsoft.com/office/drawing/2016/5/9/chartex" xmlns:cx4="http://schemas.microsoft.com/office/drawing/2016/5/10/chartex" xmlns:cx5="http://schemas.microsoft.com/office/drawing/2016/5/11/chartex" xmlns:cx6="http://schemas.microsoft.com/office/drawing/2016/5/12/chartex" xmlns:cx7="http://schemas.microsoft.com/office/drawing/2016/5/13/chartex" xmlns:cx8="http://schemas.microsoft.com/office/drawing/2016/5/14/chartex" xmlns:mc="http://schemas.openxmlformats.org/markup-compatibility/2006" xmlns:aink="http://schemas.microsoft.com/office/drawing/2016/ink" xmlns:am3d="http://schemas.microsoft.com/office/drawing/2017/model3d" xmlns:o="urn:schemas-microsoft-com:office:office" xmlns:oel="http://schemas.microsoft.com/office/2019/extlst" xmlns:r="http://schemas.openxmlformats.org/officeDocument/2006/relationships" xmlns:m="http://schemas.openxmlformats.org/officeDocument/2006/math" xmlns:v="urn:schemas-microsoft-com:vml" xmlns:wp14="http://schemas.microsoft.com/office/word/2010/wordprocessingDrawing" xmlns:wp="http://schemas.openxmlformats.org/drawingml/2006/wordprocessingDrawing" xmlns:w10="urn:schemas-microsoft-com:office:word" xmlns:w="http://schemas.openxmlformats.org/wordprocessingml/2006/main" xmlns:w14="http://schemas.microsoft.com/office/word/2010/wordml" xmlns:w15="http://schemas.microsoft.com/office/word/2012/wordml" xmlns:w16cex="http://schemas.microsoft.com/office/word/2018/wordml/cex" xmlns:w16cid="http://schemas.microsoft.com/office/word/2016/wordml/cid" xmlns:w16="http://schemas.microsoft.com/office/word/2018/wordml" xmlns:w16sdtdh="http://schemas.microsoft.com/office/word/2020/wordml/sdtdatahash" xmlns:w16se="http://schemas.microsoft.com/office/word/2015/wordml/symex" xmlns:wpg="http://schemas.microsoft.com/office/word/2010/wordprocessingGroup" xmlns:wpi="http://schemas.microsoft.com/office/word/2010/wordprocessingInk" xmlns:wne="http://schemas.microsoft.com/office/word/2006/wordml" xmlns:wps="http://schemas.microsoft.com/office/word/2010/wordprocessingShape" mc:Ignorable="w14 w15 w16se w16cid w16 w16cex w16sdtdh wp14">
+<w:ftr xmlns:wpc="http://schemas.microsoft.com/office/word/2010/wordprocessingCanvas" xmlns:cx="http://schemas.microsoft.com/office/drawing/2014/chartex" xmlns:cx1="http://schemas.microsoft.com/office/drawing/2015/9/8/chartex" xmlns:cx2="http://schemas.microsoft.com/office/drawing/2015/10/21/chartex" xmlns:cx3="http://schemas.microsoft.com/office/drawing/2016/5/9/chartex" xmlns:cx4="http://schemas.microsoft.com/office/drawing/2016/5/10/chartex" xmlns:cx5="http://schemas.microsoft.com/office/drawing/2016/5/11/chartex" xmlns:cx6="http://schemas.microsoft.com/office/drawing/2016/5/12/chartex" xmlns:cx7="http://schemas.microsoft.com/office/drawing/2016/5/13/chartex" xmlns:cx8="http://schemas.microsoft.com/office/drawing/2016/5/14/chartex" xmlns:mc="http://schemas.openxmlformats.org/markup-compatibility/2006" xmlns:aink="http://schemas.microsoft.com/office/drawing/2016/ink" xmlns:am3d="http://schemas.microsoft.com/office/drawing/2017/model3d" xmlns:o="urn:schemas-microsoft-com:office:office" xmlns:oel="http://schemas.microsoft.com/office/2019/extlst" xmlns:r="http://schemas.openxmlformats.org/officeDocument/2006/relationships" xmlns:m="http://schemas.openxmlformats.org/officeDocument/2006/math" xmlns:v="urn:schemas-microsoft-com:vml" xmlns:wp14="http://schemas.microsoft.com/office/word/2010/wordprocessingDrawing" xmlns:wp="http://schemas.openxmlformats.org/drawingml/2006/wordprocessingDrawing" xmlns:w10="urn:schemas-microsoft-com:office:word" xmlns:w="http://schemas.openxmlformats.org/wordprocessingml/2006/main" xmlns:w14="http://schemas.microsoft.com/office/word/2010/wordml" xmlns:w15="http://schemas.microsoft.com/office/word/2012/wordml" xmlns:w16cex="http://schemas.microsoft.com/office/word/2018/wordml/cex" xmlns:w16cid="http://schemas.microsoft.com/office/word/2016/wordml/cid" xmlns:w16="http://schemas.microsoft.com/office/word/2018/wordml" xmlns:w16du="http://schemas.microsoft.com/office/word/2023/wordml/word16du" xmlns:w16sdtdh="http://schemas.microsoft.com/office/word/2020/wordml/sdtdatahash" xmlns:w16sdtfl="http://schemas.microsoft.com/office/word/2024/wordml/sdtformatlock" xmlns:w16se="http://schemas.microsoft.com/office/word/2015/wordml/symex" xmlns:wpg="http://schemas.microsoft.com/office/word/2010/wordprocessingGroup" xmlns:wpi="http://schemas.microsoft.com/office/word/2010/wordprocessingInk" xmlns:wne="http://schemas.microsoft.com/office/word/2006/wordml" xmlns:wps="http://schemas.microsoft.com/office/word/2010/wordprocessingShape" mc:Ignorable="w14 w15 w16se w16cid w16 w16cex w16sdtdh w16sdtfl w16du wp14">
   <w:p>
     <w:pPr>
       <w:pStyle w:val="Footer"/>
@@ -1491,7 +1522,7 @@
 </file>
 
 <file path=word/footnotes.xml><?xml version="1.0" encoding="utf-8"?>
-<w:footnotes xmlns:wpc="http://schemas.microsoft.com/office/word/2010/wordprocessingCanvas" xmlns:cx="http://schemas.microsoft.com/office/drawing/2014/chartex" xmlns:cx1="http://schemas.microsoft.com/office/drawing/2015/9/8/chartex" xmlns:cx2="http://schemas.microsoft.com/office/drawing/2015/10/21/chartex" xmlns:cx3="http://schemas.microsoft.com/office/drawing/2016/5/9/chartex" xmlns:cx4="http://schemas.microsoft.com/office/drawing/2016/5/10/chartex" xmlns:cx5="http://schemas.microsoft.com/office/drawing/2016/5/11/chartex" xmlns:cx6="http://schemas.microsoft.com/office/drawing/2016/5/12/chartex" xmlns:cx7="http://schemas.microsoft.com/office/drawing/2016/5/13/chartex" xmlns:cx8="http://schemas.microsoft.com/office/drawing/2016/5/14/chartex" xmlns:mc="http://schemas.openxmlformats.org/markup-compatibility/2006" xmlns:aink="http://schemas.microsoft.com/office/drawing/2016/ink" xmlns:am3d="http://schemas.microsoft.com/office/drawing/2017/model3d" xmlns:o="urn:schemas-microsoft-com:office:office" xmlns:oel="http://schemas.microsoft.com/office/2019/extlst" xmlns:r="http://schemas.openxmlformats.org/officeDocument/2006/relationships" xmlns:m="http://schemas.openxmlformats.org/officeDocument/2006/math" xmlns:v="urn:schemas-microsoft-com:vml" xmlns:wp14="http://schemas.microsoft.com/office/word/2010/wordprocessingDrawing" xmlns:wp="http://schemas.openxmlformats.org/drawingml/2006/wordprocessingDrawing" xmlns:w10="urn:schemas-microsoft-com:office:word" xmlns:w="http://schemas.openxmlformats.org/wordprocessingml/2006/main" xmlns:w14="http://schemas.microsoft.com/office/word/2010/wordml" xmlns:w15="http://schemas.microsoft.com/office/word/2012/wordml" xmlns:w16cex="http://schemas.microsoft.com/office/word/2018/wordml/cex" xmlns:w16cid="http://schemas.microsoft.com/office/word/2016/wordml/cid" xmlns:w16="http://schemas.microsoft.com/office/word/2018/wordml" xmlns:w16sdtdh="http://schemas.microsoft.com/office/word/2020/wordml/sdtdatahash" xmlns:w16se="http://schemas.microsoft.com/office/word/2015/wordml/symex" xmlns:wpg="http://schemas.microsoft.com/office/word/2010/wordprocessingGroup" xmlns:wpi="http://schemas.microsoft.com/office/word/2010/wordprocessingInk" xmlns:wne="http://schemas.microsoft.com/office/word/2006/wordml" xmlns:wps="http://schemas.microsoft.com/office/word/2010/wordprocessingShape" mc:Ignorable="w14 w15 w16se w16cid w16 w16cex w16sdtdh wp14">
+<w:footnotes xmlns:wpc="http://schemas.microsoft.com/office/word/2010/wordprocessingCanvas" xmlns:cx="http://schemas.microsoft.com/office/drawing/2014/chartex" xmlns:cx1="http://schemas.microsoft.com/office/drawing/2015/9/8/chartex" xmlns:cx2="http://schemas.microsoft.com/office/drawing/2015/10/21/chartex" xmlns:cx3="http://schemas.microsoft.com/office/drawing/2016/5/9/chartex" xmlns:cx4="http://schemas.microsoft.com/office/drawing/2016/5/10/chartex" xmlns:cx5="http://schemas.microsoft.com/office/drawing/2016/5/11/chartex" xmlns:cx6="http://schemas.microsoft.com/office/drawing/2016/5/12/chartex" xmlns:cx7="http://schemas.microsoft.com/office/drawing/2016/5/13/chartex" xmlns:cx8="http://schemas.microsoft.com/office/drawing/2016/5/14/chartex" xmlns:mc="http://schemas.openxmlformats.org/markup-compatibility/2006" xmlns:aink="http://schemas.microsoft.com/office/drawing/2016/ink" xmlns:am3d="http://schemas.microsoft.com/office/drawing/2017/model3d" xmlns:o="urn:schemas-microsoft-com:office:office" xmlns:oel="http://schemas.microsoft.com/office/2019/extlst" xmlns:r="http://schemas.openxmlformats.org/officeDocument/2006/relationships" xmlns:m="http://schemas.openxmlformats.org/officeDocument/2006/math" xmlns:v="urn:schemas-microsoft-com:vml" xmlns:wp14="http://schemas.microsoft.com/office/word/2010/wordprocessingDrawing" xmlns:wp="http://schemas.openxmlformats.org/drawingml/2006/wordprocessingDrawing" xmlns:w10="urn:schemas-microsoft-com:office:word" xmlns:w="http://schemas.openxmlformats.org/wordprocessingml/2006/main" xmlns:w14="http://schemas.microsoft.com/office/word/2010/wordml" xmlns:w15="http://schemas.microsoft.com/office/word/2012/wordml" xmlns:w16cex="http://schemas.microsoft.com/office/word/2018/wordml/cex" xmlns:w16cid="http://schemas.microsoft.com/office/word/2016/wordml/cid" xmlns:w16="http://schemas.microsoft.com/office/word/2018/wordml" xmlns:w16du="http://schemas.microsoft.com/office/word/2023/wordml/word16du" xmlns:w16sdtdh="http://schemas.microsoft.com/office/word/2020/wordml/sdtdatahash" xmlns:w16sdtfl="http://schemas.microsoft.com/office/word/2024/wordml/sdtformatlock" xmlns:w16se="http://schemas.microsoft.com/office/word/2015/wordml/symex" xmlns:wpg="http://schemas.microsoft.com/office/word/2010/wordprocessingGroup" xmlns:wpi="http://schemas.microsoft.com/office/word/2010/wordprocessingInk" xmlns:wne="http://schemas.microsoft.com/office/word/2006/wordml" xmlns:wps="http://schemas.microsoft.com/office/word/2010/wordprocessingShape" mc:Ignorable="w14 w15 w16se w16cid w16 w16cex w16sdtdh w16sdtfl w16du wp14">
   <w:footnote w:type="separator" w:id="-1">
     <w:p>
       <w:pPr>
@@ -1516,7 +1547,7 @@
 </file>
 
 <file path=word/header1.xml><?xml version="1.0" encoding="utf-8"?>
-<w:hdr xmlns:wpc="http://schemas.microsoft.com/office/word/2010/wordprocessingCanvas" xmlns:cx="http://schemas.microsoft.com/office/drawing/2014/chartex" xmlns:cx1="http://schemas.microsoft.com/office/drawing/2015/9/8/chartex" xmlns:cx2="http://schemas.microsoft.com/office/drawing/2015/10/21/chartex" xmlns:cx3="http://schemas.microsoft.com/office/drawing/2016/5/9/chartex" xmlns:cx4="http://schemas.microsoft.com/office/drawing/2016/5/10/chartex" xmlns:cx5="http://schemas.microsoft.com/office/drawing/2016/5/11/chartex" xmlns:cx6="http://schemas.microsoft.com/office/drawing/2016/5/12/chartex" xmlns:cx7="http://schemas.microsoft.com/office/drawing/2016/5/13/chartex" xmlns:cx8="http://schemas.microsoft.com/office/drawing/2016/5/14/chartex" xmlns:mc="http://schemas.openxmlformats.org/markup-compatibility/2006" xmlns:aink="http://schemas.microsoft.com/office/drawing/2016/ink" xmlns:am3d="http://schemas.microsoft.com/office/drawing/2017/model3d" xmlns:o="urn:schemas-microsoft-com:office:office" xmlns:oel="http://schemas.microsoft.com/office/2019/extlst" xmlns:r="http://schemas.openxmlformats.org/officeDocument/2006/relationships" xmlns:m="http://schemas.openxmlformats.org/officeDocument/2006/math" xmlns:v="urn:schemas-microsoft-com:vml" xmlns:wp14="http://schemas.microsoft.com/office/word/2010/wordprocessingDrawing" xmlns:wp="http://schemas.openxmlformats.org/drawingml/2006/wordprocessingDrawing" xmlns:w10="urn:schemas-microsoft-com:office:word" xmlns:w="http://schemas.openxmlformats.org/wordprocessingml/2006/main" xmlns:w14="http://schemas.microsoft.com/office/word/2010/wordml" xmlns:w15="http://schemas.microsoft.com/office/word/2012/wordml" xmlns:w16cex="http://schemas.microsoft.com/office/word/2018/wordml/cex" xmlns:w16cid="http://schemas.microsoft.com/office/word/2016/wordml/cid" xmlns:w16="http://schemas.microsoft.com/office/word/2018/wordml" xmlns:w16sdtdh="http://schemas.microsoft.com/office/word/2020/wordml/sdtdatahash" xmlns:w16se="http://schemas.microsoft.com/office/word/2015/wordml/symex" xmlns:wpg="http://schemas.microsoft.com/office/word/2010/wordprocessingGroup" xmlns:wpi="http://schemas.microsoft.com/office/word/2010/wordprocessingInk" xmlns:wne="http://schemas.microsoft.com/office/word/2006/wordml" xmlns:wps="http://schemas.microsoft.com/office/word/2010/wordprocessingShape" mc:Ignorable="w14 w15 w16se w16cid w16 w16cex w16sdtdh wp14">
+<w:hdr xmlns:wpc="http://schemas.microsoft.com/office/word/2010/wordprocessingCanvas" xmlns:cx="http://schemas.microsoft.com/office/drawing/2014/chartex" xmlns:cx1="http://schemas.microsoft.com/office/drawing/2015/9/8/chartex" xmlns:cx2="http://schemas.microsoft.com/office/drawing/2015/10/21/chartex" xmlns:cx3="http://schemas.microsoft.com/office/drawing/2016/5/9/chartex" xmlns:cx4="http://schemas.microsoft.com/office/drawing/2016/5/10/chartex" xmlns:cx5="http://schemas.microsoft.com/office/drawing/2016/5/11/chartex" xmlns:cx6="http://schemas.microsoft.com/office/drawing/2016/5/12/chartex" xmlns:cx7="http://schemas.microsoft.com/office/drawing/2016/5/13/chartex" xmlns:cx8="http://schemas.microsoft.com/office/drawing/2016/5/14/chartex" xmlns:mc="http://schemas.openxmlformats.org/markup-compatibility/2006" xmlns:aink="http://schemas.microsoft.com/office/drawing/2016/ink" xmlns:am3d="http://schemas.microsoft.com/office/drawing/2017/model3d" xmlns:o="urn:schemas-microsoft-com:office:office" xmlns:oel="http://schemas.microsoft.com/office/2019/extlst" xmlns:r="http://schemas.openxmlformats.org/officeDocument/2006/relationships" xmlns:m="http://schemas.openxmlformats.org/officeDocument/2006/math" xmlns:v="urn:schemas-microsoft-com:vml" xmlns:wp14="http://schemas.microsoft.com/office/word/2010/wordprocessingDrawing" xmlns:wp="http://schemas.openxmlformats.org/drawingml/2006/wordprocessingDrawing" xmlns:w10="urn:schemas-microsoft-com:office:word" xmlns:w="http://schemas.openxmlformats.org/wordprocessingml/2006/main" xmlns:w14="http://schemas.microsoft.com/office/word/2010/wordml" xmlns:w15="http://schemas.microsoft.com/office/word/2012/wordml" xmlns:w16cex="http://schemas.microsoft.com/office/word/2018/wordml/cex" xmlns:w16cid="http://schemas.microsoft.com/office/word/2016/wordml/cid" xmlns:w16="http://schemas.microsoft.com/office/word/2018/wordml" xmlns:w16du="http://schemas.microsoft.com/office/word/2023/wordml/word16du" xmlns:w16sdtdh="http://schemas.microsoft.com/office/word/2020/wordml/sdtdatahash" xmlns:w16sdtfl="http://schemas.microsoft.com/office/word/2024/wordml/sdtformatlock" xmlns:w16se="http://schemas.microsoft.com/office/word/2015/wordml/symex" xmlns:wpg="http://schemas.microsoft.com/office/word/2010/wordprocessingGroup" xmlns:wpi="http://schemas.microsoft.com/office/word/2010/wordprocessingInk" xmlns:wne="http://schemas.microsoft.com/office/word/2006/wordml" xmlns:wps="http://schemas.microsoft.com/office/word/2010/wordprocessingShape" mc:Ignorable="w14 w15 w16se w16cid w16 w16cex w16sdtdh w16sdtfl w16du wp14">
   <w:p>
     <w:pPr>
       <w:pStyle w:val="Header"/>
@@ -1526,7 +1557,7 @@
 </file>
 
 <file path=word/header2.xml><?xml version="1.0" encoding="utf-8"?>
-<w:hdr xmlns:wpc="http://schemas.microsoft.com/office/word/2010/wordprocessingCanvas" xmlns:cx="http://schemas.microsoft.com/office/drawing/2014/chartex" xmlns:cx1="http://schemas.microsoft.com/office/drawing/2015/9/8/chartex" xmlns:cx2="http://schemas.microsoft.com/office/drawing/2015/10/21/chartex" xmlns:cx3="http://schemas.microsoft.com/office/drawing/2016/5/9/chartex" xmlns:cx4="http://schemas.microsoft.com/office/drawing/2016/5/10/chartex" xmlns:cx5="http://schemas.microsoft.com/office/drawing/2016/5/11/chartex" xmlns:cx6="http://schemas.microsoft.com/office/drawing/2016/5/12/chartex" xmlns:cx7="http://schemas.microsoft.com/office/drawing/2016/5/13/chartex" xmlns:cx8="http://schemas.microsoft.com/office/drawing/2016/5/14/chartex" xmlns:mc="http://schemas.openxmlformats.org/markup-compatibility/2006" xmlns:aink="http://schemas.microsoft.com/office/drawing/2016/ink" xmlns:am3d="http://schemas.microsoft.com/office/drawing/2017/model3d" xmlns:o="urn:schemas-microsoft-com:office:office" xmlns:oel="http://schemas.microsoft.com/office/2019/extlst" xmlns:r="http://schemas.openxmlformats.org/officeDocument/2006/relationships" xmlns:m="http://schemas.openxmlformats.org/officeDocument/2006/math" xmlns:v="urn:schemas-microsoft-com:vml" xmlns:wp14="http://schemas.microsoft.com/office/word/2010/wordprocessingDrawing" xmlns:wp="http://schemas.openxmlformats.org/drawingml/2006/wordprocessingDrawing" xmlns:w10="urn:schemas-microsoft-com:office:word" xmlns:w="http://schemas.openxmlformats.org/wordprocessingml/2006/main" xmlns:w14="http://schemas.microsoft.com/office/word/2010/wordml" xmlns:w15="http://schemas.microsoft.com/office/word/2012/wordml" xmlns:w16cex="http://schemas.microsoft.com/office/word/2018/wordml/cex" xmlns:w16cid="http://schemas.microsoft.com/office/word/2016/wordml/cid" xmlns:w16="http://schemas.microsoft.com/office/word/2018/wordml" xmlns:w16sdtdh="http://schemas.microsoft.com/office/word/2020/wordml/sdtdatahash" xmlns:w16se="http://schemas.microsoft.com/office/word/2015/wordml/symex" xmlns:wpg="http://schemas.microsoft.com/office/word/2010/wordprocessingGroup" xmlns:wpi="http://schemas.microsoft.com/office/word/2010/wordprocessingInk" xmlns:wne="http://schemas.microsoft.com/office/word/2006/wordml" xmlns:wps="http://schemas.microsoft.com/office/word/2010/wordprocessingShape" mc:Ignorable="w14 w15 w16se w16cid w16 w16cex w16sdtdh wp14">
+<w:hdr xmlns:wpc="http://schemas.microsoft.com/office/word/2010/wordprocessingCanvas" xmlns:cx="http://schemas.microsoft.com/office/drawing/2014/chartex" xmlns:cx1="http://schemas.microsoft.com/office/drawing/2015/9/8/chartex" xmlns:cx2="http://schemas.microsoft.com/office/drawing/2015/10/21/chartex" xmlns:cx3="http://schemas.microsoft.com/office/drawing/2016/5/9/chartex" xmlns:cx4="http://schemas.microsoft.com/office/drawing/2016/5/10/chartex" xmlns:cx5="http://schemas.microsoft.com/office/drawing/2016/5/11/chartex" xmlns:cx6="http://schemas.microsoft.com/office/drawing/2016/5/12/chartex" xmlns:cx7="http://schemas.microsoft.com/office/drawing/2016/5/13/chartex" xmlns:cx8="http://schemas.microsoft.com/office/drawing/2016/5/14/chartex" xmlns:mc="http://schemas.openxmlformats.org/markup-compatibility/2006" xmlns:aink="http://schemas.microsoft.com/office/drawing/2016/ink" xmlns:am3d="http://schemas.microsoft.com/office/drawing/2017/model3d" xmlns:o="urn:schemas-microsoft-com:office:office" xmlns:oel="http://schemas.microsoft.com/office/2019/extlst" xmlns:r="http://schemas.openxmlformats.org/officeDocument/2006/relationships" xmlns:m="http://schemas.openxmlformats.org/officeDocument/2006/math" xmlns:v="urn:schemas-microsoft-com:vml" xmlns:wp14="http://schemas.microsoft.com/office/word/2010/wordprocessingDrawing" xmlns:wp="http://schemas.openxmlformats.org/drawingml/2006/wordprocessingDrawing" xmlns:w10="urn:schemas-microsoft-com:office:word" xmlns:w="http://schemas.openxmlformats.org/wordprocessingml/2006/main" xmlns:w14="http://schemas.microsoft.com/office/word/2010/wordml" xmlns:w15="http://schemas.microsoft.com/office/word/2012/wordml" xmlns:w16cex="http://schemas.microsoft.com/office/word/2018/wordml/cex" xmlns:w16cid="http://schemas.microsoft.com/office/word/2016/wordml/cid" xmlns:w16="http://schemas.microsoft.com/office/word/2018/wordml" xmlns:w16du="http://schemas.microsoft.com/office/word/2023/wordml/word16du" xmlns:w16sdtdh="http://schemas.microsoft.com/office/word/2020/wordml/sdtdatahash" xmlns:w16sdtfl="http://schemas.microsoft.com/office/word/2024/wordml/sdtformatlock" xmlns:w16se="http://schemas.microsoft.com/office/word/2015/wordml/symex" xmlns:wpg="http://schemas.microsoft.com/office/word/2010/wordprocessingGroup" xmlns:wpi="http://schemas.microsoft.com/office/word/2010/wordprocessingInk" xmlns:wne="http://schemas.microsoft.com/office/word/2006/wordml" xmlns:wps="http://schemas.microsoft.com/office/word/2010/wordprocessingShape" mc:Ignorable="w14 w15 w16se w16cid w16 w16cex w16sdtdh w16sdtfl w16du wp14">
   <w:p>
     <w:pPr>
       <w:pStyle w:val="Header"/>
@@ -1537,7 +1568,7 @@
 </file>
 
 <file path=word/header3.xml><?xml version="1.0" encoding="utf-8"?>
-<w:hdr xmlns:wpc="http://schemas.microsoft.com/office/word/2010/wordprocessingCanvas" xmlns:cx="http://schemas.microsoft.com/office/drawing/2014/chartex" xmlns:cx1="http://schemas.microsoft.com/office/drawing/2015/9/8/chartex" xmlns:cx2="http://schemas.microsoft.com/office/drawing/2015/10/21/chartex" xmlns:cx3="http://schemas.microsoft.com/office/drawing/2016/5/9/chartex" xmlns:cx4="http://schemas.microsoft.com/office/drawing/2016/5/10/chartex" xmlns:cx5="http://schemas.microsoft.com/office/drawing/2016/5/11/chartex" xmlns:cx6="http://schemas.microsoft.com/office/drawing/2016/5/12/chartex" xmlns:cx7="http://schemas.microsoft.com/office/drawing/2016/5/13/chartex" xmlns:cx8="http://schemas.microsoft.com/office/drawing/2016/5/14/chartex" xmlns:mc="http://schemas.openxmlformats.org/markup-compatibility/2006" xmlns:aink="http://schemas.microsoft.com/office/drawing/2016/ink" xmlns:am3d="http://schemas.microsoft.com/office/drawing/2017/model3d" xmlns:o="urn:schemas-microsoft-com:office:office" xmlns:oel="http://schemas.microsoft.com/office/2019/extlst" xmlns:r="http://schemas.openxmlformats.org/officeDocument/2006/relationships" xmlns:m="http://schemas.openxmlformats.org/officeDocument/2006/math" xmlns:v="urn:schemas-microsoft-com:vml" xmlns:wp14="http://schemas.microsoft.com/office/word/2010/wordprocessingDrawing" xmlns:wp="http://schemas.openxmlformats.org/drawingml/2006/wordprocessingDrawing" xmlns:w10="urn:schemas-microsoft-com:office:word" xmlns:w="http://schemas.openxmlformats.org/wordprocessingml/2006/main" xmlns:w14="http://schemas.microsoft.com/office/word/2010/wordml" xmlns:w15="http://schemas.microsoft.com/office/word/2012/wordml" xmlns:w16cex="http://schemas.microsoft.com/office/word/2018/wordml/cex" xmlns:w16cid="http://schemas.microsoft.com/office/word/2016/wordml/cid" xmlns:w16="http://schemas.microsoft.com/office/word/2018/wordml" xmlns:w16sdtdh="http://schemas.microsoft.com/office/word/2020/wordml/sdtdatahash" xmlns:w16se="http://schemas.microsoft.com/office/word/2015/wordml/symex" xmlns:wpg="http://schemas.microsoft.com/office/word/2010/wordprocessingGroup" xmlns:wpi="http://schemas.microsoft.com/office/word/2010/wordprocessingInk" xmlns:wne="http://schemas.microsoft.com/office/word/2006/wordml" xmlns:wps="http://schemas.microsoft.com/office/word/2010/wordprocessingShape" mc:Ignorable="w14 w15 w16se w16cid w16 w16cex w16sdtdh wp14">
+<w:hdr xmlns:wpc="http://schemas.microsoft.com/office/word/2010/wordprocessingCanvas" xmlns:cx="http://schemas.microsoft.com/office/drawing/2014/chartex" xmlns:cx1="http://schemas.microsoft.com/office/drawing/2015/9/8/chartex" xmlns:cx2="http://schemas.microsoft.com/office/drawing/2015/10/21/chartex" xmlns:cx3="http://schemas.microsoft.com/office/drawing/2016/5/9/chartex" xmlns:cx4="http://schemas.microsoft.com/office/drawing/2016/5/10/chartex" xmlns:cx5="http://schemas.microsoft.com/office/drawing/2016/5/11/chartex" xmlns:cx6="http://schemas.microsoft.com/office/drawing/2016/5/12/chartex" xmlns:cx7="http://schemas.microsoft.com/office/drawing/2016/5/13/chartex" xmlns:cx8="http://schemas.microsoft.com/office/drawing/2016/5/14/chartex" xmlns:mc="http://schemas.openxmlformats.org/markup-compatibility/2006" xmlns:aink="http://schemas.microsoft.com/office/drawing/2016/ink" xmlns:am3d="http://schemas.microsoft.com/office/drawing/2017/model3d" xmlns:o="urn:schemas-microsoft-com:office:office" xmlns:oel="http://schemas.microsoft.com/office/2019/extlst" xmlns:r="http://schemas.openxmlformats.org/officeDocument/2006/relationships" xmlns:m="http://schemas.openxmlformats.org/officeDocument/2006/math" xmlns:v="urn:schemas-microsoft-com:vml" xmlns:wp14="http://schemas.microsoft.com/office/word/2010/wordprocessingDrawing" xmlns:wp="http://schemas.openxmlformats.org/drawingml/2006/wordprocessingDrawing" xmlns:w10="urn:schemas-microsoft-com:office:word" xmlns:w="http://schemas.openxmlformats.org/wordprocessingml/2006/main" xmlns:w14="http://schemas.microsoft.com/office/word/2010/wordml" xmlns:w15="http://schemas.microsoft.com/office/word/2012/wordml" xmlns:w16cex="http://schemas.microsoft.com/office/word/2018/wordml/cex" xmlns:w16cid="http://schemas.microsoft.com/office/word/2016/wordml/cid" xmlns:w16="http://schemas.microsoft.com/office/word/2018/wordml" xmlns:w16du="http://schemas.microsoft.com/office/word/2023/wordml/word16du" xmlns:w16sdtdh="http://schemas.microsoft.com/office/word/2020/wordml/sdtdatahash" xmlns:w16sdtfl="http://schemas.microsoft.com/office/word/2024/wordml/sdtformatlock" xmlns:w16se="http://schemas.microsoft.com/office/word/2015/wordml/symex" xmlns:wpg="http://schemas.microsoft.com/office/word/2010/wordprocessingGroup" xmlns:wpi="http://schemas.microsoft.com/office/word/2010/wordprocessingInk" xmlns:wne="http://schemas.microsoft.com/office/word/2006/wordml" xmlns:wps="http://schemas.microsoft.com/office/word/2010/wordprocessingShape" mc:Ignorable="w14 w15 w16se w16cid w16 w16cex w16sdtdh w16sdtfl w16du wp14">
   <w:p>
     <w:pPr>
       <w:pStyle w:val="Header"/>
@@ -1546,7 +1577,7 @@
     <w:r>
       <w:tab/>
       <w:tab/>
-      <w:t>2026-06-17</w:t>
+      <w:t>2026-06-18</w:t>
       <w:br/>
       <w:br/>
     </w:r>
@@ -1563,7 +1594,7 @@
 </file>
 
 <file path=word/numbering.xml><?xml version="1.0" encoding="utf-8"?>
-<w:numbering xmlns:wpc="http://schemas.microsoft.com/office/word/2010/wordprocessingCanvas" xmlns:cx="http://schemas.microsoft.com/office/drawing/2014/chartex" xmlns:cx1="http://schemas.microsoft.com/office/drawing/2015/9/8/chartex" xmlns:cx2="http://schemas.microsoft.com/office/drawing/2015/10/21/chartex" xmlns:cx3="http://schemas.microsoft.com/office/drawing/2016/5/9/chartex" xmlns:cx4="http://schemas.microsoft.com/office/drawing/2016/5/10/chartex" xmlns:cx5="http://schemas.microsoft.com/office/drawing/2016/5/11/chartex" xmlns:cx6="http://schemas.microsoft.com/office/drawing/2016/5/12/chartex" xmlns:cx7="http://schemas.microsoft.com/office/drawing/2016/5/13/chartex" xmlns:cx8="http://schemas.microsoft.com/office/drawing/2016/5/14/chartex" xmlns:mc="http://schemas.openxmlformats.org/markup-compatibility/2006" xmlns:aink="http://schemas.microsoft.com/office/drawing/2016/ink" xmlns:am3d="http://schemas.microsoft.com/office/drawing/2017/model3d" xmlns:o="urn:schemas-microsoft-com:office:office" xmlns:oel="http://schemas.microsoft.com/office/2019/extlst" xmlns:r="http://schemas.openxmlformats.org/officeDocument/2006/relationships" xmlns:m="http://schemas.openxmlformats.org/officeDocument/2006/math" xmlns:v="urn:schemas-microsoft-com:vml" xmlns:wp14="http://schemas.microsoft.com/office/word/2010/wordprocessingDrawing" xmlns:wp="http://schemas.openxmlformats.org/drawingml/2006/wordprocessingDrawing" xmlns:w10="urn:schemas-microsoft-com:office:word" xmlns:w="http://schemas.openxmlformats.org/wordprocessingml/2006/main" xmlns:w14="http://schemas.microsoft.com/office/word/2010/wordml" xmlns:w15="http://schemas.microsoft.com/office/word/2012/wordml" xmlns:w16cex="http://schemas.microsoft.com/office/word/2018/wordml/cex" xmlns:w16cid="http://schemas.microsoft.com/office/word/2016/wordml/cid" xmlns:w16="http://schemas.microsoft.com/office/word/2018/wordml" xmlns:w16sdtdh="http://schemas.microsoft.com/office/word/2020/wordml/sdtdatahash" xmlns:w16se="http://schemas.microsoft.com/office/word/2015/wordml/symex" xmlns:wpg="http://schemas.microsoft.com/office/word/2010/wordprocessingGroup" xmlns:wpi="http://schemas.microsoft.com/office/word/2010/wordprocessingInk" xmlns:wne="http://schemas.microsoft.com/office/word/2006/wordml" xmlns:wps="http://schemas.microsoft.com/office/word/2010/wordprocessingShape" mc:Ignorable="w14 w15 w16se w16cid w16 w16cex w16sdtdh wp14">
+<w:numbering xmlns:wpc="http://schemas.microsoft.com/office/word/2010/wordprocessingCanvas" xmlns:cx="http://schemas.microsoft.com/office/drawing/2014/chartex" xmlns:cx1="http://schemas.microsoft.com/office/drawing/2015/9/8/chartex" xmlns:cx2="http://schemas.microsoft.com/office/drawing/2015/10/21/chartex" xmlns:cx3="http://schemas.microsoft.com/office/drawing/2016/5/9/chartex" xmlns:cx4="http://schemas.microsoft.com/office/drawing/2016/5/10/chartex" xmlns:cx5="http://schemas.microsoft.com/office/drawing/2016/5/11/chartex" xmlns:cx6="http://schemas.microsoft.com/office/drawing/2016/5/12/chartex" xmlns:cx7="http://schemas.microsoft.com/office/drawing/2016/5/13/chartex" xmlns:cx8="http://schemas.microsoft.com/office/drawing/2016/5/14/chartex" xmlns:mc="http://schemas.openxmlformats.org/markup-compatibility/2006" xmlns:aink="http://schemas.microsoft.com/office/drawing/2016/ink" xmlns:am3d="http://schemas.microsoft.com/office/drawing/2017/model3d" xmlns:o="urn:schemas-microsoft-com:office:office" xmlns:oel="http://schemas.microsoft.com/office/2019/extlst" xmlns:r="http://schemas.openxmlformats.org/officeDocument/2006/relationships" xmlns:m="http://schemas.openxmlformats.org/officeDocument/2006/math" xmlns:v="urn:schemas-microsoft-com:vml" xmlns:wp14="http://schemas.microsoft.com/office/word/2010/wordprocessingDrawing" xmlns:wp="http://schemas.openxmlformats.org/drawingml/2006/wordprocessingDrawing" xmlns:w10="urn:schemas-microsoft-com:office:word" xmlns:w="http://schemas.openxmlformats.org/wordprocessingml/2006/main" xmlns:w14="http://schemas.microsoft.com/office/word/2010/wordml" xmlns:w15="http://schemas.microsoft.com/office/word/2012/wordml" xmlns:w16cex="http://schemas.microsoft.com/office/word/2018/wordml/cex" xmlns:w16cid="http://schemas.microsoft.com/office/word/2016/wordml/cid" xmlns:w16="http://schemas.microsoft.com/office/word/2018/wordml" xmlns:w16du="http://schemas.microsoft.com/office/word/2023/wordml/word16du" xmlns:w16sdtdh="http://schemas.microsoft.com/office/word/2020/wordml/sdtdatahash" xmlns:w16sdtfl="http://schemas.microsoft.com/office/word/2024/wordml/sdtformatlock" xmlns:w16se="http://schemas.microsoft.com/office/word/2015/wordml/symex" xmlns:wpg="http://schemas.microsoft.com/office/word/2010/wordprocessingGroup" xmlns:wpi="http://schemas.microsoft.com/office/word/2010/wordprocessingInk" xmlns:wne="http://schemas.microsoft.com/office/word/2006/wordml" xmlns:wps="http://schemas.microsoft.com/office/word/2010/wordprocessingShape" mc:Ignorable="w14 w15 w16se w16cid w16 w16cex w16sdtdh w16sdtfl w16du wp14">
   <w:abstractNum w:abstractNumId="0" w15:restartNumberingAfterBreak="0">
     <w:nsid w:val="FFFFFF7C"/>
     <w:multiLevelType w:val="singleLevel"/>
@@ -1766,7 +1797,7 @@
 </file>
 
 <file path=word/styles.xml><?xml version="1.0" encoding="utf-8"?>
-<w:styles xmlns:mc="http://schemas.openxmlformats.org/markup-compatibility/2006" xmlns:r="http://schemas.openxmlformats.org/officeDocument/2006/relationships" xmlns:w="http://schemas.openxmlformats.org/wordprocessingml/2006/main" xmlns:w14="http://schemas.microsoft.com/office/word/2010/wordml" xmlns:w15="http://schemas.microsoft.com/office/word/2012/wordml" xmlns:w16cex="http://schemas.microsoft.com/office/word/2018/wordml/cex" xmlns:w16cid="http://schemas.microsoft.com/office/word/2016/wordml/cid" xmlns:w16="http://schemas.microsoft.com/office/word/2018/wordml" xmlns:w16sdtdh="http://schemas.microsoft.com/office/word/2020/wordml/sdtdatahash" xmlns:w16se="http://schemas.microsoft.com/office/word/2015/wordml/symex" mc:Ignorable="w14 w15 w16se w16cid w16 w16cex w16sdtdh">
+<w:styles xmlns:mc="http://schemas.openxmlformats.org/markup-compatibility/2006" xmlns:r="http://schemas.openxmlformats.org/officeDocument/2006/relationships" xmlns:w="http://schemas.openxmlformats.org/wordprocessingml/2006/main" xmlns:w14="http://schemas.microsoft.com/office/word/2010/wordml" xmlns:w15="http://schemas.microsoft.com/office/word/2012/wordml" xmlns:w16cex="http://schemas.microsoft.com/office/word/2018/wordml/cex" xmlns:w16cid="http://schemas.microsoft.com/office/word/2016/wordml/cid" xmlns:w16="http://schemas.microsoft.com/office/word/2018/wordml" xmlns:w16du="http://schemas.microsoft.com/office/word/2023/wordml/word16du" xmlns:w16sdtdh="http://schemas.microsoft.com/office/word/2020/wordml/sdtdatahash" xmlns:w16sdtfl="http://schemas.microsoft.com/office/word/2024/wordml/sdtformatlock" xmlns:w16se="http://schemas.microsoft.com/office/word/2015/wordml/symex" mc:Ignorable="w14 w15 w16se w16cid w16 w16cex w16sdtdh w16sdtfl w16du">
   <w:docDefaults>
     <w:rPrDefault>
       <w:rPr>
@@ -2524,7 +2555,7 @@
     <w:link w:val="TitleChar"/>
     <w:uiPriority w:val="10"/>
     <w:qFormat/>
-    <w:rsid w:val="007106C8"/>
+    <w:rsid w:val="00E854FA"/>
     <w:pPr>
       <w:spacing w:after="300" w:line="240" w:lineRule="auto"/>
       <w:contextualSpacing/>
@@ -2534,7 +2565,7 @@
       <w:rFonts w:eastAsiaTheme="majorEastAsia" w:cstheme="majorBidi"/>
       <w:spacing w:val="5"/>
       <w:kern w:val="28"/>
-      <w:sz w:val="52"/>
+      <w:sz w:val="40"/>
       <w:szCs w:val="52"/>
       <w:lang w:val="sv-SE" w:eastAsia="en-US" w:bidi="ar-SA"/>
     </w:rPr>
@@ -2544,12 +2575,12 @@
     <w:basedOn w:val="DefaultParagraphFont"/>
     <w:link w:val="Title"/>
     <w:uiPriority w:val="10"/>
-    <w:rsid w:val="007106C8"/>
+    <w:rsid w:val="00E854FA"/>
     <w:rPr>
       <w:rFonts w:ascii="Times New Roman" w:eastAsiaTheme="majorEastAsia" w:hAnsi="Times New Roman" w:cstheme="majorBidi"/>
       <w:spacing w:val="5"/>
       <w:kern w:val="28"/>
-      <w:sz w:val="52"/>
+      <w:sz w:val="40"/>
       <w:szCs w:val="52"/>
       <w:lang w:val="sv-SE" w:eastAsia="en-US" w:bidi="ar-SA"/>
     </w:rPr>

--- a/klagomål/A 10196-2026 FSC-klagomål.docx
+++ b/klagomål/A 10196-2026 FSC-klagomål.docx
@@ -1577,7 +1577,7 @@
     <w:r>
       <w:tab/>
       <w:tab/>
-      <w:t>2026-06-18</w:t>
+      <w:t>2026-06-19</w:t>
       <w:br/>
       <w:br/>
     </w:r>

--- a/klagomål/A 10196-2026 FSC-klagomål.docx
+++ b/klagomål/A 10196-2026 FSC-klagomål.docx
@@ -1577,7 +1577,7 @@
     <w:r>
       <w:tab/>
       <w:tab/>
-      <w:t>2026-06-19</w:t>
+      <w:t>2026-06-20</w:t>
       <w:br/>
       <w:br/>
     </w:r>

--- a/klagomål/A 10196-2026 FSC-klagomål.docx
+++ b/klagomål/A 10196-2026 FSC-klagomål.docx
@@ -168,38 +168,7 @@
     </w:p>
     <w:p>
       <w:r>
-        <w:t>Detta dokument behandlar höga naturvärden i avverkningsanmälan A 10196-2026 i Östersunds kommun som inkom 2026-02-23 och omfattar 3,2 ha.</w:t>
-      </w:r>
-    </w:p>
-    <w:p>
-      <w:r>
-        <w:t>Nedan presenteras fynd av naturvårdsarter och fridlysta arter som gjorts i det avverkningsanmälda området, samt relevanta utdrag ur standarderna för FSC, Chain of Custody, Controlled Wood och PEFC. I BILAGA 1 finns artfakta om fridlysta arter.</w:t>
-      </w:r>
-    </w:p>
-    <w:p>
-      <w:r>
-        <w:t>Vi förväntar oss att ni återkommer med ett skriftligt svar på vårt klagomål och även beskriver vilka korrigerande åtgärder ni satt in för att rätta till identifierade brister i er efterlevnad av den svenska FSC standarden.</w:t>
-      </w:r>
-    </w:p>
-    <w:p>
-      <w:pPr>
-        <w:pStyle w:val="Heading1"/>
-      </w:pPr>
-      <w:r>
-        <w:t>Naturvårdsarter</w:t>
-      </w:r>
-    </w:p>
-    <w:p>
-      <w:r>
-        <w:t>I och inom 1 meter från avverkningsanmälan har följande 8 naturvårdsarter hittats: garnlav (VU, T), knärot (VU, T, §8), liten svartspik (NT), talltita (NT, §4), tretåig hackspett (NT, T, §4), vitgrynig nållav (NT), vedticka (S, T) och järpe (T, §4). Av dessa är 6 rödlistade. För rödlistade arter har rödlistekategorin angivits inom parentes. Arter som är signalarter enligt Skogsstyrelsen har markerats med (S). Typiska arter inom Natura 2000 som är kopplade till skogsekosystem har markerats med (T). För fridlysta arter anges även paragrafen i Artskyddsförordningen som arten är fridlyst enligt.</w:t>
-      </w:r>
-    </w:p>
-    <w:p>
-      <w:r>
-        <w:t>De påträffade naturvårdsarterna är ett tydligt kvitto på att det rör sig om en skog med höga naturvärden.</w:t>
-      </w:r>
-      <w:r>
-        <w:t xml:space="preserve"> I Figur 1 visas fyndplatser för naturvårdsarter i området, som finns registrerade på Artportalen.</w:t>
+        <w:t>Detta klagomål behandlar höga naturvärden i avverkningsanmälan A 10196-2026 i Östersunds kommun som inkom 2026-02-23 och omfattar 3,2 ha.</w:t>
       </w:r>
     </w:p>
     <w:p>
@@ -247,63 +216,64 @@
         <w:spacing w:after="240"/>
       </w:pPr>
       <w:r>
-        <w:t>Figur 1. Fyndplatser för naturvårdsarter i och inom 1 meter från avverkningsanmälan (röd linje). Markörer utan svart kant är placerade på fyndplatsen. Markörer med svart kant är placerade vid sidan av fyndplatsen och har ett svart streck som visar fyndplatsens exakta position. Kartans mittpunktskoordinat är N 6991907, E 478553 i SWEREF 99 TM.</w:t>
+        <w:t>Figur 1. Fyndplatser för naturvårdsarter i och inom 1 meter från avverkningsanmälan. Markörer utan svart kant är placerade på fyndplatsen. Markörer med svart kant är placerade vid sidan av fyndplatsen har ett svart streck som visar fyndplatsens exakta position. Kartans mittpunktskoordinat är N 6991907, E 478553 i SWEREF 99 TM.</w:t>
+      </w:r>
+    </w:p>
+    <w:p>
+      <w:r>
+        <w:t>I och inom 1 meter från avverkningsanmälan finns fynd av 8 naturvårdsarter, varav 6 är rödlistade, 4 är fridlysta, 5 är typiska (T) och 1 är signalart (S): garnlav (VU, T), knärot (VU, T, §8), liten svartspik (NT), talltita (NT, §4), tretåig hackspett (NT, T, §4), vitgrynig nållav (NT), vedticka (S, T) och järpe (T, §4). Se Figur 1.</w:t>
+      </w:r>
+    </w:p>
+    <w:p>
+      <w:r>
+        <w:t>Nedan presenteras relevanta utdrag ur standarderna för FSC, Chain of Custody, Controlled Wood och PEFC.</w:t>
+      </w:r>
+    </w:p>
+    <w:p>
+      <w:r>
+        <w:t>Vi förväntar oss att ni återkommer med ett skriftligt svar på vårt klagomål och även beskriver vilka korrigerande åtgärder ni satt in för att rätta till identifierade brister i er efterlevnad av den svenska FSC standarden.</w:t>
       </w:r>
     </w:p>
     <w:p>
       <w:pPr>
-        <w:pStyle w:val="Heading2"/>
+        <w:pStyle w:val="Heading1"/>
       </w:pPr>
       <w:r>
-        <w:t>Fridlysta arter</w:t>
+        <w:t>Naturvårdsarter och fridlysta arter</w:t>
       </w:r>
     </w:p>
     <w:p>
       <w:r>
-        <w:t>Följande fridlysta arter har sina livsmiljöer och växtplatser i den avverkningsanmälda skogen: knärot (VU, T, §8), talltita (NT, §4), tretåig hackspett (NT, T, §4) och järpe (T, §4).</w:t>
+        <w:t>Nedan följer beskrivningar av de naturvårdsarter och fridlysta arter som har sina livsmiljöer och växtplatser i den avverkningsanmälda skogen. Se även ytterligare artfakta i BILAGA 1. De påträffade naturvårdsarterna är ett tydligt kvitto på att det rör sig om en skog med höga naturvärden.</w:t>
       </w:r>
     </w:p>
     <w:p>
-      <w:r>
-        <w:t xml:space="preserve">Observera att medlemsländerna är skyldiga att agera i enlighet med EU:s fågeldirektiv där det uttryckligen står att direktivet gäller för fåglar samt för deras ägg, bon och </w:t>
-      </w:r>
       <w:r>
         <w:rPr>
           <w:b/>
         </w:rPr>
-        <w:t xml:space="preserve">livsmiljöer </w:t>
-      </w:r>
-      <w:r>
-        <w:t>(artikel 1). Vidare att de åtgärder som vidtas inte får leda till en försämring av den nuvarande situationen beträffande bevarandet av de fågelarter som avses i artikel 1 (artikel 13). Fågeldirektivet är styrande för tillsynsansvariga myndigheters ärendehantering, ställningstaganden och beslutsfattande.</w:t>
-      </w:r>
-    </w:p>
-    <w:p>
-      <w:r>
-        <w:rPr>
-          <w:b/>
-        </w:rPr>
-        <w:t>Järpe (§4)</w:t>
-      </w:r>
-      <w:r>
-        <w:t xml:space="preserve">, som är upptagen i bilaga 1 och 2 EU:s fågeldirektiv, är mycket stationär inom sitt revir som är minst 25 hektar stort. Livsmiljöerna utgörs av tät barrskog med inblandning av lövträd och en väl utvecklad flerskiktad struktur med bärris och yngre eller undertryckta, täta granar i ett lägre skikt, ofta utmed bäckar och åar inne i den skyddande granskogen. Den överlever inte om dess livsmiljö kalavverkas och är även känslig för röjning, gallring och avverkning där unga granar och lövträd inte sparas i tillräcklig omfattning. Arten finns i sammanhängande grandominerad skog över hela Sverige men förekomsterna är betydligt glesare i Götaland än i övriga landet. Järpe är typisk art för </w:t>
+        <w:t>Garnlav (VU)</w:t>
+      </w:r>
+      <w:r>
+        <w:t xml:space="preserve"> är en utpräglad barrskogsart som ibland kan drapera träden i norrländska grannaturskogar med hög luftfuktighet. Den förekommer även i talldominerade bestånd där den, förutom i trädens grenverk, påträffas hängande över ojämnheter i tallbarken. Arten har minskat starkt i södra och mellersta Sverige och den minskar även i sitt nordliga utbredningsområde. Minskningstakten uppgår till 30 (20–50) % inom 50 år och överstiger gränsvärdet för Sårbar (VU). Orsaken till tillbakagången beror främst på slutavverkningar av naturskogsartade skogar. Bestånd med riklig förekomst bör regelmässigt sparas, vilket även gynnar flera andra sällsynta och rödlistade arter. Garnlav är värdväxt för den mycket sällsynta och akut hotade fjärilen barrskogslavfly (CR) som hör hemma i boreala barrskogar med riklig förekomst av värdväxten. Tidigare kunde arten konstateras årligen på flera platser vid Dala-Floda i Dalarna innan lokalerna kalavverkades. Senaste fyndet i landet av barrskogslavfly är från år 2000 då den påträffades vid Högberget i Sollefteå kommun. Garnlav är typisk art för </w:t>
       </w:r>
       <w:r>
         <w:rPr>
           <w:i/>
         </w:rPr>
-        <w:t xml:space="preserve">9010 Taiga, 9080 Lövsumpskog </w:t>
-      </w:r>
-      <w:r>
-        <w:t xml:space="preserve">och </w:t>
+        <w:t xml:space="preserve">9010 Taiga </w:t>
+      </w:r>
+      <w:r>
+        <w:t>och</w:t>
       </w:r>
       <w:r>
         <w:rPr>
           <w:i/>
         </w:rPr>
-        <w:t xml:space="preserve">9740 Skogsbevuxen myr </w:t>
-      </w:r>
-      <w:r>
-        <w:t>(SLU Artdatabanken, 2026).</w:t>
+        <w:t xml:space="preserve"> 9070 Trädklädd betesmark</w:t>
+      </w:r>
+      <w:r>
+        <w:t xml:space="preserve"> (SLU Artdatabanken, 2026).</w:t>
       </w:r>
     </w:p>
     <w:p>
@@ -411,6 +381,17 @@
         <w:rPr>
           <w:b/>
         </w:rPr>
+        <w:t>Liten svartspik (NT)</w:t>
+      </w:r>
+      <w:r>
+        <w:t xml:space="preserve"> växer på granbark i boreala barrskogar med lång trädkontinuitet och hög luftfuktighet. Orsaken till tillbakagången beror på främst på slutavverkningar av naturskogsartade granskogar. Bestånd med riklig förekomst av liten svartspik bör regelmässigt sparas. Naturhänsyn i samband med slutavverkning måste ske så att man undviker uttorkningseffekter (SLU Artdatabanken, 2024).</w:t>
+      </w:r>
+    </w:p>
+    <w:p>
+      <w:r>
+        <w:rPr>
+          <w:b/>
+        </w:rPr>
         <w:t>Talltita (NT, §4)</w:t>
       </w:r>
       <w:r>
@@ -448,7 +429,70 @@
     </w:p>
     <w:p>
       <w:r>
-        <w:t>I BILAGA 1 finns mer detaljerad information om ekologi samt krav på livsmiljö hos fridlysta arter.</w:t>
+        <w:rPr>
+          <w:b/>
+        </w:rPr>
+        <w:t>Vitgrynig nållav (NT)</w:t>
+      </w:r>
+      <w:r>
+        <w:t xml:space="preserve"> växer nästan uteslutande på bark av gamla, senvuxna granar i skuggiga lägen med hög och jämn luftfuktighet. Den vanligaste naturtypen för arten är kontinuitetsskogar på frisk mark men den finns också i sumpgranskogar. På lång sikt utgör avverkningar av olikåldriga granskogar av naturskogskaraktär ett allvarligt hot mot arten och skogsbruksåtgärder på eller i närheten av växtplatserna bör undvikas. Naturskogsartade, fuktiga granskogar med förekomster av arten signalerar höga biologiska värden och bör bevaras (SLU Artdatabanken, 2024; Nitare &amp; Skogsstyrelsen, 2019).</w:t>
+      </w:r>
+    </w:p>
+    <w:p>
+      <w:r>
+        <w:rPr>
+          <w:b/>
+        </w:rPr>
+        <w:t xml:space="preserve">Vedticka </w:t>
+      </w:r>
+      <w:r>
+        <w:t xml:space="preserve">är en bra signalart söder om den naturliga norrlandsgränsen. Den är huvudsakligen knuten till äldre barrskogar där det föreligger långvarig kontinuitet av död barrved. Vedticka är typisk art för </w:t>
+      </w:r>
+      <w:r>
+        <w:rPr>
+          <w:i/>
+        </w:rPr>
+        <w:t xml:space="preserve">9010 Taiga </w:t>
+      </w:r>
+      <w:r>
+        <w:t>(Nitare &amp; Skogsstyrelsen, 2019; SLU Artdatabanken, 2025).</w:t>
+      </w:r>
+    </w:p>
+    <w:p>
+      <w:r>
+        <w:rPr>
+          <w:b/>
+        </w:rPr>
+        <w:t>Järpe (§4)</w:t>
+      </w:r>
+      <w:r>
+        <w:t xml:space="preserve">, som är upptagen i bilaga 1 och 2 EU:s fågeldirektiv, är mycket stationär inom sitt revir som är minst 25 hektar stort. Livsmiljöerna utgörs av tät barrskog med inblandning av lövträd och en väl utvecklad flerskiktad struktur med bärris och yngre eller undertryckta, täta granar i ett lägre skikt, ofta utmed bäckar och åar inne i den skyddande granskogen. Den överlever inte om dess livsmiljö kalavverkas och är även känslig för röjning, gallring och avverkning där unga granar och lövträd inte sparas i tillräcklig omfattning. Arten finns i sammanhängande grandominerad skog över hela Sverige men förekomsterna är betydligt glesare i Götaland än i övriga landet. Järpe är typisk art för </w:t>
+      </w:r>
+      <w:r>
+        <w:rPr>
+          <w:i/>
+        </w:rPr>
+        <w:t xml:space="preserve">9010 Taiga, 9080 Lövsumpskog </w:t>
+      </w:r>
+      <w:r>
+        <w:t xml:space="preserve">och </w:t>
+      </w:r>
+      <w:r>
+        <w:rPr>
+          <w:i/>
+        </w:rPr>
+        <w:t xml:space="preserve">9740 Skogsbevuxen myr </w:t>
+      </w:r>
+      <w:r>
+        <w:t>(SLU Artdatabanken, 2026).</w:t>
+      </w:r>
+    </w:p>
+    <w:p>
+      <w:pPr>
+        <w:pStyle w:val="Heading1"/>
+      </w:pPr>
+      <w:r>
+        <w:t>Certifiering</w:t>
       </w:r>
     </w:p>
     <w:p>
@@ -456,7 +500,7 @@
         <w:pStyle w:val="Heading2"/>
       </w:pPr>
       <w:r>
-        <w:t>Övriga naturvårdsarter</w:t>
+        <w:t>Ur FSC-standarden</w:t>
       </w:r>
     </w:p>
     <w:p>
@@ -464,28 +508,100 @@
         <w:rPr>
           <w:b/>
         </w:rPr>
-        <w:t>Garnlav (VU)</w:t>
-      </w:r>
-      <w:r>
-        <w:t xml:space="preserve"> är en utpräglad barrskogsart som ibland kan drapera träden i norrländska grannaturskogar med hög luftfuktighet. Den förekommer även i talldominerade bestånd där den, förutom i trädens grenverk, påträffas hängande över ojämnheter i tallbarken. Arten har minskat starkt i södra och mellersta Sverige och den minskar även i sitt nordliga utbredningsområde. Minskningstakten uppgår till 30 (20–50) % inom 50 år och överstiger gränsvärdet för Sårbar (VU). Orsaken till tillbakagången beror främst på slutavverkningar av naturskogsartade skogar. Bestånd med riklig förekomst bör regelmässigt sparas, vilket även gynnar flera andra sällsynta och rödlistade arter. Garnlav är värdväxt för den mycket sällsynta och akut hotade fjärilen barrskogslavfly (CR) som hör hemma i boreala barrskogar med riklig förekomst av värdväxten. Tidigare kunde arten konstateras årligen på flera platser vid Dala-Floda i Dalarna innan lokalerna kalavverkades. Senaste fyndet i landet av barrskogslavfly är från år 2000 då den påträffades vid Högberget i Sollefteå kommun. Garnlav är typisk art för </w:t>
+        <w:t xml:space="preserve">PRINCIP 1: LAGEFTERLEVNAD: </w:t>
+      </w:r>
+      <w:r>
+        <w:t>Certifikatsinnehavaren ska följa alla tillämpliga lagar, förordningar och nationellt ratificerade internationella avtal, konventioner och överenskommelser.</w:t>
+      </w:r>
+    </w:p>
+    <w:p>
+      <w:r>
+        <w:rPr>
+          <w:b/>
+        </w:rPr>
+        <w:t xml:space="preserve">1.3.1 </w:t>
+      </w:r>
+      <w:r>
+        <w:t>Tillämpliga lagar och föreskrifter för brukandet av skogen följs.</w:t>
+      </w:r>
+    </w:p>
+    <w:p>
+      <w:pPr>
+        <w:pStyle w:val="ListBullet"/>
+      </w:pPr>
+      <w:r>
+        <w:rPr>
+          <w:b/>
+          <w:i/>
+        </w:rPr>
+        <w:t xml:space="preserve">Kommentar: </w:t>
+      </w:r>
+      <w:r>
+        <w:t>I den avverkningsanmälda skogen har fridlysta arter sina livsmiljöer och växtplatser. Att skada de fridlysta arternas livsmiljöer, växtplatser eller ekologiska funktion är inte tillåtet enligt artskyddsförordningen.</w:t>
       </w:r>
       <w:r>
         <w:rPr>
           <w:i/>
         </w:rPr>
-        <w:t xml:space="preserve">9010 Taiga </w:t>
-      </w:r>
-      <w:r>
-        <w:t>och</w:t>
+        <w:t xml:space="preserve"> EU:s medlemsländer och skogsbolag är skyldiga att agera i enlighet med EU:s fågeldirektiv där det uttryckligen står att direktivet gäller för fåglar samt för deras ägg, bon och </w:t>
+      </w:r>
+      <w:r>
+        <w:rPr>
+          <w:b/>
+          <w:i/>
+        </w:rPr>
+        <w:t xml:space="preserve">livsmiljöer </w:t>
+      </w:r>
+      <w:r>
+        <w:t>(artikel 1). Vidare att de åtgärder som vidtas inte får leda till en försämring av den nuvarande situationen beträffande bevarandet av de fågelarter som avses i artikel 1 (artikel 13).</w:t>
+      </w:r>
+    </w:p>
+    <w:p>
+      <w:r>
+        <w:rPr>
+          <w:b/>
+        </w:rPr>
+        <w:t xml:space="preserve">6.4 </w:t>
+      </w:r>
+      <w:r>
+        <w:t>Certifikatsinnehavaren ska skydda sällsynta arter och hotade arter samt deras livsmiljöer inom skogsbruksenheten. Det ska ske genom avsättningar, andra skyddade områden och genom att skapa konnektivitet och/eller genom andra direkta åtgärder som gynnar dessa arters överlevnad och livskraft. Åtgärderna ska stå i förhållande till brukandets skala, intensitet och risk, samt till sällsynta och hotade arters bevarandestatus och ekologiska krav. Certifikatsinnehavaren ska beakta den geografiska spridningen och ekologiska krav hos sällsynta och hotade arter utanför skogsbruksenhetens gränser när beslut om åtgärder inom skogsbruksenheten ska fattas.</w:t>
+      </w:r>
+    </w:p>
+    <w:p>
+      <w:r>
+        <w:rPr>
+          <w:b/>
+        </w:rPr>
+        <w:t xml:space="preserve">6.4.3 </w:t>
+      </w:r>
+      <w:r>
+        <w:t>Bevarandeåtgärder genomförs för de kända förekomster av rödlistade arter som påverkas av skogsbruk.</w:t>
+      </w:r>
+    </w:p>
+    <w:p>
+      <w:pPr>
+        <w:pStyle w:val="ListBullet"/>
+      </w:pPr>
+      <w:r>
+        <w:rPr>
+          <w:b/>
+          <w:i/>
+        </w:rPr>
+        <w:t xml:space="preserve">Kommentar: </w:t>
       </w:r>
       <w:r>
         <w:rPr>
           <w:i/>
         </w:rPr>
-        <w:t xml:space="preserve"> 9070 Trädklädd betesmark</w:t>
-      </w:r>
-      <w:r>
-        <w:t xml:space="preserve"> (SLU Artdatabanken, 2026).</w:t>
+        <w:t>I det avverkningsanmälda skogsområdet har 8 naturvårdsarter varav 6 rödlistade arter sina livsmiljöer och växtplatser.</w:t>
+      </w:r>
+    </w:p>
+    <w:p>
+      <w:pPr>
+        <w:pStyle w:val="Heading2"/>
+      </w:pPr>
+      <w:r>
+        <w:t>Ur Chain of Custody Certification (FSC-STD-40-004 ver 3.0)</w:t>
       </w:r>
     </w:p>
     <w:p>
@@ -493,41 +609,144 @@
         <w:rPr>
           <w:b/>
         </w:rPr>
-        <w:t>Liten svartspik (NT)</w:t>
-      </w:r>
-      <w:r>
-        <w:t xml:space="preserve"> växer på granbark i boreala barrskogar med lång trädkontinuitet och hög luftfuktighet. Orsaken till tillbakagången beror på främst på slutavverkningar av naturskogsartade granskogar. Bestånd med riklig förekomst av liten svartspik bör regelmässigt sparas. Naturhänsyn i samband med slutavverkning måste ske så att man undviker uttorkningseffekter (SLU Artdatabanken, 2024).</w:t>
+        <w:t xml:space="preserve">1.3 </w:t>
+      </w:r>
+      <w:r>
+        <w:t xml:space="preserve">The organization shall commit to the FSC values as defined in FSC-POL-01-004 Policy for the Association of Organizations with FSC. </w:t>
       </w:r>
     </w:p>
     <w:p>
+      <w:pPr>
+        <w:pStyle w:val="Heading2"/>
+      </w:pPr>
+      <w:r>
+        <w:t>Ur FSC:s policy för associerade organisationer (FSC-POL-01-004)</w:t>
+      </w:r>
+    </w:p>
+    <w:p>
+      <w:r>
+        <w:t xml:space="preserve">Som “Chain of Custody”-certifierad organisation är skogsbolaget bunden av de fastställda reglerna i Del 1 Punkt 1 c) i Policy för organisationer associerade med FSC (FSC-POL-01-004 V2-0 EN + SVE version 2012-03-02): </w:t>
+      </w:r>
+    </w:p>
+    <w:p>
+      <w:pPr>
+        <w:pStyle w:val="ListNumber"/>
+      </w:pPr>
+      <w:r>
+        <w:t>De organisationer FSC kan acceptera association med får inte direkt eller indirekt ha några kopplingar till nedanstående, oacceptabla aktiviteter:</w:t>
+      </w:r>
+    </w:p>
+    <w:p>
+      <w:pPr>
+        <w:ind w:left="357"/>
+      </w:pPr>
+      <w:r>
+        <w:t>a) Olaglig skogsavverkning och handel med olagligt avverkat virke eller skogsprodukter</w:t>
+      </w:r>
+    </w:p>
+    <w:p>
+      <w:pPr>
+        <w:ind w:left="357"/>
+      </w:pPr>
+      <w:r>
+        <w:t>...</w:t>
+      </w:r>
+    </w:p>
+    <w:p>
+      <w:pPr>
+        <w:ind w:left="357"/>
+      </w:pPr>
+      <w:r>
+        <w:t>c) Skogsbruk som förstör höga naturvärden</w:t>
+      </w:r>
+    </w:p>
+    <w:p>
+      <w:pPr>
+        <w:ind w:left="357"/>
+      </w:pPr>
+      <w:r>
+        <w:t>d) Betydande omvandling av skog till plantager eller annan, icke skoglig, markanvändning</w:t>
+      </w:r>
+    </w:p>
+    <w:p>
+      <w:pPr>
+        <w:pStyle w:val="ListBullet"/>
+      </w:pPr>
       <w:r>
         <w:rPr>
           <w:b/>
+          <w:i/>
         </w:rPr>
-        <w:t xml:space="preserve">Vedticka </w:t>
-      </w:r>
-      <w:r>
-        <w:t xml:space="preserve">är en bra signalart söder om den naturliga norrlandsgränsen. Den är huvudsakligen knuten till äldre barrskogar där det föreligger långvarig kontinuitet av död barrved. Vedticka är typisk art för </w:t>
+        <w:t xml:space="preserve">Kommentar: </w:t>
       </w:r>
       <w:r>
         <w:rPr>
           <w:i/>
         </w:rPr>
-        <w:t xml:space="preserve">9010 Taiga </w:t>
-      </w:r>
-      <w:r>
-        <w:t>(Nitare &amp; Skogsstyrelsen, 2019; SLU Artdatabanken, 2025).</w:t>
+        <w:t>Avverkning av skog med höga naturvärden samt skada på fridlysta arter strider både mot FSC Controlled Wood-standarden och FSC:s policy for associerade organisationer.</w:t>
       </w:r>
     </w:p>
     <w:p>
+      <w:pPr>
+        <w:pStyle w:val="Heading2"/>
+      </w:pPr>
+      <w:r>
+        <w:t>Ur FSC Controlled Wood (FSC-STD-40-005)</w:t>
+      </w:r>
+    </w:p>
+    <w:p>
+      <w:r>
+        <w:t>Virke som inte accepteras i FSC-märkta produkter (oacceptabelt ursprung) enligt FSC Controlled Wood (FSC-STD-40-005):</w:t>
+      </w:r>
+    </w:p>
+    <w:p>
+      <w:pPr>
+        <w:pStyle w:val="ListNumber"/>
+      </w:pPr>
+      <w:r>
+        <w:t>Illegalt avverkat virke.</w:t>
+      </w:r>
+    </w:p>
+    <w:p>
+      <w:pPr>
+        <w:pStyle w:val="ListNumber"/>
+      </w:pPr>
+      <w:r>
+        <w:t>...</w:t>
+      </w:r>
+    </w:p>
+    <w:p>
+      <w:pPr>
+        <w:pStyle w:val="ListNumber"/>
+      </w:pPr>
+      <w:r>
+        <w:t>Virke från avverkningar som hotar höga naturvärden.</w:t>
+      </w:r>
+    </w:p>
+    <w:p>
+      <w:pPr>
+        <w:pStyle w:val="ListNumber"/>
+      </w:pPr>
+      <w:r>
+        <w:t>Virke från skog som konverteras till plantager eller icke-skogligt bruk.</w:t>
+      </w:r>
+    </w:p>
+    <w:p>
+      <w:pPr>
+        <w:pStyle w:val="ListBullet"/>
+      </w:pPr>
       <w:r>
         <w:rPr>
           <w:b/>
+          <w:i/>
         </w:rPr>
-        <w:t>Vitgrynig nållav (NT)</w:t>
-      </w:r>
-      <w:r>
-        <w:t xml:space="preserve"> växer nästan uteslutande på bark av gamla, senvuxna granar i skuggiga lägen med hög och jämn luftfuktighet. Den vanligaste naturtypen för arten är kontinuitetsskogar på frisk mark men den finns också i sumpgranskogar. På lång sikt utgör avverkningar av olikåldriga granskogar av naturskogskaraktär ett allvarligt hot mot arten och skogsbruksåtgärder på eller i närheten av växtplatserna bör undvikas. Naturskogsartade, fuktiga granskogar med förekomster av arten signalerar höga biologiska värden och bör bevaras (SLU Artdatabanken, 2024; Nitare &amp; Skogsstyrelsen, 2019).</w:t>
+        <w:t xml:space="preserve">Kommentar: </w:t>
+      </w:r>
+      <w:r>
+        <w:rPr>
+          <w:i/>
+        </w:rPr>
+        <w:t>Avverkning av skog med höga naturvärden samt skada på fridlysta arter strider både mot FSC Controlled Wood-standarden och FSC:s policy for associerade organisationer.</w:t>
       </w:r>
     </w:p>
     <w:p>
@@ -535,7 +754,134 @@
         <w:pStyle w:val="Heading1"/>
       </w:pPr>
       <w:r>
-        <w:t>Certifiering</w:t>
+        <w:t>Ur PEFC-standarden gällande lagefterlevnad</w:t>
+      </w:r>
+    </w:p>
+    <w:p>
+      <w:r>
+        <w:t>PEFC-standarden förutsätter att tillämplig svensk lagstiftning följs. Det är utsedd tillsynsmyndighet som ansvarar för tillsyn av lagens efterlevnad. PEFC-standarden återger innehållet i vissa certifieringskritiska lag- och föreskriftskrav vilka ska ingå i granskning av PEFC-systemets efterlevnad.</w:t>
+      </w:r>
+    </w:p>
+    <w:p>
+      <w:pPr>
+        <w:pStyle w:val="ListBullet"/>
+      </w:pPr>
+      <w:r>
+        <w:rPr>
+          <w:b/>
+          <w:i/>
+        </w:rPr>
+        <w:t xml:space="preserve">Kommentar: </w:t>
+      </w:r>
+      <w:r>
+        <w:rPr>
+          <w:i/>
+        </w:rPr>
+        <w:t>I den avverkningsanmälda skogen har fridlysta arter sina livsmiljöer och växtplatser. Att skada de fridlysta arternas livsmiljöer, växtplatser eller ekologiska funktion är inte tillåtet enligt artskyddsförordningen</w:t>
+      </w:r>
+    </w:p>
+    <w:p>
+      <w:r>
+        <w:br w:type="page"/>
+      </w:r>
+    </w:p>
+    <w:p>
+      <w:pPr>
+        <w:pStyle w:val="Title"/>
+      </w:pPr>
+      <w:r>
+        <w:t>BILAGA 1 – Fridlysta arter</w:t>
+      </w:r>
+    </w:p>
+    <w:p>
+      <w:pPr>
+        <w:pStyle w:val="Heading1"/>
+      </w:pPr>
+      <w:r>
+        <w:t>Knärot – ekologi samt krav på livsmiljön</w:t>
+      </w:r>
+    </w:p>
+    <w:p>
+      <w:r>
+        <w:t xml:space="preserve">Knärot är typisk art för </w:t>
+      </w:r>
+      <w:r>
+        <w:rPr>
+          <w:i/>
+        </w:rPr>
+        <w:t xml:space="preserve">9010 Taiga </w:t>
+      </w:r>
+      <w:r>
+        <w:t>och</w:t>
+      </w:r>
+      <w:r>
+        <w:rPr>
+          <w:i/>
+        </w:rPr>
+        <w:t xml:space="preserve"> 9050 Näringsrik granskog</w:t>
+      </w:r>
+      <w:r>
+        <w:t>, fridlyst enligt 8 och 15 §§ artskyddsförordningen och klassad som sårbar (VU) enligt rödlistan 2020. Knärot är beroende av hög och jämn luftfuktighet i gamla, ostörda skogsmiljöer och är känslig för snabba förändringar av ljus-/vindförhållanden eller uttorkning. På grund av ett alltför intensivt skogsbruk har den minskat med 40 (25–50) % under de senaste 60 åren och i framtiden bedöms minskningstakten uppgå till 30 (20–40) %. Till följd av att arten har en dokumenterat högre minskningstakt i förhållande till sin generationstid än vad som tidigare varit känt (data från Riksskogstaxeringen) höjdes den till hotkategori sårbar (VU) i rödlistan 2020 (SLU Artdatabanken, 2024).</w:t>
+      </w:r>
+    </w:p>
+    <w:p>
+      <w:r>
+        <w:t>En analys av 79 floraväktarlokaler åren 1990–2015 vilka återbesökts under 2020–2024 visade på en tydlig negativ påverkan på knärotsförekomster från större hyggen i närområdet (inom 150–200 m) vilket indikerar att kanteffekter har en stor påverkan på populationerna. Resultaten bekräftar knärotens känslighet för kanteffekter och visar vikten av att skydda större skogsbestånd för att bevara arten. Om det blir höga andelar (&gt;30%) hyggen inom 200 meter från en knärotsförekomst så ökar risken för att en knärotspopulation dör ut och det verkar det behövas någonstans mellan 100 och 150 meters skyddszon för att bevara arten på lång sikt (Sebestyén &amp; Sundberg, 2025). Detta stöds även av en studie (Johansson et al, 2026) baserad på data från Riksskogstaxeringen som visar att knäroten minskat med 66 % under perioden 1993–2022 samt att det finns en stark korrelation mellan minskande arealer kontinuitetsskog och lokal utdöenderisk. Knäroten uppvisade en mycket låg koloniseringsgrad (0,7 % över 10 år) i kombination med hög lokal utrotningsrisk (75,2 %), där utrotningssannolikheten ökade kraftigt när arealen kontinuitetsskog minskade mellan undersökningar, t.ex. på grund av kalhyggesbruk (Johansson et al., 2026).</w:t>
+      </w:r>
+    </w:p>
+    <w:p>
+      <w:r>
+        <w:t xml:space="preserve">Samuel Johnsons doktorsavhandling </w:t>
+      </w:r>
+      <w:r>
+        <w:rPr>
+          <w:i/>
+        </w:rPr>
+        <w:t>“Retention Forestry as a Conservation Measure for Boreal Forest Ground Vegetation”</w:t>
+      </w:r>
+      <w:r>
+        <w:t xml:space="preserve"> (SLU, Uppsala 2014) visar att det krävs väl tilltagna skyddszoner för att knärotens växtplatser inte ska ta skada av skogsbruksåtgärder i intilliggande områden: </w:t>
+      </w:r>
+      <w:r>
+        <w:rPr>
+          <w:i/>
+        </w:rPr>
+        <w:t xml:space="preserve">“Study III shows that retention patches smaller than 0.5 ha do not lifeboat the sensitive forest herb G. repens, a species that depend on stable microclimatic conditions typical for intact forest stands.” </w:t>
+      </w:r>
+      <w:r>
+        <w:t xml:space="preserve">Vidare </w:t>
+      </w:r>
+      <w:r>
+        <w:rPr>
+          <w:i/>
+        </w:rPr>
+        <w:t>“More sensitive forest species are not lifeboated in retention patches ranging from 0.05 to 0.5 ha (Papers II &amp; III).”</w:t>
+      </w:r>
+    </w:p>
+    <w:p>
+      <w:r>
+        <w:t xml:space="preserve">Johnsons (2014) rekommendation på minst 50 meters breda skyddszoner runt knärotens växtplatser motsvarar en areal på 0,78 hektar, vilket ligger i linje med andra studier som gjorts på känsliga skogsarter: </w:t>
+      </w:r>
+      <w:r>
+        <w:rPr>
+          <w:i/>
+        </w:rPr>
+        <w:t>“In study III I also show that translocated specimens of G. repens survives well in mature forests at least 50 m from the nearest edge to an open area. Moreover, measures of temperature and humidity show that such distances from an open area is far enough to offer a microclimate that is more stable compared to what present in retention patches of around 0.1 ha. This means that the very centre of a circular patch with radius 50 m (equals a size of 0.78 ha) should offer conditions similar to interior forest and would perhaps be a suitable habitat for G. repens and similar species. Previous studies from both North America and Sweden have also concluded that patches between 0.5 and one ha are sufficient for preserving interior forest vegetation as well as sensitive lichens and bryophytes (de Graaf &amp; Roberts 2009; Halpern et al. 2012; Rudolphi et al. 2014).”</w:t>
+      </w:r>
+    </w:p>
+    <w:p>
+      <w:r>
+        <w:t>Ytterligare en studie (Koelmeijer m.fl., 2022) inkluderar knärotens skyddsbehov. I uppsatsen berörs problemet med uttorkning för växter, bl.a. för knärot, ett problem som blivit accentuerat på grund av den pågående klimatförändringen och torra somrar, t.ex. den exceptionellt torra sommaren 2018. I uppsatsen undersöks områden med tre olika avstånd från kalhyggeskant med avseende på skydd bl.a. för knärot. Det första området har avstånd upp till 20 m från hyggeskant (Strong edge effect), det andra 20–40 m från hyggeskant (Weak edge effect) och det tredje avser större avstånd från hyggeskant, där kanteffekten anses vara försumbar (Interior). Ett resultat var att man fann stor eller mycket stor uttorkningseffekt på känsliga och rödlistade skogsarter vid de kortare avstånden till hyggeskant, medan effekt av uttorkning inte konstaterades på större avstånd (Interior). För orkidén knärot fann man en rik förekomst (upp till 0,06 dm2/m2) på stort avstånd från hyggeskant (Interior), medan förekomsten var liten eller närmast försumbar i de områden som klassificerades som Weak edge effect respektive Strong edge effect. Arbetet påpekar att de allt oftare förekommande torra somrarna ger ytterligare skäl att utöka skyddsavståndet från hyggen till den fuktkrävande arten knärot (Koelmeijer m.fl., 2022).</w:t>
+      </w:r>
+    </w:p>
+    <w:p>
+      <w:r>
+        <w:t>Även Skogsstyrelsens egen vägledning för hänsyn till knärot ligger i linje med ovanstående forskningsstudier. Av vägledningen framgår det att för med hög sannolikhet kunna bevara befintliga förekomster krävs relativt stora avsättningar av uppvuxen skog med slutet och relativt tätt kronskikt. Som riktlinje kan krävas ett avstånd på 50 meter in från brynet för att vidmakthålla ett fungerande mikroklimat. Detta innebär att fristående hänsynsytor för många arter (kärlväxter, lavar och mossor) kan behöva ha en area överstigande 0,8 hektar (cirkelyta med radien 50 meter = 0,78 hektar) för att bibehålla lokalklimatet. Även ganska små förändringar i form av förändrade ljus- och fuktighetsförhållanden, till exempel till följd av gallring, kan leda till att arten försvinner till följd av konkurrens med mera ljuskrävande och snabbväxande arter (Skogsstyrelsen, 2022).</w:t>
+      </w:r>
+    </w:p>
+    <w:p>
+      <w:r>
+        <w:t>Vid tillämpning av försiktighetsprincipen enligt 2 kap. 3 § miljöbalken bör sålunda 100–150 meters skyddszon lämnas runt knärotens växtplatser.</w:t>
       </w:r>
     </w:p>
     <w:p>
@@ -543,100 +889,170 @@
         <w:pStyle w:val="Heading2"/>
       </w:pPr>
       <w:r>
-        <w:t>Ur FSC-standarden</w:t>
+        <w:t>Referenser – knärot</w:t>
       </w:r>
     </w:p>
     <w:p>
       <w:r>
+        <w:t xml:space="preserve">de Graaf M &amp; Roberts M.R., 2009. </w:t>
+      </w:r>
+      <w:r>
         <w:rPr>
-          <w:b/>
+          <w:i/>
         </w:rPr>
-        <w:t xml:space="preserve">PRINCIP 1: LAGEFTERLEVNAD: </w:t>
-      </w:r>
-      <w:r>
-        <w:t>Certifikatsinnehavaren ska följa alla tillämpliga lagar, förordningar och nationellt ratificerade internationella avtal, konventioner och överenskommelser.</w:t>
+        <w:t xml:space="preserve">Short-term response of the herbaceous layer within leave patches after harvest. </w:t>
+      </w:r>
+      <w:r>
+        <w:t>Forest Ecology and Management 257, 1014–1025.</w:t>
       </w:r>
     </w:p>
     <w:p>
       <w:r>
+        <w:t xml:space="preserve">Halpern, C. B., Halaj, J., Evans, S. A., &amp; Dovciak, M., 2012. </w:t>
+      </w:r>
+      <w:r>
         <w:rPr>
-          <w:b/>
+          <w:i/>
         </w:rPr>
-        <w:t xml:space="preserve">1.3.1 </w:t>
-      </w:r>
-      <w:r>
-        <w:t>Tillämpliga lagar och föreskrifter för brukandet av skogen följs.</w:t>
+        <w:t xml:space="preserve">Level and pattern of overstory retention interact to shape long-term responses of understories to timber harvest. </w:t>
+      </w:r>
+      <w:r>
+        <w:t>Ecological Applications, 22, 2049–2064.</w:t>
+      </w:r>
+    </w:p>
+    <w:p>
+      <w:r>
+        <w:t>Johansson, V., Jansson, M. och Bergman, K-O</w:t>
+      </w:r>
+      <w:r>
+        <w:rPr>
+          <w:i/>
+        </w:rPr>
+        <w:t>.</w:t>
+      </w:r>
+      <w:r>
+        <w:t>, 2026.</w:t>
+      </w:r>
+      <w:r>
+        <w:rPr>
+          <w:i/>
+        </w:rPr>
+        <w:t xml:space="preserve"> A 30-year population decline of a threatened forest orchid associated with old growth forests</w:t>
+      </w:r>
+      <w:r>
+        <w:t>. Department of Physics, Chemistry and Biology (IFM), Linköping University.</w:t>
+      </w:r>
+    </w:p>
+    <w:p>
+      <w:r>
+        <w:t xml:space="preserve">Johnson, S., 2014. </w:t>
+      </w:r>
+      <w:r>
+        <w:rPr>
+          <w:i/>
+        </w:rPr>
+        <w:t>Retention Forestry as a Conservation Measure for Boreal Forest Ground Vegetation</w:t>
+      </w:r>
+      <w:r>
+        <w:t>. Doktorsavhandling, SLU, Uppsala.</w:t>
+      </w:r>
+    </w:p>
+    <w:p>
+      <w:r>
+        <w:t xml:space="preserve">Koelmeijer, I. A., Ehrlén, J., Jönsson, M., De Frenne, P., Berg, P., Andersson, J., Weibull, H. &amp; Hylander, N. 2022. </w:t>
+      </w:r>
+      <w:r>
+        <w:rPr>
+          <w:i/>
+        </w:rPr>
+        <w:t xml:space="preserve">Interactive effects of drought and edge exposure on old-growth forest understory species. </w:t>
+      </w:r>
+      <w:r>
+        <w:t>Landscape Ecology, 37, sid 1839–1853.</w:t>
+      </w:r>
+    </w:p>
+    <w:p>
+      <w:r>
+        <w:t xml:space="preserve">Rudolphi, J., Jönsson, M. T., &amp; Gustafsson, L., 2014. </w:t>
+      </w:r>
+      <w:r>
+        <w:rPr>
+          <w:i/>
+        </w:rPr>
+        <w:t xml:space="preserve">Biological legacies buffer local species extinction after logging. </w:t>
+      </w:r>
+      <w:r>
+        <w:t>Journal of Applied Ecology. 51, 53–62.</w:t>
+      </w:r>
+    </w:p>
+    <w:p>
+      <w:r>
+        <w:t xml:space="preserve">Sebestyén, L. och Sundberg, S. 2025.  </w:t>
+      </w:r>
+      <w:r>
+        <w:rPr>
+          <w:i/>
+        </w:rPr>
+        <w:t>Påverkan på knärotslokaler från hyggen i närheten.</w:t>
+      </w:r>
+      <w:r>
+        <w:t xml:space="preserve"> DAPHNE 36:1 2025. Botaniska Sällskapet i Stockholm.</w:t>
+      </w:r>
+    </w:p>
+    <w:p>
+      <w:r>
+        <w:t xml:space="preserve">Skogsstyrelsen, 2022. </w:t>
+      </w:r>
+      <w:r>
+        <w:rPr>
+          <w:i/>
+        </w:rPr>
+        <w:t xml:space="preserve">Vägledning för hänsyn till knärot. </w:t>
+      </w:r>
+      <w:r>
+        <w:t>https://www.skogsstyrelsen.se/lag-och-tillsyn/artskydd/vagledningar-och-kunskapsstod-artskydd/vagledning-for-hansyn-till-knarot/.</w:t>
+      </w:r>
+    </w:p>
+    <w:p>
+      <w:r>
+        <w:t xml:space="preserve">SLU Artdatabanken, 2024. </w:t>
+      </w:r>
+      <w:r>
+        <w:rPr>
+          <w:i/>
+        </w:rPr>
+        <w:t xml:space="preserve">Artfaktablad. Naturvård – artfakta. </w:t>
+      </w:r>
+      <w:r>
+        <w:t>SLU Artdatabanken, Uppsala.</w:t>
       </w:r>
     </w:p>
     <w:p>
       <w:pPr>
-        <w:pStyle w:val="ListBullet"/>
+        <w:pStyle w:val="Heading1"/>
       </w:pPr>
       <w:r>
-        <w:rPr>
-          <w:b/>
-          <w:i/>
-        </w:rPr>
-        <w:t xml:space="preserve">Kommentar: </w:t>
-      </w:r>
-      <w:r>
-        <w:t>I den avverkningsanmälda skogen har fridlysta arter sina livsmiljöer och växtplatser. Att skada de fridlysta arternas livsmiljöer, växtplatser eller ekologiska funktion är inte tillåtet enligt artskyddsförordningen.</w:t>
-      </w:r>
-      <w:r>
-        <w:rPr>
-          <w:i/>
-        </w:rPr>
-        <w:t xml:space="preserve"> EU:s medlemsländer och skogsbolag är skyldiga att agera i enlighet med EU:s fågeldirektiv där det uttryckligen står att direktivet gäller för fåglar samt för deras ägg, bon och </w:t>
-      </w:r>
-      <w:r>
-        <w:rPr>
-          <w:b/>
-          <w:i/>
-        </w:rPr>
-        <w:t xml:space="preserve">livsmiljöer </w:t>
-      </w:r>
-      <w:r>
-        <w:t>(artikel 1). Vidare att de åtgärder som vidtas inte får leda till en försämring av den nuvarande situationen beträffande bevarandet av de fågelarter som avses i artikel 1 (artikel 13).</w:t>
+        <w:t>Talltita – ekologi samt krav på livsmiljön</w:t>
       </w:r>
     </w:p>
     <w:p>
       <w:r>
-        <w:rPr>
-          <w:b/>
-        </w:rPr>
-        <w:t xml:space="preserve">6.4 </w:t>
-      </w:r>
-      <w:r>
-        <w:t>Certifikatsinnehavaren ska skydda sällsynta arter och hotade arter samt deras livsmiljöer inom skogsbruksenheten. Det ska ske genom avsättningar, andra skyddade områden och genom att skapa konnektivitet och/eller genom andra direkta åtgärder som gynnar dessa arters överlevnad och livskraft. Åtgärderna ska stå i förhållande till brukandets skala, intensitet och risk, samt till sällsynta och hotade arters bevarandestatus och ekologiska krav. Certifikatsinnehavaren ska beakta den geografiska spridningen och ekologiska krav hos sällsynta och hotade arter utanför skogsbruksenhetens gränser när beslut om åtgärder inom skogsbruksenheten ska fattas.</w:t>
+        <w:t>Talltita är rödlistad som NT, fridlyst och prioriterad art i Skogsvårdslagen. Den omfattas av EU:s fågeldirektiv. Arten har minskat kraftigt de senaste 30 åren och minskningstakten innevarande 10-årsperiod beräknas till 20 (10–30) % (SLU Artdatabanken, 2022).</w:t>
       </w:r>
     </w:p>
     <w:p>
       <w:r>
-        <w:rPr>
-          <w:b/>
-        </w:rPr>
-        <w:t xml:space="preserve">6.4.3 </w:t>
-      </w:r>
-      <w:r>
-        <w:t>Bevarandeåtgärder genomförs för de kända förekomster av rödlistade arter som påverkas av skogsbruk.</w:t>
+        <w:t>Talltita föredrar större sammanhängande barrskogar, och finns såväl i tallskog som granskog och i lövblandad barrskog. Skogens struktur är viktig och ska helst vara flerskiktad med riklig underväxt av mindre granar, björk och andra lövträd och buskar. Tillgång på murknande högstubbar är särskilt viktig, eftersom talltitan helst själv hackar ut sitt bohål (SLU Artdatabanken, 2022).</w:t>
       </w:r>
     </w:p>
     <w:p>
-      <w:pPr>
-        <w:pStyle w:val="ListBullet"/>
-      </w:pPr>
-      <w:r>
-        <w:rPr>
-          <w:b/>
-          <w:i/>
-        </w:rPr>
-        <w:t xml:space="preserve">Kommentar: </w:t>
-      </w:r>
-      <w:r>
-        <w:rPr>
-          <w:i/>
-        </w:rPr>
-        <w:t>I det avverkningsanmälda skogsområdet har 8 naturvårdsarter varav 6 rödlistade arter sina livsmiljöer och växtplatser.</w:t>
+      <w:r>
+        <w:t>Det finns flera studier som visar att talltita är känslig för gallring och inte överlever när dess livsmiljö kalavverkas (Eggers and Low, 2014; Griesser et al., 2007; Klein, 2020). Talltitans revir är förhållandevis stora, 10–20 hektar och arten missgynnas när skogen fragmenteras. Kalavverkning av större delar av reviret innebär att det överges (Artdatabanken, 2021).</w:t>
+      </w:r>
+    </w:p>
+    <w:p>
+      <w:r>
+        <w:t>Talltitan är synnerligen trogen sitt revir så länge paret lever och biotopen förblir intakt. Paret stannar i sitt revir året om. En förlust av ett revir har därför en stor inverkan på den lokala populationen och trakthyggesbruket anses vara orsak till den svenska populationens kraftiga minskning. Talltiteparets revirtrohet innebär att närhelst under året man observerar en adult talltita så ingår denna plats i reviret (Siffczyk et al., 2003; Ekman, 1979).</w:t>
       </w:r>
     </w:p>
     <w:p>
@@ -644,18 +1060,161 @@
         <w:pStyle w:val="Heading2"/>
       </w:pPr>
       <w:r>
-        <w:t>Ur Chain of Custody Certification (FSC-STD-40-004 ver 3.0)</w:t>
+        <w:t>Referenser – talltita</w:t>
       </w:r>
     </w:p>
     <w:p>
       <w:r>
+        <w:t xml:space="preserve">Eggers, S., Low, M., 2014. </w:t>
+      </w:r>
+      <w:r>
         <w:rPr>
-          <w:b/>
+          <w:i/>
         </w:rPr>
-        <w:t xml:space="preserve">1.3 </w:t>
-      </w:r>
-      <w:r>
-        <w:t xml:space="preserve">The organization shall commit to the FSC values as defined in FSC-POL-01-004 Policy for the Association of Organizations with FSC. </w:t>
+        <w:t xml:space="preserve">Differential demographic responses of sympatric Parids to vegetation management in boreal forest. </w:t>
+      </w:r>
+      <w:r>
+        <w:t>For. Ecol. Manage. 319, 169–175.</w:t>
+      </w:r>
+    </w:p>
+    <w:p>
+      <w:r>
+        <w:t xml:space="preserve">Ekman, J., 1979. </w:t>
+      </w:r>
+      <w:r>
+        <w:rPr>
+          <w:i/>
+        </w:rPr>
+        <w:t xml:space="preserve">Coherence, composition and territories of winter social groups of the Willow Tit Parus montanus and the Crested Tit P. cristatus. </w:t>
+      </w:r>
+      <w:r>
+        <w:t>Ornis Scandinavica, 10, pp 56–68</w:t>
+      </w:r>
+    </w:p>
+    <w:p>
+      <w:r>
+        <w:t xml:space="preserve">Griesser, M., Nystrand, M., Eggers, S., Ekman, J., 2007. </w:t>
+      </w:r>
+      <w:r>
+        <w:rPr>
+          <w:i/>
+        </w:rPr>
+        <w:t xml:space="preserve">Impact of forestry practices on fitness correlates and population productivity in an open-nesting bird species. </w:t>
+      </w:r>
+      <w:r>
+        <w:t>Conserv. Biol. 21, 767–774. https://doi.org/10.1111/j.1523- 1739.2007.00675.x</w:t>
+      </w:r>
+    </w:p>
+    <w:p>
+      <w:r>
+        <w:t xml:space="preserve">Klein, J., 2020. </w:t>
+      </w:r>
+      <w:r>
+        <w:rPr>
+          <w:i/>
+        </w:rPr>
+        <w:t xml:space="preserve">The forgotten forest – On thinning, retention, and biodiversity in the boreal forest. </w:t>
+      </w:r>
+      <w:r>
+        <w:t>Doctoral Thesis No. 2020:50</w:t>
+      </w:r>
+    </w:p>
+    <w:p>
+      <w:r>
+        <w:t xml:space="preserve">Siffczyk, C., Brotons, L., Kangas, K., Orell, M., 2003. </w:t>
+      </w:r>
+      <w:r>
+        <w:rPr>
+          <w:i/>
+        </w:rPr>
+        <w:t xml:space="preserve">Home range size of willow tits. </w:t>
+      </w:r>
+      <w:r>
+        <w:t>Oecologica, 136, 635–642 (2003)</w:t>
+      </w:r>
+    </w:p>
+    <w:p>
+      <w:r>
+        <w:t xml:space="preserve">SLU Artdatabanken, 2021. </w:t>
+      </w:r>
+      <w:r>
+        <w:rPr>
+          <w:i/>
+        </w:rPr>
+        <w:t xml:space="preserve">Artfaktablad. Naturvård – artfakta. </w:t>
+      </w:r>
+      <w:r>
+        <w:t>SLU Artdatabanken, Uppsala</w:t>
+      </w:r>
+    </w:p>
+    <w:p>
+      <w:pPr>
+        <w:pStyle w:val="Heading1"/>
+      </w:pPr>
+      <w:r>
+        <w:t>Tretåig hackspett – ekologi samt krav på livsmiljön</w:t>
+      </w:r>
+    </w:p>
+    <w:p>
+      <w:r>
+        <w:t xml:space="preserve">Tretåig hackspett (NT) är fridlyst enligt §4 Artskyddsförordningen och finns med som prioriterad art i Skogsstyrelsen vägledning för skogsbruket (bilaga 4 till SVL). I vägledningen står bland annat att: </w:t>
+      </w:r>
+      <w:r>
+        <w:rPr>
+          <w:i/>
+        </w:rPr>
+        <w:t xml:space="preserve">“Tretåig hackspett har stora arealkrav och höga krav på sin livsmiljö. Omdaningen av naturskogar till kulturskogar medför en förlust av viktiga miljöer, något som förstärks av ökad fragmentering till följd av avverkningar.” </w:t>
+      </w:r>
+      <w:r>
+        <w:t xml:space="preserve">Vidare att: </w:t>
+      </w:r>
+      <w:r>
+        <w:rPr>
+          <w:i/>
+        </w:rPr>
+        <w:t>“Områden med dokumenterad permanent förekomst i naturskogsmiljöer har vanligen så stora naturvärden att skogsbruk är olämpligt”</w:t>
+      </w:r>
+      <w:r>
+        <w:t xml:space="preserve"> (SLU Artdatabanken, 2024; Skogsstyrelsen, 2016)</w:t>
+      </w:r>
+      <w:r>
+        <w:rPr>
+          <w:i/>
+        </w:rPr>
+        <w:t>.</w:t>
+      </w:r>
+    </w:p>
+    <w:p>
+      <w:r>
+        <w:t>Tretåig hackspett är beroende av större sammanhängande naturskogar med kontinuerlig tillgång och nybildning av död ved och fragmentering av livsmiljöerna utgör ett stort hot mot arten (se exempelvis Stachura-Skierczynska et al., 2009; Wesolowski et al., 2005; Butler et al., 2004; Pakkala et al., 2002; Amcoff et al., 1996; Virkkala, 1991). Det finns studier som visar att naturskogens självgallringsprocess som den tretåiga hackspetten är beroende av, inte kan ersättas med efterlämnad hänsyn i skogsbruket (Imbeau &amp; Desrochers, 2002).</w:t>
+      </w:r>
+    </w:p>
+    <w:p>
+      <w:r>
+        <w:t>Permanenta revir av tretåig hackspett karaktäriseras ofta av artens typiska ringformigt ordnade hackmärken på framför allt gamla granar. För att säkerställa att inte revir av tretåig hackspett drabbas av avverkningsplanerna bör en inventering göras i området både under häckningstid och under vintern, då arten utnyttjar betydligt större områden än under sommarens häckningsrevir. Storleken på häckningsreviret varierar med skogstypen, förekomsten av död ved och graden av fragmentering, men är i allmänhet i storleksordningen 25–100 hektar (SLU Artdatabanken, 2024; Skogsstyrelsen, 2016).</w:t>
+      </w:r>
+    </w:p>
+    <w:p>
+      <w:r>
+        <w:t xml:space="preserve">Förutom fridlysning enligt §4 Artskyddsförordningen är tretåig hackspett även förtecknad i EU:s fågeldirektiv bilaga 1. Den är typisk art för </w:t>
+      </w:r>
+      <w:r>
+        <w:rPr>
+          <w:i/>
+        </w:rPr>
+        <w:t xml:space="preserve">9010 Taiga, 9740 Skogsbevuxen myr, 9030 Landhöjningsskog </w:t>
+      </w:r>
+      <w:r>
+        <w:t xml:space="preserve">och </w:t>
+      </w:r>
+      <w:r>
+        <w:rPr>
+          <w:i/>
+        </w:rPr>
+        <w:t>9040 Fjällbjörkskog</w:t>
+      </w:r>
+      <w:r>
+        <w:t xml:space="preserve"> samt ingår i Natura 2000 och är förtecknad i Bernkonventionen bilaga II (strikt skyddade djurarter) (SLU Artdatabanken, 2024; Skogsstyrelsen, 2016).</w:t>
       </w:r>
     </w:p>
     <w:p>
@@ -663,70 +1222,166 @@
         <w:pStyle w:val="Heading2"/>
       </w:pPr>
       <w:r>
-        <w:t>Ur FSC:s policy för associerade organisationer (FSC-POL-01-004)</w:t>
+        <w:t>Referenser – tretåig hackspett</w:t>
       </w:r>
     </w:p>
     <w:p>
       <w:r>
-        <w:t xml:space="preserve">Som “Chain of Custody”-certifierad organisation är skogsbolaget bunden av de fastställda reglerna i Del 1 Punkt 1 c) i Policy för organisationer associerade med FSC (FSC-POL-01-004 V2-0 EN + SVE version 2012-03-02): </w:t>
+        <w:t xml:space="preserve">Amcoff, M. &amp; Eriksson, P. 1996. </w:t>
+      </w:r>
+      <w:r>
+        <w:rPr>
+          <w:i/>
+        </w:rPr>
+        <w:t xml:space="preserve">Förekomst av tretåig hackspett Picoides tridactylus på bestånds- och landskapsnivå. </w:t>
+      </w:r>
+      <w:r>
+        <w:t>Ornis Svecica 6: 107–119.</w:t>
+      </w:r>
+    </w:p>
+    <w:p>
+      <w:r>
+        <w:t xml:space="preserve">Butler, R., Angelstam, P., Ekelund, P. &amp; Schlaeffer, R. 2004. </w:t>
+      </w:r>
+      <w:r>
+        <w:rPr>
+          <w:i/>
+        </w:rPr>
+        <w:t xml:space="preserve">Dead wood threshold values for the three-toed woodpecker presence in boreal and sub-Alpine forest. </w:t>
+      </w:r>
+      <w:r>
+        <w:t>Biological conservation 119(3): 305–318.</w:t>
+      </w:r>
+    </w:p>
+    <w:p>
+      <w:r>
+        <w:t xml:space="preserve">Imbeau, L. &amp; Desrochers, A. 2002. </w:t>
+      </w:r>
+      <w:r>
+        <w:rPr>
+          <w:i/>
+        </w:rPr>
+        <w:t xml:space="preserve">Foraging Ecology and Use of Drumming Trees by Three-Toed Woodpeckers. </w:t>
+      </w:r>
+      <w:r>
+        <w:t>The Journal of Wildlife Management. Vol. 66, No. 1 (Jan., 2002), pp. 222–231.</w:t>
+      </w:r>
+    </w:p>
+    <w:p>
+      <w:r>
+        <w:t xml:space="preserve">Pakkala, T., Hanski, I. &amp; Tomppo, E. 2002. </w:t>
+      </w:r>
+      <w:r>
+        <w:rPr>
+          <w:i/>
+        </w:rPr>
+        <w:t xml:space="preserve">Spatial ecology of the three-toed woodpecker in managed forest landscapes. </w:t>
+      </w:r>
+      <w:r>
+        <w:t>Silva Fennica 36(1): 279–288.</w:t>
+      </w:r>
+    </w:p>
+    <w:p>
+      <w:r>
+        <w:t xml:space="preserve">Skogsstyrelsen, 2016. </w:t>
+      </w:r>
+      <w:r>
+        <w:rPr>
+          <w:i/>
+        </w:rPr>
+        <w:t>Vägledning för hänsyn till fåglar – Tretåig hackspett.</w:t>
+      </w:r>
+    </w:p>
+    <w:p>
+      <w:r>
+        <w:t xml:space="preserve">SLU Artdatabanken, 2024. </w:t>
+      </w:r>
+      <w:r>
+        <w:rPr>
+          <w:i/>
+        </w:rPr>
+        <w:t xml:space="preserve">Artfaktablad. Naturvård – artfakta. </w:t>
+      </w:r>
+      <w:r>
+        <w:t>SLU Artdatabanken, Uppsala.</w:t>
+      </w:r>
+    </w:p>
+    <w:p>
+      <w:r>
+        <w:t xml:space="preserve">Stachura-Skierczynska, K., Tumiel, T. &amp; Skierczynski, M. 2009. </w:t>
+      </w:r>
+      <w:r>
+        <w:rPr>
+          <w:i/>
+        </w:rPr>
+        <w:t xml:space="preserve">Habitat prediction model for three-toed woodpecker and its implications for the conservation of biologically valuable forests. </w:t>
+      </w:r>
+      <w:r>
+        <w:t>Forest Ecology and Management 258(5): 697–703.</w:t>
+      </w:r>
+    </w:p>
+    <w:p>
+      <w:r>
+        <w:t xml:space="preserve">Virkkala, R. 1991. </w:t>
+      </w:r>
+      <w:r>
+        <w:rPr>
+          <w:i/>
+        </w:rPr>
+        <w:t xml:space="preserve">Population trends of forest birds in a Finnish Lapland landscape of large habitat blocks – Consequences of stochastic environmental variation or regional habitat alteration. </w:t>
+      </w:r>
+      <w:r>
+        <w:t>Biological conservation 56(2): 223–240.</w:t>
+      </w:r>
+    </w:p>
+    <w:p>
+      <w:r>
+        <w:t xml:space="preserve">Wesolowski, T., Czeszczewik, D. &amp; Rowinski, P. 2005. </w:t>
+      </w:r>
+      <w:r>
+        <w:rPr>
+          <w:i/>
+        </w:rPr>
+        <w:t xml:space="preserve">Effects of forest management on Three-toed Woodpecker Picoides tridactylus distribution in the Bialowieza Forest (NE Poland): conservation implications. </w:t>
+      </w:r>
+      <w:r>
+        <w:t>Acta Ornithologica 40(1): 53–60.</w:t>
       </w:r>
     </w:p>
     <w:p>
       <w:pPr>
-        <w:pStyle w:val="ListNumber"/>
+        <w:pStyle w:val="Heading1"/>
       </w:pPr>
       <w:r>
-        <w:t>De organisationer FSC kan acceptera association med får inte direkt eller indirekt ha några kopplingar till nedanstående, oacceptabla aktiviteter:</w:t>
+        <w:t>Järpe – ekologi samt krav på livsmiljön</w:t>
       </w:r>
     </w:p>
     <w:p>
-      <w:pPr>
-        <w:ind w:left="357"/>
-      </w:pPr>
-      <w:r>
-        <w:t>a) Olaglig skogsavverkning och handel med olagligt avverkat virke eller skogsprodukter</w:t>
+      <w:r>
+        <w:t>Järpe är fridlyst enligt 4§ artskyddsförordningen och upptagen i bilaga 1 och 2 EU:s fågeldirektiv. Den finns i sammanhängande grandominerad skog över hela Sverige men förekomsterna är betydligt glesare i Götaland än i övriga landet. Järpen har sina livsmiljöer i tät barrskog med inblandning av lövträd och en väl utvecklad flerskiktad struktur med bärris och yngre eller undertryckta, täta granar i ett lägre skikt, ofta utmed bäckar och åar inne i den skyddande granskogen (SLU Artdatabanken, 2026).</w:t>
       </w:r>
     </w:p>
     <w:p>
-      <w:pPr>
-        <w:ind w:left="357"/>
-      </w:pPr>
-      <w:r>
-        <w:t>...</w:t>
-      </w:r>
-    </w:p>
-    <w:p>
-      <w:pPr>
-        <w:ind w:left="357"/>
-      </w:pPr>
-      <w:r>
-        <w:t>c) Skogsbruk som förstör höga naturvärden</w:t>
-      </w:r>
-    </w:p>
-    <w:p>
-      <w:pPr>
-        <w:ind w:left="357"/>
-      </w:pPr>
-      <w:r>
-        <w:t>d) Betydande omvandling av skog till plantager eller annan, icke skoglig, markanvändning</w:t>
-      </w:r>
-    </w:p>
-    <w:p>
-      <w:pPr>
-        <w:pStyle w:val="ListBullet"/>
-      </w:pPr>
-      <w:r>
-        <w:rPr>
-          <w:b/>
-          <w:i/>
-        </w:rPr>
-        <w:t xml:space="preserve">Kommentar: </w:t>
+      <w:r>
+        <w:t xml:space="preserve">Arten behöver lämpliga skogsbestånd om sammanlagt minst 25 hektar. Den är mycket stationär inom sitt revir och när ett par etablerat sig stannar de så länge miljön är intakt. Den undviker öppen mark och förﬂyttar sig sällan över större öppna myrar eller åkermark, och är därför känslig för fragmentering. Järpen överlever inte om dess livsmiljö kalavverkas och är även känslig för röjning, gallring och avverkning där unga granar och lövträd inte sparas i tillräcklig omfattning.  Järpe är typisk art för </w:t>
       </w:r>
       <w:r>
         <w:rPr>
           <w:i/>
         </w:rPr>
-        <w:t>Avverkning av skog med höga naturvärden samt skada på fridlysta arter strider både mot FSC Controlled Wood-standarden och FSC:s policy for associerade organisationer.</w:t>
+        <w:t>9010 Taiga, 9740 Skogsbevuxen myr</w:t>
+      </w:r>
+      <w:r>
+        <w:t xml:space="preserve"> och </w:t>
+      </w:r>
+      <w:r>
+        <w:rPr>
+          <w:i/>
+        </w:rPr>
+        <w:t>9080 Lövsumpskog</w:t>
+      </w:r>
+      <w:r>
+        <w:t xml:space="preserve"> (SLU Artdatabanken, 2026).</w:t>
       </w:r>
     </w:p>
     <w:p>
@@ -734,149 +1389,6 @@
         <w:pStyle w:val="Heading2"/>
       </w:pPr>
       <w:r>
-        <w:t>Ur FSC Controlled Wood (FSC-STD-40-005)</w:t>
-      </w:r>
-    </w:p>
-    <w:p>
-      <w:r>
-        <w:t>Virke som inte accepteras i FSC-märkta produkter (oacceptabelt ursprung) enligt FSC Controlled Wood (FSC-STD-40-005):</w:t>
-      </w:r>
-    </w:p>
-    <w:p>
-      <w:pPr>
-        <w:pStyle w:val="ListNumber"/>
-      </w:pPr>
-      <w:r>
-        <w:t>Illegalt avverkat virke.</w:t>
-      </w:r>
-    </w:p>
-    <w:p>
-      <w:pPr>
-        <w:pStyle w:val="ListNumber"/>
-      </w:pPr>
-      <w:r>
-        <w:t>...</w:t>
-      </w:r>
-    </w:p>
-    <w:p>
-      <w:pPr>
-        <w:pStyle w:val="ListNumber"/>
-      </w:pPr>
-      <w:r>
-        <w:t>Virke från avverkningar som hotar höga naturvärden.</w:t>
-      </w:r>
-    </w:p>
-    <w:p>
-      <w:pPr>
-        <w:pStyle w:val="ListNumber"/>
-      </w:pPr>
-      <w:r>
-        <w:t>Virke från skog som konverteras till plantager eller icke-skogligt bruk.</w:t>
-      </w:r>
-    </w:p>
-    <w:p>
-      <w:pPr>
-        <w:pStyle w:val="ListBullet"/>
-      </w:pPr>
-      <w:r>
-        <w:rPr>
-          <w:b/>
-          <w:i/>
-        </w:rPr>
-        <w:t xml:space="preserve">Kommentar: </w:t>
-      </w:r>
-      <w:r>
-        <w:rPr>
-          <w:i/>
-        </w:rPr>
-        <w:t>Avverkning av skog med höga naturvärden samt skada på fridlysta arter strider både mot FSC Controlled Wood-standarden och FSC:s policy for associerade organisationer.</w:t>
-      </w:r>
-    </w:p>
-    <w:p>
-      <w:pPr>
-        <w:pStyle w:val="Heading1"/>
-      </w:pPr>
-      <w:r>
-        <w:t>Ur PEFC-standarden gällande lagefterlevnad</w:t>
-      </w:r>
-    </w:p>
-    <w:p>
-      <w:r>
-        <w:t>PEFC-standarden förutsätter att tillämplig svensk lagstiftning följs. Det är utsedd tillsynsmyndighet som ansvarar för tillsyn av lagens efterlevnad. PEFC-standarden återger innehållet i vissa certifieringskritiska lag- och föreskriftskrav vilka ska ingå i granskning av PEFC-systemets efterlevnad.</w:t>
-      </w:r>
-    </w:p>
-    <w:p>
-      <w:pPr>
-        <w:pStyle w:val="ListBullet"/>
-      </w:pPr>
-      <w:r>
-        <w:rPr>
-          <w:b/>
-          <w:i/>
-        </w:rPr>
-        <w:t xml:space="preserve">Kommentar: </w:t>
-      </w:r>
-      <w:r>
-        <w:rPr>
-          <w:i/>
-        </w:rPr>
-        <w:t>I den avverkningsanmälda skogen har fridlysta arter sina livsmiljöer och växtplatser. Att skada de fridlysta arternas livsmiljöer, växtplatser eller ekologiska funktion är inte tillåtet enligt artskyddsförordningen</w:t>
-      </w:r>
-    </w:p>
-    <w:p>
-      <w:r>
-        <w:br w:type="page"/>
-      </w:r>
-    </w:p>
-    <w:p>
-      <w:pPr>
-        <w:pStyle w:val="Title"/>
-      </w:pPr>
-      <w:r>
-        <w:t>BILAGA 1 – Fridlysta arter</w:t>
-      </w:r>
-    </w:p>
-    <w:p>
-      <w:pPr>
-        <w:pStyle w:val="Heading1"/>
-      </w:pPr>
-      <w:r>
-        <w:t>Järpe – ekologi samt krav på livsmiljön</w:t>
-      </w:r>
-    </w:p>
-    <w:p>
-      <w:r>
-        <w:t>Järpe är fridlyst enligt 4§ artskyddsförordningen och upptagen i bilaga 1 och 2 EU:s fågeldirektiv. Den finns i sammanhängande grandominerad skog över hela Sverige men förekomsterna är betydligt glesare i Götaland än i övriga landet. Järpen har sina livsmiljöer i tät barrskog med inblandning av lövträd och en väl utvecklad flerskiktad struktur med bärris och yngre eller undertryckta, täta granar i ett lägre skikt, ofta utmed bäckar och åar inne i den skyddande granskogen (SLU Artdatabanken, 2026).</w:t>
-      </w:r>
-    </w:p>
-    <w:p>
-      <w:r>
-        <w:t xml:space="preserve">Arten behöver lämpliga skogsbestånd om sammanlagt minst 25 hektar. Den är mycket stationär inom sitt revir och när ett par etablerat sig stannar de så länge miljön är intakt. Den undviker öppen mark och förﬂyttar sig sällan över större öppna myrar eller åkermark, och är därför känslig för fragmentering. Järpen överlever inte om dess livsmiljö kalavverkas och är även känslig för röjning, gallring och avverkning där unga granar och lövträd inte sparas i tillräcklig omfattning.  Järpe är typisk art för </w:t>
-      </w:r>
-      <w:r>
-        <w:rPr>
-          <w:i/>
-        </w:rPr>
-        <w:t>9010 Taiga, 9740 Skogsbevuxen myr</w:t>
-      </w:r>
-      <w:r>
-        <w:t xml:space="preserve"> och </w:t>
-      </w:r>
-      <w:r>
-        <w:rPr>
-          <w:i/>
-        </w:rPr>
-        <w:t>9080 Lövsumpskog</w:t>
-      </w:r>
-      <w:r>
-        <w:t xml:space="preserve"> (SLU Artdatabanken, 2026).</w:t>
-      </w:r>
-    </w:p>
-    <w:p>
-      <w:pPr>
-        <w:pStyle w:val="Heading2"/>
-      </w:pPr>
-      <w:r>
         <w:t>Referenser – järpe</w:t>
       </w:r>
     </w:p>
@@ -892,561 +1404,6 @@
       </w:r>
       <w:r>
         <w:t>SLU Artdatabanken, Uppsala</w:t>
-      </w:r>
-    </w:p>
-    <w:p>
-      <w:pPr>
-        <w:pStyle w:val="Heading1"/>
-      </w:pPr>
-      <w:r>
-        <w:t>Knärot – ekologi samt krav på livsmiljön</w:t>
-      </w:r>
-    </w:p>
-    <w:p>
-      <w:r>
-        <w:t xml:space="preserve">Knärot är typisk art för </w:t>
-      </w:r>
-      <w:r>
-        <w:rPr>
-          <w:i/>
-        </w:rPr>
-        <w:t xml:space="preserve">9010 Taiga </w:t>
-      </w:r>
-      <w:r>
-        <w:t>och</w:t>
-      </w:r>
-      <w:r>
-        <w:rPr>
-          <w:i/>
-        </w:rPr>
-        <w:t xml:space="preserve"> 9050 Näringsrik granskog</w:t>
-      </w:r>
-      <w:r>
-        <w:t>, fridlyst enligt 8 och 15 §§ artskyddsförordningen och klassad som sårbar (VU) enligt rödlistan 2020. Knärot är beroende av hög och jämn luftfuktighet i gamla, ostörda skogsmiljöer och är känslig för snabba förändringar av ljus-/vindförhållanden eller uttorkning. På grund av ett alltför intensivt skogsbruk har den minskat med 40 (25–50) % under de senaste 60 åren och i framtiden bedöms minskningstakten uppgå till 30 (20–40) %. Till följd av att arten har en dokumenterat högre minskningstakt i förhållande till sin generationstid än vad som tidigare varit känt (data från Riksskogstaxeringen) höjdes den till hotkategori sårbar (VU) i rödlistan 2020 (SLU Artdatabanken, 2024).</w:t>
-      </w:r>
-    </w:p>
-    <w:p>
-      <w:r>
-        <w:t>En analys av 79 floraväktarlokaler åren 1990–2015 vilka återbesökts under 2020–2024 visade på en tydlig negativ påverkan på knärotsförekomster från större hyggen i närområdet (inom 150–200 m) vilket indikerar att kanteffekter har en stor påverkan på populationerna. Resultaten bekräftar knärotens känslighet för kanteffekter och visar vikten av att skydda större skogsbestånd för att bevara arten. Om det blir höga andelar (&gt;30%) hyggen inom 200 meter från en knärotsförekomst så ökar risken för att en knärotspopulation dör ut och det verkar det behövas någonstans mellan 100 och 150 meters skyddszon för att bevara arten på lång sikt (Sebestyén &amp; Sundberg, 2025). Detta stöds även av en studie (Johansson et al, 2026) baserad på data från Riksskogstaxeringen som visar att knäroten minskat med 66 % under perioden 1993–2022 samt att det finns en stark korrelation mellan minskande arealer kontinuitetsskog och lokal utdöenderisk. Knäroten uppvisade en mycket låg koloniseringsgrad (0,7 % över 10 år) i kombination med hög lokal utrotningsrisk (75,2 %), där utrotningssannolikheten ökade kraftigt när arealen kontinuitetsskog minskade mellan undersökningar, t.ex. på grund av kalhyggesbruk (Johansson et al., 2026).</w:t>
-      </w:r>
-    </w:p>
-    <w:p>
-      <w:r>
-        <w:t xml:space="preserve">Samuel Johnsons doktorsavhandling </w:t>
-      </w:r>
-      <w:r>
-        <w:rPr>
-          <w:i/>
-        </w:rPr>
-        <w:t>“Retention Forestry as a Conservation Measure for Boreal Forest Ground Vegetation”</w:t>
-      </w:r>
-      <w:r>
-        <w:t xml:space="preserve"> (SLU, Uppsala 2014) visar att det krävs väl tilltagna skyddszoner för att knärotens växtplatser inte ska ta skada av skogsbruksåtgärder i intilliggande områden: </w:t>
-      </w:r>
-      <w:r>
-        <w:rPr>
-          <w:i/>
-        </w:rPr>
-        <w:t xml:space="preserve">“Study III shows that retention patches smaller than 0.5 ha do not lifeboat the sensitive forest herb G. repens, a species that depend on stable microclimatic conditions typical for intact forest stands.” </w:t>
-      </w:r>
-      <w:r>
-        <w:t xml:space="preserve">Vidare </w:t>
-      </w:r>
-      <w:r>
-        <w:rPr>
-          <w:i/>
-        </w:rPr>
-        <w:t>“More sensitive forest species are not lifeboated in retention patches ranging from 0.05 to 0.5 ha (Papers II &amp; III).”</w:t>
-      </w:r>
-    </w:p>
-    <w:p>
-      <w:r>
-        <w:t xml:space="preserve">Johnsons (2014) rekommendation på minst 50 meters breda skyddszoner runt knärotens växtplatser motsvarar en areal på 0,78 hektar, vilket ligger i linje med andra studier som gjorts på känsliga skogsarter: </w:t>
-      </w:r>
-      <w:r>
-        <w:rPr>
-          <w:i/>
-        </w:rPr>
-        <w:t>“In study III I also show that translocated specimens of G. repens survives well in mature forests at least 50 m from the nearest edge to an open area. Moreover, measures of temperature and humidity show that such distances from an open area is far enough to offer a microclimate that is more stable compared to what present in retention patches of around 0.1 ha. This means that the very centre of a circular patch with radius 50 m (equals a size of 0.78 ha) should offer conditions similar to interior forest and would perhaps be a suitable habitat for G. repens and similar species. Previous studies from both North America and Sweden have also concluded that patches between 0.5 and one ha are sufficient for preserving interior forest vegetation as well as sensitive lichens and bryophytes (de Graaf &amp; Roberts 2009; Halpern et al. 2012; Rudolphi et al. 2014).”</w:t>
-      </w:r>
-    </w:p>
-    <w:p>
-      <w:r>
-        <w:t>Ytterligare en studie (Koelmeijer m.fl., 2022) inkluderar knärotens skyddsbehov. I uppsatsen berörs problemet med uttorkning för växter, bl.a. för knärot, ett problem som blivit accentuerat på grund av den pågående klimatförändringen och torra somrar, t.ex. den exceptionellt torra sommaren 2018. I uppsatsen undersöks områden med tre olika avstånd från kalhyggeskant med avseende på skydd bl.a. för knärot. Det första området har avstånd upp till 20 m från hyggeskant (Strong edge effect), det andra 20–40 m från hyggeskant (Weak edge effect) och det tredje avser större avstånd från hyggeskant, där kanteffekten anses vara försumbar (Interior). Ett resultat var att man fann stor eller mycket stor uttorkningseffekt på känsliga och rödlistade skogsarter vid de kortare avstånden till hyggeskant, medan effekt av uttorkning inte konstaterades på större avstånd (Interior). För orkidén knärot fann man en rik förekomst (upp till 0,06 dm2/m2) på stort avstånd från hyggeskant (Interior), medan förekomsten var liten eller närmast försumbar i de områden som klassificerades som Weak edge effect respektive Strong edge effect. Arbetet påpekar att de allt oftare förekommande torra somrarna ger ytterligare skäl att utöka skyddsavståndet från hyggen till den fuktkrävande arten knärot (Koelmeijer m.fl., 2022).</w:t>
-      </w:r>
-    </w:p>
-    <w:p>
-      <w:r>
-        <w:t>Även Skogsstyrelsens egen vägledning för hänsyn till knärot ligger i linje med ovanstående forskningsstudier. Av vägledningen framgår det att för med hög sannolikhet kunna bevara befintliga förekomster krävs relativt stora avsättningar av uppvuxen skog med slutet och relativt tätt kronskikt. Som riktlinje kan krävas ett avstånd på 50 meter in från brynet för att vidmakthålla ett fungerande mikroklimat. Detta innebär att fristående hänsynsytor för många arter (kärlväxter, lavar och mossor) kan behöva ha en area överstigande 0,8 hektar (cirkelyta med radien 50 meter = 0,78 hektar) för att bibehålla lokalklimatet. Även ganska små förändringar i form av förändrade ljus- och fuktighetsförhållanden, till exempel till följd av gallring, kan leda till att arten försvinner till följd av konkurrens med mera ljuskrävande och snabbväxande arter (Skogsstyrelsen, 2022).</w:t>
-      </w:r>
-    </w:p>
-    <w:p>
-      <w:r>
-        <w:t>Vid tillämpning av försiktighetsprincipen enligt 2 kap. 3 § miljöbalken bör sålunda 100–150 meters skyddszon lämnas runt knärotens växtplatser.</w:t>
-      </w:r>
-    </w:p>
-    <w:p>
-      <w:pPr>
-        <w:pStyle w:val="Heading2"/>
-      </w:pPr>
-      <w:r>
-        <w:t>Referenser – knärot</w:t>
-      </w:r>
-    </w:p>
-    <w:p>
-      <w:r>
-        <w:t xml:space="preserve">de Graaf M &amp; Roberts M.R., 2009. </w:t>
-      </w:r>
-      <w:r>
-        <w:rPr>
-          <w:i/>
-        </w:rPr>
-        <w:t xml:space="preserve">Short-term response of the herbaceous layer within leave patches after harvest. </w:t>
-      </w:r>
-      <w:r>
-        <w:t>Forest Ecology and Management 257, 1014–1025.</w:t>
-      </w:r>
-    </w:p>
-    <w:p>
-      <w:r>
-        <w:t xml:space="preserve">Halpern, C. B., Halaj, J., Evans, S. A., &amp; Dovciak, M., 2012. </w:t>
-      </w:r>
-      <w:r>
-        <w:rPr>
-          <w:i/>
-        </w:rPr>
-        <w:t xml:space="preserve">Level and pattern of overstory retention interact to shape long-term responses of understories to timber harvest. </w:t>
-      </w:r>
-      <w:r>
-        <w:t>Ecological Applications, 22, 2049–2064.</w:t>
-      </w:r>
-    </w:p>
-    <w:p>
-      <w:r>
-        <w:t>Johansson, V., Jansson, M. och Bergman, K-O</w:t>
-      </w:r>
-      <w:r>
-        <w:rPr>
-          <w:i/>
-        </w:rPr>
-        <w:t>.</w:t>
-      </w:r>
-      <w:r>
-        <w:t>, 2026.</w:t>
-      </w:r>
-      <w:r>
-        <w:rPr>
-          <w:i/>
-        </w:rPr>
-        <w:t xml:space="preserve"> A 30-year population decline of a threatened forest orchid associated with old growth forests</w:t>
-      </w:r>
-      <w:r>
-        <w:t>. Department of Physics, Chemistry and Biology (IFM), Linköping University.</w:t>
-      </w:r>
-    </w:p>
-    <w:p>
-      <w:r>
-        <w:t xml:space="preserve">Johnson, S., 2014. </w:t>
-      </w:r>
-      <w:r>
-        <w:rPr>
-          <w:i/>
-        </w:rPr>
-        <w:t>Retention Forestry as a Conservation Measure for Boreal Forest Ground Vegetation</w:t>
-      </w:r>
-      <w:r>
-        <w:t>. Doktorsavhandling, SLU, Uppsala.</w:t>
-      </w:r>
-    </w:p>
-    <w:p>
-      <w:r>
-        <w:t xml:space="preserve">Koelmeijer, I. A., Ehrlén, J., Jönsson, M., De Frenne, P., Berg, P., Andersson, J., Weibull, H. &amp; Hylander, N. 2022. </w:t>
-      </w:r>
-      <w:r>
-        <w:rPr>
-          <w:i/>
-        </w:rPr>
-        <w:t xml:space="preserve">Interactive effects of drought and edge exposure on old-growth forest understory species. </w:t>
-      </w:r>
-      <w:r>
-        <w:t>Landscape Ecology, 37, sid 1839–1853.</w:t>
-      </w:r>
-    </w:p>
-    <w:p>
-      <w:r>
-        <w:t xml:space="preserve">Rudolphi, J., Jönsson, M. T., &amp; Gustafsson, L., 2014. </w:t>
-      </w:r>
-      <w:r>
-        <w:rPr>
-          <w:i/>
-        </w:rPr>
-        <w:t xml:space="preserve">Biological legacies buffer local species extinction after logging. </w:t>
-      </w:r>
-      <w:r>
-        <w:t>Journal of Applied Ecology. 51, 53–62.</w:t>
-      </w:r>
-    </w:p>
-    <w:p>
-      <w:r>
-        <w:t xml:space="preserve">Sebestyén, L. och Sundberg, S. 2025.  </w:t>
-      </w:r>
-      <w:r>
-        <w:rPr>
-          <w:i/>
-        </w:rPr>
-        <w:t>Påverkan på knärotslokaler från hyggen i närheten.</w:t>
-      </w:r>
-      <w:r>
-        <w:t xml:space="preserve"> DAPHNE 36:1 2025. Botaniska Sällskapet i Stockholm.</w:t>
-      </w:r>
-    </w:p>
-    <w:p>
-      <w:r>
-        <w:t xml:space="preserve">Skogsstyrelsen, 2022. </w:t>
-      </w:r>
-      <w:r>
-        <w:rPr>
-          <w:i/>
-        </w:rPr>
-        <w:t xml:space="preserve">Vägledning för hänsyn till knärot. </w:t>
-      </w:r>
-      <w:r>
-        <w:t>https://www.skogsstyrelsen.se/lag-och-tillsyn/artskydd/vagledningar-och-kunskapsstod-artskydd/vagledning-for-hansyn-till-knarot/.</w:t>
-      </w:r>
-    </w:p>
-    <w:p>
-      <w:r>
-        <w:t xml:space="preserve">SLU Artdatabanken, 2024. </w:t>
-      </w:r>
-      <w:r>
-        <w:rPr>
-          <w:i/>
-        </w:rPr>
-        <w:t xml:space="preserve">Artfaktablad. Naturvård – artfakta. </w:t>
-      </w:r>
-      <w:r>
-        <w:t>SLU Artdatabanken, Uppsala.</w:t>
-      </w:r>
-    </w:p>
-    <w:p>
-      <w:pPr>
-        <w:pStyle w:val="Heading1"/>
-      </w:pPr>
-      <w:r>
-        <w:t>Talltita – ekologi samt krav på livsmiljön</w:t>
-      </w:r>
-    </w:p>
-    <w:p>
-      <w:r>
-        <w:t>Talltita är rödlistad som NT, fridlyst och prioriterad art i Skogsvårdslagen. Den omfattas av EU:s fågeldirektiv. Arten har minskat kraftigt de senaste 30 åren och minskningstakten innevarande 10-årsperiod beräknas till 20 (10–30) % (SLU Artdatabanken, 2022).</w:t>
-      </w:r>
-    </w:p>
-    <w:p>
-      <w:r>
-        <w:t>Talltita föredrar större sammanhängande barrskogar, och finns såväl i tallskog som granskog och i lövblandad barrskog. Skogens struktur är viktig och ska helst vara flerskiktad med riklig underväxt av mindre granar, björk och andra lövträd och buskar. Tillgång på murknande högstubbar är särskilt viktig, eftersom talltitan helst själv hackar ut sitt bohål (SLU Artdatabanken, 2022).</w:t>
-      </w:r>
-    </w:p>
-    <w:p>
-      <w:r>
-        <w:t>Det finns flera studier som visar att talltita är känslig för gallring och inte överlever när dess livsmiljö kalavverkas (Eggers and Low, 2014; Griesser et al., 2007; Klein, 2020). Talltitans revir är förhållandevis stora, 10–20 hektar och arten missgynnas när skogen fragmenteras. Kalavverkning av större delar av reviret innebär att det överges (Artdatabanken, 2021).</w:t>
-      </w:r>
-    </w:p>
-    <w:p>
-      <w:r>
-        <w:t>Talltitan är synnerligen trogen sitt revir så länge paret lever och biotopen förblir intakt. Paret stannar i sitt revir året om. En förlust av ett revir har därför en stor inverkan på den lokala populationen och trakthyggesbruket anses vara orsak till den svenska populationens kraftiga minskning. Talltiteparets revirtrohet innebär att närhelst under året man observerar en adult talltita så ingår denna plats i reviret (Siffczyk et al., 2003; Ekman, 1979).</w:t>
-      </w:r>
-    </w:p>
-    <w:p>
-      <w:pPr>
-        <w:pStyle w:val="Heading2"/>
-      </w:pPr>
-      <w:r>
-        <w:t>Referenser – talltita</w:t>
-      </w:r>
-    </w:p>
-    <w:p>
-      <w:r>
-        <w:t xml:space="preserve">Eggers, S., Low, M., 2014. </w:t>
-      </w:r>
-      <w:r>
-        <w:rPr>
-          <w:i/>
-        </w:rPr>
-        <w:t xml:space="preserve">Differential demographic responses of sympatric Parids to vegetation management in boreal forest. </w:t>
-      </w:r>
-      <w:r>
-        <w:t>For. Ecol. Manage. 319, 169–175.</w:t>
-      </w:r>
-    </w:p>
-    <w:p>
-      <w:r>
-        <w:t xml:space="preserve">Ekman, J., 1979. </w:t>
-      </w:r>
-      <w:r>
-        <w:rPr>
-          <w:i/>
-        </w:rPr>
-        <w:t xml:space="preserve">Coherence, composition and territories of winter social groups of the Willow Tit Parus montanus and the Crested Tit P. cristatus. </w:t>
-      </w:r>
-      <w:r>
-        <w:t>Ornis Scandinavica, 10, pp 56–68</w:t>
-      </w:r>
-    </w:p>
-    <w:p>
-      <w:r>
-        <w:t xml:space="preserve">Griesser, M., Nystrand, M., Eggers, S., Ekman, J., 2007. </w:t>
-      </w:r>
-      <w:r>
-        <w:rPr>
-          <w:i/>
-        </w:rPr>
-        <w:t xml:space="preserve">Impact of forestry practices on fitness correlates and population productivity in an open-nesting bird species. </w:t>
-      </w:r>
-      <w:r>
-        <w:t>Conserv. Biol. 21, 767–774. https://doi.org/10.1111/j.1523- 1739.2007.00675.x</w:t>
-      </w:r>
-    </w:p>
-    <w:p>
-      <w:r>
-        <w:t xml:space="preserve">Klein, J., 2020. </w:t>
-      </w:r>
-      <w:r>
-        <w:rPr>
-          <w:i/>
-        </w:rPr>
-        <w:t xml:space="preserve">The forgotten forest – On thinning, retention, and biodiversity in the boreal forest. </w:t>
-      </w:r>
-      <w:r>
-        <w:t>Doctoral Thesis No. 2020:50</w:t>
-      </w:r>
-    </w:p>
-    <w:p>
-      <w:r>
-        <w:t xml:space="preserve">Siffczyk, C., Brotons, L., Kangas, K., Orell, M., 2003. </w:t>
-      </w:r>
-      <w:r>
-        <w:rPr>
-          <w:i/>
-        </w:rPr>
-        <w:t xml:space="preserve">Home range size of willow tits. </w:t>
-      </w:r>
-      <w:r>
-        <w:t>Oecologica, 136, 635–642 (2003)</w:t>
-      </w:r>
-    </w:p>
-    <w:p>
-      <w:r>
-        <w:t xml:space="preserve">SLU Artdatabanken, 2021. </w:t>
-      </w:r>
-      <w:r>
-        <w:rPr>
-          <w:i/>
-        </w:rPr>
-        <w:t xml:space="preserve">Artfaktablad. Naturvård – artfakta. </w:t>
-      </w:r>
-      <w:r>
-        <w:t>SLU Artdatabanken, Uppsala</w:t>
-      </w:r>
-    </w:p>
-    <w:p>
-      <w:pPr>
-        <w:pStyle w:val="Heading1"/>
-      </w:pPr>
-      <w:r>
-        <w:t>Tretåig hackspett – ekologi samt krav på livsmiljön</w:t>
-      </w:r>
-    </w:p>
-    <w:p>
-      <w:r>
-        <w:t xml:space="preserve">Tretåig hackspett (NT) är fridlyst enligt §4 Artskyddsförordningen och finns med som prioriterad art i Skogsstyrelsen vägledning för skogsbruket (bilaga 4 till SVL). I vägledningen står bland annat att: </w:t>
-      </w:r>
-      <w:r>
-        <w:rPr>
-          <w:i/>
-        </w:rPr>
-        <w:t xml:space="preserve">“Tretåig hackspett har stora arealkrav och höga krav på sin livsmiljö. Omdaningen av naturskogar till kulturskogar medför en förlust av viktiga miljöer, något som förstärks av ökad fragmentering till följd av avverkningar.” </w:t>
-      </w:r>
-      <w:r>
-        <w:t xml:space="preserve">Vidare att: </w:t>
-      </w:r>
-      <w:r>
-        <w:rPr>
-          <w:i/>
-        </w:rPr>
-        <w:t>“Områden med dokumenterad permanent förekomst i naturskogsmiljöer har vanligen så stora naturvärden att skogsbruk är olämpligt”</w:t>
-      </w:r>
-      <w:r>
-        <w:t xml:space="preserve"> (SLU Artdatabanken, 2024; Skogsstyrelsen, 2016)</w:t>
-      </w:r>
-      <w:r>
-        <w:rPr>
-          <w:i/>
-        </w:rPr>
-        <w:t>.</w:t>
-      </w:r>
-    </w:p>
-    <w:p>
-      <w:r>
-        <w:t>Tretåig hackspett är beroende av större sammanhängande naturskogar med kontinuerlig tillgång och nybildning av död ved och fragmentering av livsmiljöerna utgör ett stort hot mot arten (se exempelvis Stachura-Skierczynska et al., 2009; Wesolowski et al., 2005; Butler et al., 2004; Pakkala et al., 2002; Amcoff et al., 1996; Virkkala, 1991). Det finns studier som visar att naturskogens självgallringsprocess som den tretåiga hackspetten är beroende av, inte kan ersättas med efterlämnad hänsyn i skogsbruket (Imbeau &amp; Desrochers, 2002).</w:t>
-      </w:r>
-    </w:p>
-    <w:p>
-      <w:r>
-        <w:t>Permanenta revir av tretåig hackspett karaktäriseras ofta av artens typiska ringformigt ordnade hackmärken på framför allt gamla granar. För att säkerställa att inte revir av tretåig hackspett drabbas av avverkningsplanerna bör en inventering göras i området både under häckningstid och under vintern, då arten utnyttjar betydligt större områden än under sommarens häckningsrevir. Storleken på häckningsreviret varierar med skogstypen, förekomsten av död ved och graden av fragmentering, men är i allmänhet i storleksordningen 25–100 hektar (SLU Artdatabanken, 2024; Skogsstyrelsen, 2016).</w:t>
-      </w:r>
-    </w:p>
-    <w:p>
-      <w:r>
-        <w:t xml:space="preserve">Förutom fridlysning enligt §4 Artskyddsförordningen är tretåig hackspett även förtecknad i EU:s fågeldirektiv bilaga 1. Den är typisk art för </w:t>
-      </w:r>
-      <w:r>
-        <w:rPr>
-          <w:i/>
-        </w:rPr>
-        <w:t xml:space="preserve">9010 Taiga, 9740 Skogsbevuxen myr, 9030 Landhöjningsskog </w:t>
-      </w:r>
-      <w:r>
-        <w:t xml:space="preserve">och </w:t>
-      </w:r>
-      <w:r>
-        <w:rPr>
-          <w:i/>
-        </w:rPr>
-        <w:t>9040 Fjällbjörkskog</w:t>
-      </w:r>
-      <w:r>
-        <w:t xml:space="preserve"> samt ingår i Natura 2000 och är förtecknad i Bernkonventionen bilaga II (strikt skyddade djurarter) (SLU Artdatabanken, 2024; Skogsstyrelsen, 2016).</w:t>
-      </w:r>
-    </w:p>
-    <w:p>
-      <w:pPr>
-        <w:pStyle w:val="Heading2"/>
-      </w:pPr>
-      <w:r>
-        <w:t>Referenser – tretåig hackspett</w:t>
-      </w:r>
-    </w:p>
-    <w:p>
-      <w:r>
-        <w:t xml:space="preserve">Amcoff, M. &amp; Eriksson, P. 1996. </w:t>
-      </w:r>
-      <w:r>
-        <w:rPr>
-          <w:i/>
-        </w:rPr>
-        <w:t xml:space="preserve">Förekomst av tretåig hackspett Picoides tridactylus på bestånds- och landskapsnivå. </w:t>
-      </w:r>
-      <w:r>
-        <w:t>Ornis Svecica 6: 107–119.</w:t>
-      </w:r>
-    </w:p>
-    <w:p>
-      <w:r>
-        <w:t xml:space="preserve">Butler, R., Angelstam, P., Ekelund, P. &amp; Schlaeffer, R. 2004. </w:t>
-      </w:r>
-      <w:r>
-        <w:rPr>
-          <w:i/>
-        </w:rPr>
-        <w:t xml:space="preserve">Dead wood threshold values for the three-toed woodpecker presence in boreal and sub-Alpine forest. </w:t>
-      </w:r>
-      <w:r>
-        <w:t>Biological conservation 119(3): 305–318.</w:t>
-      </w:r>
-    </w:p>
-    <w:p>
-      <w:r>
-        <w:t xml:space="preserve">Imbeau, L. &amp; Desrochers, A. 2002. </w:t>
-      </w:r>
-      <w:r>
-        <w:rPr>
-          <w:i/>
-        </w:rPr>
-        <w:t xml:space="preserve">Foraging Ecology and Use of Drumming Trees by Three-Toed Woodpeckers. </w:t>
-      </w:r>
-      <w:r>
-        <w:t>The Journal of Wildlife Management. Vol. 66, No. 1 (Jan., 2002), pp. 222–231.</w:t>
-      </w:r>
-    </w:p>
-    <w:p>
-      <w:r>
-        <w:t xml:space="preserve">Pakkala, T., Hanski, I. &amp; Tomppo, E. 2002. </w:t>
-      </w:r>
-      <w:r>
-        <w:rPr>
-          <w:i/>
-        </w:rPr>
-        <w:t xml:space="preserve">Spatial ecology of the three-toed woodpecker in managed forest landscapes. </w:t>
-      </w:r>
-      <w:r>
-        <w:t>Silva Fennica 36(1): 279–288.</w:t>
-      </w:r>
-    </w:p>
-    <w:p>
-      <w:r>
-        <w:t xml:space="preserve">Skogsstyrelsen, 2016. </w:t>
-      </w:r>
-      <w:r>
-        <w:rPr>
-          <w:i/>
-        </w:rPr>
-        <w:t>Vägledning för hänsyn till fåglar – Tretåig hackspett.</w:t>
-      </w:r>
-    </w:p>
-    <w:p>
-      <w:r>
-        <w:t xml:space="preserve">SLU Artdatabanken, 2024. </w:t>
-      </w:r>
-      <w:r>
-        <w:rPr>
-          <w:i/>
-        </w:rPr>
-        <w:t xml:space="preserve">Artfaktablad. Naturvård – artfakta. </w:t>
-      </w:r>
-      <w:r>
-        <w:t>SLU Artdatabanken, Uppsala.</w:t>
-      </w:r>
-    </w:p>
-    <w:p>
-      <w:r>
-        <w:t xml:space="preserve">Stachura-Skierczynska, K., Tumiel, T. &amp; Skierczynski, M. 2009. </w:t>
-      </w:r>
-      <w:r>
-        <w:rPr>
-          <w:i/>
-        </w:rPr>
-        <w:t xml:space="preserve">Habitat prediction model for three-toed woodpecker and its implications for the conservation of biologically valuable forests. </w:t>
-      </w:r>
-      <w:r>
-        <w:t>Forest Ecology and Management 258(5): 697–703.</w:t>
-      </w:r>
-    </w:p>
-    <w:p>
-      <w:r>
-        <w:t xml:space="preserve">Virkkala, R. 1991. </w:t>
-      </w:r>
-      <w:r>
-        <w:rPr>
-          <w:i/>
-        </w:rPr>
-        <w:t xml:space="preserve">Population trends of forest birds in a Finnish Lapland landscape of large habitat blocks – Consequences of stochastic environmental variation or regional habitat alteration. </w:t>
-      </w:r>
-      <w:r>
-        <w:t>Biological conservation 56(2): 223–240.</w:t>
-      </w:r>
-    </w:p>
-    <w:p>
-      <w:r>
-        <w:t xml:space="preserve">Wesolowski, T., Czeszczewik, D. &amp; Rowinski, P. 2005. </w:t>
-      </w:r>
-      <w:r>
-        <w:rPr>
-          <w:i/>
-        </w:rPr>
-        <w:t xml:space="preserve">Effects of forest management on Three-toed Woodpecker Picoides tridactylus distribution in the Bialowieza Forest (NE Poland): conservation implications. </w:t>
-      </w:r>
-      <w:r>
-        <w:t>Acta Ornithologica 40(1): 53–60.</w:t>
       </w:r>
     </w:p>
     <w:sectPr>
@@ -1577,7 +1534,7 @@
     <w:r>
       <w:tab/>
       <w:tab/>
-      <w:t>2026-06-20</w:t>
+      <w:t>2026-06-21</w:t>
       <w:br/>
       <w:br/>
     </w:r>

--- a/klagomål/A 10196-2026 FSC-klagomål.docx
+++ b/klagomål/A 10196-2026 FSC-klagomål.docx
@@ -1534,7 +1534,7 @@
     <w:r>
       <w:tab/>
       <w:tab/>
-      <w:t>2026-06-21</w:t>
+      <w:t>2026-06-22</w:t>
       <w:br/>
       <w:br/>
     </w:r>

--- a/klagomål/A 10196-2026 FSC-klagomål.docx
+++ b/klagomål/A 10196-2026 FSC-klagomål.docx
@@ -1534,7 +1534,7 @@
     <w:r>
       <w:tab/>
       <w:tab/>
-      <w:t>2026-06-22</w:t>
+      <w:t>2026-06-23</w:t>
       <w:br/>
       <w:br/>
     </w:r>

--- a/klagomål/A 10196-2026 FSC-klagomål.docx
+++ b/klagomål/A 10196-2026 FSC-klagomål.docx
@@ -1534,7 +1534,7 @@
     <w:r>
       <w:tab/>
       <w:tab/>
-      <w:t>2026-06-23</w:t>
+      <w:t>2026-06-24</w:t>
       <w:br/>
       <w:br/>
     </w:r>

--- a/klagomål/A 10196-2026 FSC-klagomål.docx
+++ b/klagomål/A 10196-2026 FSC-klagomål.docx
@@ -1534,7 +1534,7 @@
     <w:r>
       <w:tab/>
       <w:tab/>
-      <w:t>2026-06-24</w:t>
+      <w:t>2026-06-25</w:t>
       <w:br/>
       <w:br/>
     </w:r>

--- a/klagomål/A 10196-2026 FSC-klagomål.docx
+++ b/klagomål/A 10196-2026 FSC-klagomål.docx
@@ -1534,7 +1534,7 @@
     <w:r>
       <w:tab/>
       <w:tab/>
-      <w:t>2026-06-25</w:t>
+      <w:t>2026-06-26</w:t>
       <w:br/>
       <w:br/>
     </w:r>

--- a/klagomål/A 10196-2026 FSC-klagomål.docx
+++ b/klagomål/A 10196-2026 FSC-klagomål.docx
@@ -1534,7 +1534,7 @@
     <w:r>
       <w:tab/>
       <w:tab/>
-      <w:t>2026-06-26</w:t>
+      <w:t>2026-06-27</w:t>
       <w:br/>
       <w:br/>
     </w:r>

--- a/klagomål/A 10196-2026 FSC-klagomål.docx
+++ b/klagomål/A 10196-2026 FSC-klagomål.docx
@@ -1534,7 +1534,7 @@
     <w:r>
       <w:tab/>
       <w:tab/>
-      <w:t>2026-06-27</w:t>
+      <w:t>2026-06-28</w:t>
       <w:br/>
       <w:br/>
     </w:r>

--- a/klagomål/A 10196-2026 FSC-klagomål.docx
+++ b/klagomål/A 10196-2026 FSC-klagomål.docx
@@ -1534,7 +1534,7 @@
     <w:r>
       <w:tab/>
       <w:tab/>
-      <w:t>2026-06-28</w:t>
+      <w:t>2026-06-29</w:t>
       <w:br/>
       <w:br/>
     </w:r>

--- a/klagomål/A 10196-2026 FSC-klagomål.docx
+++ b/klagomål/A 10196-2026 FSC-klagomål.docx
@@ -1534,7 +1534,7 @@
     <w:r>
       <w:tab/>
       <w:tab/>
-      <w:t>2026-06-29</w:t>
+      <w:t>2026-06-30</w:t>
       <w:br/>
       <w:br/>
     </w:r>

--- a/klagomål/A 10196-2026 FSC-klagomål.docx
+++ b/klagomål/A 10196-2026 FSC-klagomål.docx
@@ -1534,7 +1534,7 @@
     <w:r>
       <w:tab/>
       <w:tab/>
-      <w:t>2026-06-30</w:t>
+      <w:t>2026-07-01</w:t>
       <w:br/>
       <w:br/>
     </w:r>

--- a/klagomål/A 10196-2026 FSC-klagomål.docx
+++ b/klagomål/A 10196-2026 FSC-klagomål.docx
@@ -1534,7 +1534,7 @@
     <w:r>
       <w:tab/>
       <w:tab/>
-      <w:t>2026-07-01</w:t>
+      <w:t>2026-07-02</w:t>
       <w:br/>
       <w:br/>
     </w:r>

--- a/klagomål/A 10196-2026 FSC-klagomål.docx
+++ b/klagomål/A 10196-2026 FSC-klagomål.docx
@@ -1534,7 +1534,7 @@
     <w:r>
       <w:tab/>
       <w:tab/>
-      <w:t>2026-07-13</w:t>
+      <w:t>2026-07-14</w:t>
       <w:br/>
       <w:br/>
     </w:r>

--- a/klagomål/A 10196-2026 FSC-klagomål.docx
+++ b/klagomål/A 10196-2026 FSC-klagomål.docx
@@ -1534,7 +1534,7 @@
     <w:r>
       <w:tab/>
       <w:tab/>
-      <w:t>2026-07-14</w:t>
+      <w:t>2026-07-15</w:t>
       <w:br/>
       <w:br/>
     </w:r>

--- a/klagomål/A 10196-2026 FSC-klagomål.docx
+++ b/klagomål/A 10196-2026 FSC-klagomål.docx
@@ -1534,7 +1534,7 @@
     <w:r>
       <w:tab/>
       <w:tab/>
-      <w:t>2026-07-15</w:t>
+      <w:t>2026-07-16</w:t>
       <w:br/>
       <w:br/>
     </w:r>

--- a/klagomål/A 10196-2026 FSC-klagomål.docx
+++ b/klagomål/A 10196-2026 FSC-klagomål.docx
@@ -1534,7 +1534,7 @@
     <w:r>
       <w:tab/>
       <w:tab/>
-      <w:t>2026-07-16</w:t>
+      <w:t>2026-07-17</w:t>
       <w:br/>
       <w:br/>
     </w:r>

--- a/klagomål/A 10196-2026 FSC-klagomål.docx
+++ b/klagomål/A 10196-2026 FSC-klagomål.docx
@@ -1534,7 +1534,7 @@
     <w:r>
       <w:tab/>
       <w:tab/>
-      <w:t>2026-07-17</w:t>
+      <w:t>2026-07-18</w:t>
       <w:br/>
       <w:br/>
     </w:r>

--- a/klagomål/A 10196-2026 FSC-klagomål.docx
+++ b/klagomål/A 10196-2026 FSC-klagomål.docx
@@ -1534,7 +1534,7 @@
     <w:r>
       <w:tab/>
       <w:tab/>
-      <w:t>2026-07-18</w:t>
+      <w:t>2026-07-19</w:t>
       <w:br/>
       <w:br/>
     </w:r>

--- a/klagomål/A 10196-2026 FSC-klagomål.docx
+++ b/klagomål/A 10196-2026 FSC-klagomål.docx
@@ -1534,7 +1534,7 @@
     <w:r>
       <w:tab/>
       <w:tab/>
-      <w:t>2026-07-19</w:t>
+      <w:t>2026-07-20</w:t>
       <w:br/>
       <w:br/>
     </w:r>

--- a/klagomål/A 10196-2026 FSC-klagomål.docx
+++ b/klagomål/A 10196-2026 FSC-klagomål.docx
@@ -1534,7 +1534,7 @@
     <w:r>
       <w:tab/>
       <w:tab/>
-      <w:t>2026-07-20</w:t>
+      <w:t>2026-07-21</w:t>
       <w:br/>
       <w:br/>
     </w:r>

--- a/klagomål/A 10196-2026 FSC-klagomål.docx
+++ b/klagomål/A 10196-2026 FSC-klagomål.docx
@@ -1534,7 +1534,7 @@
     <w:r>
       <w:tab/>
       <w:tab/>
-      <w:t>2026-07-21</w:t>
+      <w:t>2026-07-22</w:t>
       <w:br/>
       <w:br/>
     </w:r>

--- a/klagomål/A 10196-2026 FSC-klagomål.docx
+++ b/klagomål/A 10196-2026 FSC-klagomål.docx
@@ -1534,7 +1534,7 @@
     <w:r>
       <w:tab/>
       <w:tab/>
-      <w:t>2026-07-22</w:t>
+      <w:t>2026-07-23</w:t>
       <w:br/>
       <w:br/>
     </w:r>

--- a/klagomål/A 10196-2026 FSC-klagomål.docx
+++ b/klagomål/A 10196-2026 FSC-klagomål.docx
@@ -1534,7 +1534,7 @@
     <w:r>
       <w:tab/>
       <w:tab/>
-      <w:t>2026-07-23</w:t>
+      <w:t>2026-07-24</w:t>
       <w:br/>
       <w:br/>
     </w:r>

--- a/klagomål/A 10196-2026 FSC-klagomål.docx
+++ b/klagomål/A 10196-2026 FSC-klagomål.docx
@@ -1534,7 +1534,7 @@
     <w:r>
       <w:tab/>
       <w:tab/>
-      <w:t>2026-07-24</w:t>
+      <w:t>2026-07-25</w:t>
       <w:br/>
       <w:br/>
     </w:r>

--- a/klagomål/A 10196-2026 FSC-klagomål.docx
+++ b/klagomål/A 10196-2026 FSC-klagomål.docx
@@ -1534,7 +1534,7 @@
     <w:r>
       <w:tab/>
       <w:tab/>
-      <w:t>2026-07-25</w:t>
+      <w:t>2026-07-26</w:t>
       <w:br/>
       <w:br/>
     </w:r>

--- a/klagomål/A 10196-2026 FSC-klagomål.docx
+++ b/klagomål/A 10196-2026 FSC-klagomål.docx
@@ -1534,7 +1534,7 @@
     <w:r>
       <w:tab/>
       <w:tab/>
-      <w:t>2026-07-26</w:t>
+      <w:t>2026-07-27</w:t>
       <w:br/>
       <w:br/>
     </w:r>

--- a/klagomål/A 10196-2026 FSC-klagomål.docx
+++ b/klagomål/A 10196-2026 FSC-klagomål.docx
@@ -1534,7 +1534,7 @@
     <w:r>
       <w:tab/>
       <w:tab/>
-      <w:t>2026-07-27</w:t>
+      <w:t>2026-07-28</w:t>
       <w:br/>
       <w:br/>
     </w:r>

--- a/klagomål/A 10196-2026 FSC-klagomål.docx
+++ b/klagomål/A 10196-2026 FSC-klagomål.docx
@@ -1534,7 +1534,7 @@
     <w:r>
       <w:tab/>
       <w:tab/>
-      <w:t>2026-07-28</w:t>
+      <w:t>2026-07-29</w:t>
       <w:br/>
       <w:br/>
     </w:r>

--- a/klagomål/A 10196-2026 FSC-klagomål.docx
+++ b/klagomål/A 10196-2026 FSC-klagomål.docx
@@ -1534,7 +1534,7 @@
     <w:r>
       <w:tab/>
       <w:tab/>
-      <w:t>2026-07-29</w:t>
+      <w:t>2026-07-30</w:t>
       <w:br/>
       <w:br/>
     </w:r>

--- a/klagomål/A 10196-2026 FSC-klagomål.docx
+++ b/klagomål/A 10196-2026 FSC-klagomål.docx
@@ -1534,7 +1534,7 @@
     <w:r>
       <w:tab/>
       <w:tab/>
-      <w:t>2026-07-30</w:t>
+      <w:t>2026-07-31</w:t>
       <w:br/>
       <w:br/>
     </w:r>

--- a/klagomål/A 10196-2026 FSC-klagomål.docx
+++ b/klagomål/A 10196-2026 FSC-klagomål.docx
@@ -1534,7 +1534,7 @@
     <w:r>
       <w:tab/>
       <w:tab/>
-      <w:t>2026-07-31</w:t>
+      <w:t>2026-08-01</w:t>
       <w:br/>
       <w:br/>
     </w:r>

--- a/klagomål/A 10196-2026 FSC-klagomål.docx
+++ b/klagomål/A 10196-2026 FSC-klagomål.docx
@@ -1534,7 +1534,7 @@
     <w:r>
       <w:tab/>
       <w:tab/>
-      <w:t>2026-08-01</w:t>
+      <w:t>2026-08-02</w:t>
       <w:br/>
       <w:br/>
     </w:r>

--- a/klagomål/A 10196-2026 FSC-klagomål.docx
+++ b/klagomål/A 10196-2026 FSC-klagomål.docx
@@ -1534,7 +1534,7 @@
     <w:r>
       <w:tab/>
       <w:tab/>
-      <w:t>2026-08-02</w:t>
+      <w:t>2026-08-03</w:t>
       <w:br/>
       <w:br/>
     </w:r>

--- a/klagomål/A 10196-2026 FSC-klagomål.docx
+++ b/klagomål/A 10196-2026 FSC-klagomål.docx
@@ -1534,7 +1534,7 @@
     <w:r>
       <w:tab/>
       <w:tab/>
-      <w:t>2026-08-03</w:t>
+      <w:t>2026-08-05</w:t>
       <w:br/>
       <w:br/>
     </w:r>

--- a/klagomål/A 10196-2026 FSC-klagomål.docx
+++ b/klagomål/A 10196-2026 FSC-klagomål.docx
@@ -1534,7 +1534,7 @@
     <w:r>
       <w:tab/>
       <w:tab/>
-      <w:t>2026-08-05</w:t>
+      <w:t>2026-08-07</w:t>
       <w:br/>
       <w:br/>
     </w:r>

--- a/klagomål/A 10196-2026 FSC-klagomål.docx
+++ b/klagomål/A 10196-2026 FSC-klagomål.docx
@@ -1534,7 +1534,7 @@
     <w:r>
       <w:tab/>
       <w:tab/>
-      <w:t>2026-08-07</w:t>
+      <w:t>2026-08-08</w:t>
       <w:br/>
       <w:br/>
     </w:r>

--- a/klagomål/A 10196-2026 FSC-klagomål.docx
+++ b/klagomål/A 10196-2026 FSC-klagomål.docx
@@ -216,7 +216,7 @@
         <w:spacing w:after="240"/>
       </w:pPr>
       <w:r>
-        <w:t>Figur 1. Fyndplatser för naturvårdsarter i och inom 1 meter från avverkningsanmälan. Markörer utan svart kant är placerade på fyndplatsen. Markörer med svart kant är placerade vid sidan av fyndplatsen har ett svart streck som visar fyndplatsens exakta position. Kartans mittpunktskoordinat är N 6991907, E 478553 i SWEREF 99 TM.</w:t>
+        <w:t>Figur 1. Fyndplatser för naturvårdsarter i och inom 1 meter från avverkningsanmälan. Markörer utan svart kant är placerade på fyndplatsen. Markörer med svart kant är placerade vid sidan av fyndplatsen och har ett svart streck som visar fyndplatsens exakta position. Kartans mittpunktskoordinat är N 6991907, E 478553 i SWEREF 99 TM.</w:t>
       </w:r>
     </w:p>
     <w:p>
@@ -1534,7 +1534,7 @@
     <w:r>
       <w:tab/>
       <w:tab/>
-      <w:t>2026-08-14</w:t>
+      <w:t>2026-08-15</w:t>
       <w:br/>
       <w:br/>
     </w:r>

--- a/klagomål/A 10196-2026 FSC-klagomål.docx
+++ b/klagomål/A 10196-2026 FSC-klagomål.docx
@@ -1534,7 +1534,7 @@
     <w:r>
       <w:tab/>
       <w:tab/>
-      <w:t>2026-08-15</w:t>
+      <w:t>2026-08-16</w:t>
       <w:br/>
       <w:br/>
     </w:r>

--- a/klagomål/A 10196-2026 FSC-klagomål.docx
+++ b/klagomål/A 10196-2026 FSC-klagomål.docx
@@ -1534,7 +1534,7 @@
     <w:r>
       <w:tab/>
       <w:tab/>
-      <w:t>2026-08-16</w:t>
+      <w:t>2026-08-17</w:t>
       <w:br/>
       <w:br/>
     </w:r>

--- a/klagomål/A 10196-2026 FSC-klagomål.docx
+++ b/klagomål/A 10196-2026 FSC-klagomål.docx
@@ -1534,7 +1534,7 @@
     <w:r>
       <w:tab/>
       <w:tab/>
-      <w:t>2026-08-17</w:t>
+      <w:t>2026-08-18</w:t>
       <w:br/>
       <w:br/>
     </w:r>

--- a/klagomål/A 10196-2026 FSC-klagomål.docx
+++ b/klagomål/A 10196-2026 FSC-klagomål.docx
@@ -1534,7 +1534,7 @@
     <w:r>
       <w:tab/>
       <w:tab/>
-      <w:t>2026-08-18</w:t>
+      <w:t>2026-08-19</w:t>
       <w:br/>
       <w:br/>
     </w:r>

--- a/klagomål/A 10196-2026 FSC-klagomål.docx
+++ b/klagomål/A 10196-2026 FSC-klagomål.docx
@@ -1534,7 +1534,7 @@
     <w:r>
       <w:tab/>
       <w:tab/>
-      <w:t>2026-08-19</w:t>
+      <w:t>2026-08-20</w:t>
       <w:br/>
       <w:br/>
     </w:r>

--- a/klagomål/A 10196-2026 FSC-klagomål.docx
+++ b/klagomål/A 10196-2026 FSC-klagomål.docx
@@ -1534,7 +1534,7 @@
     <w:r>
       <w:tab/>
       <w:tab/>
-      <w:t>2026-08-20</w:t>
+      <w:t>2026-08-21</w:t>
       <w:br/>
       <w:br/>
     </w:r>

--- a/klagomål/A 10196-2026 FSC-klagomål.docx
+++ b/klagomål/A 10196-2026 FSC-klagomål.docx
@@ -1534,7 +1534,7 @@
     <w:r>
       <w:tab/>
       <w:tab/>
-      <w:t>2026-08-21</w:t>
+      <w:t>2026-08-22</w:t>
       <w:br/>
       <w:br/>
     </w:r>

--- a/klagomål/A 10196-2026 FSC-klagomål.docx
+++ b/klagomål/A 10196-2026 FSC-klagomål.docx
@@ -1534,7 +1534,7 @@
     <w:r>
       <w:tab/>
       <w:tab/>
-      <w:t>2026-08-22</w:t>
+      <w:t>2026-08-23</w:t>
       <w:br/>
       <w:br/>
     </w:r>

--- a/klagomål/A 10196-2026 FSC-klagomål.docx
+++ b/klagomål/A 10196-2026 FSC-klagomål.docx
@@ -1534,7 +1534,7 @@
     <w:r>
       <w:tab/>
       <w:tab/>
-      <w:t>2026-08-23</w:t>
+      <w:t>2026-08-24</w:t>
       <w:br/>
       <w:br/>
     </w:r>

--- a/klagomål/A 10196-2026 FSC-klagomål.docx
+++ b/klagomål/A 10196-2026 FSC-klagomål.docx
@@ -1534,7 +1534,7 @@
     <w:r>
       <w:tab/>
       <w:tab/>
-      <w:t>2026-08-24</w:t>
+      <w:t>2026-08-25</w:t>
       <w:br/>
       <w:br/>
     </w:r>

--- a/klagomål/A 10196-2026 FSC-klagomål.docx
+++ b/klagomål/A 10196-2026 FSC-klagomål.docx
@@ -1534,7 +1534,7 @@
     <w:r>
       <w:tab/>
       <w:tab/>
-      <w:t>2026-08-25</w:t>
+      <w:t>2026-08-26</w:t>
       <w:br/>
       <w:br/>
     </w:r>

--- a/klagomål/A 10196-2026 FSC-klagomål.docx
+++ b/klagomål/A 10196-2026 FSC-klagomål.docx
@@ -1534,7 +1534,7 @@
     <w:r>
       <w:tab/>
       <w:tab/>
-      <w:t>2026-08-26</w:t>
+      <w:t>2026-08-27</w:t>
       <w:br/>
       <w:br/>
     </w:r>

--- a/klagomål/A 10196-2026 FSC-klagomål.docx
+++ b/klagomål/A 10196-2026 FSC-klagomål.docx
@@ -1534,7 +1534,7 @@
     <w:r>
       <w:tab/>
       <w:tab/>
-      <w:t>2026-08-27</w:t>
+      <w:t>2026-08-28</w:t>
       <w:br/>
       <w:br/>
     </w:r>

--- a/klagomål/A 10196-2026 FSC-klagomål.docx
+++ b/klagomål/A 10196-2026 FSC-klagomål.docx
@@ -1534,7 +1534,7 @@
     <w:r>
       <w:tab/>
       <w:tab/>
-      <w:t>2026-08-28</w:t>
+      <w:t>2026-08-29</w:t>
       <w:br/>
       <w:br/>
     </w:r>

--- a/klagomål/A 10196-2026 FSC-klagomål.docx
+++ b/klagomål/A 10196-2026 FSC-klagomål.docx
@@ -1534,7 +1534,7 @@
     <w:r>
       <w:tab/>
       <w:tab/>
-      <w:t>2026-08-29</w:t>
+      <w:t>2026-08-31</w:t>
       <w:br/>
       <w:br/>
     </w:r>

--- a/klagomål/A 10196-2026 FSC-klagomål.docx
+++ b/klagomål/A 10196-2026 FSC-klagomål.docx
@@ -1534,7 +1534,7 @@
     <w:r>
       <w:tab/>
       <w:tab/>
-      <w:t>2026-08-31</w:t>
+      <w:t>2026-09-01</w:t>
       <w:br/>
       <w:br/>
     </w:r>

--- a/klagomål/A 10196-2026 FSC-klagomål.docx
+++ b/klagomål/A 10196-2026 FSC-klagomål.docx
@@ -1534,7 +1534,7 @@
     <w:r>
       <w:tab/>
       <w:tab/>
-      <w:t>2026-09-01</w:t>
+      <w:t>2026-09-02</w:t>
       <w:br/>
       <w:br/>
     </w:r>

--- a/klagomål/A 10196-2026 FSC-klagomål.docx
+++ b/klagomål/A 10196-2026 FSC-klagomål.docx
@@ -1534,7 +1534,7 @@
     <w:r>
       <w:tab/>
       <w:tab/>
-      <w:t>2026-09-02</w:t>
+      <w:t>2026-09-03</w:t>
       <w:br/>
       <w:br/>
     </w:r>

--- a/klagomål/A 10196-2026 FSC-klagomål.docx
+++ b/klagomål/A 10196-2026 FSC-klagomål.docx
@@ -1534,7 +1534,7 @@
     <w:r>
       <w:tab/>
       <w:tab/>
-      <w:t>2026-09-03</w:t>
+      <w:t>2026-09-04</w:t>
       <w:br/>
       <w:br/>
     </w:r>

--- a/klagomål/A 10196-2026 FSC-klagomål.docx
+++ b/klagomål/A 10196-2026 FSC-klagomål.docx
@@ -1534,7 +1534,7 @@
     <w:r>
       <w:tab/>
       <w:tab/>
-      <w:t>2026-09-04</w:t>
+      <w:t>2026-09-05</w:t>
       <w:br/>
       <w:br/>
     </w:r>

--- a/klagomål/A 10196-2026 FSC-klagomål.docx
+++ b/klagomål/A 10196-2026 FSC-klagomål.docx
@@ -1534,7 +1534,7 @@
     <w:r>
       <w:tab/>
       <w:tab/>
-      <w:t>2026-09-05</w:t>
+      <w:t>2026-09-06</w:t>
       <w:br/>
       <w:br/>
     </w:r>

--- a/klagomål/A 10196-2026 FSC-klagomål.docx
+++ b/klagomål/A 10196-2026 FSC-klagomål.docx
@@ -1534,7 +1534,7 @@
     <w:r>
       <w:tab/>
       <w:tab/>
-      <w:t>2026-09-06</w:t>
+      <w:t>2026-09-07</w:t>
       <w:br/>
       <w:br/>
     </w:r>

--- a/klagomål/A 10196-2026 FSC-klagomål.docx
+++ b/klagomål/A 10196-2026 FSC-klagomål.docx
@@ -1534,7 +1534,7 @@
     <w:r>
       <w:tab/>
       <w:tab/>
-      <w:t>2026-09-07</w:t>
+      <w:t>2026-09-08</w:t>
       <w:br/>
       <w:br/>
     </w:r>

--- a/klagomål/A 10196-2026 FSC-klagomål.docx
+++ b/klagomål/A 10196-2026 FSC-klagomål.docx
@@ -1534,7 +1534,7 @@
     <w:r>
       <w:tab/>
       <w:tab/>
-      <w:t>2026-09-08</w:t>
+      <w:t>2026-09-09</w:t>
       <w:br/>
       <w:br/>
     </w:r>

--- a/klagomål/A 10196-2026 FSC-klagomål.docx
+++ b/klagomål/A 10196-2026 FSC-klagomål.docx
@@ -1534,7 +1534,7 @@
     <w:r>
       <w:tab/>
       <w:tab/>
-      <w:t>2026-09-09</w:t>
+      <w:t>2026-09-10</w:t>
       <w:br/>
       <w:br/>
     </w:r>

--- a/klagomål/A 10196-2026 FSC-klagomål.docx
+++ b/klagomål/A 10196-2026 FSC-klagomål.docx
@@ -1534,7 +1534,7 @@
     <w:r>
       <w:tab/>
       <w:tab/>
-      <w:t>2026-09-10</w:t>
+      <w:t>2026-09-11</w:t>
       <w:br/>
       <w:br/>
     </w:r>

--- a/klagomål/A 10196-2026 FSC-klagomål.docx
+++ b/klagomål/A 10196-2026 FSC-klagomål.docx
@@ -1534,7 +1534,7 @@
     <w:r>
       <w:tab/>
       <w:tab/>
-      <w:t>2026-09-11</w:t>
+      <w:t>2026-09-12</w:t>
       <w:br/>
       <w:br/>
     </w:r>

--- a/klagomål/A 10196-2026 FSC-klagomål.docx
+++ b/klagomål/A 10196-2026 FSC-klagomål.docx
@@ -1534,7 +1534,7 @@
     <w:r>
       <w:tab/>
       <w:tab/>
-      <w:t>2026-09-12</w:t>
+      <w:t>2026-09-13</w:t>
       <w:br/>
       <w:br/>
     </w:r>
